--- a/LAB1.docx
+++ b/LAB1.docx
@@ -4,6 +4,15 @@
   <w:body>
     <w:sdt>
       <w:sdtPr>
+        <w:rPr>
+          <w:rFonts w:asciiTheme="minorHAnsi" w:eastAsiaTheme="minorHAnsi" w:hAnsiTheme="minorHAnsi" w:cstheme="minorBidi"/>
+          <w:color w:val="auto"/>
+          <w:kern w:val="2"/>
+          <w:sz w:val="24"/>
+          <w:szCs w:val="24"/>
+          <w:lang w:val="vi-VN"/>
+          <w14:ligatures w14:val="standardContextual"/>
+        </w:rPr>
         <w:id w:val="1419595605"/>
         <w:docPartObj>
           <w:docPartGallery w:val="Table of Contents"/>
@@ -12,16 +21,9 @@
       </w:sdtPr>
       <w:sdtEndPr>
         <w:rPr>
-          <w:rFonts w:asciiTheme="minorHAnsi" w:eastAsiaTheme="minorHAnsi" w:hAnsiTheme="minorHAnsi" w:cstheme="minorBidi"/>
           <w:b/>
           <w:bCs/>
           <w:noProof/>
-          <w:color w:val="auto"/>
-          <w:kern w:val="2"/>
-          <w:sz w:val="24"/>
-          <w:szCs w:val="24"/>
-          <w:lang w:val="vi-VN"/>
-          <w14:ligatures w14:val="standardContextual"/>
         </w:rPr>
       </w:sdtEndPr>
       <w:sdtContent>
@@ -15510,6 +15512,8 @@
       </w:r>
     </w:p>
     <w:sectPr>
+      <w:headerReference w:type="default" r:id="rId10"/>
+      <w:footerReference w:type="default" r:id="rId11"/>
       <w:pgSz w:w="11906" w:h="16838"/>
       <w:pgMar w:top="1440" w:right="1440" w:bottom="1440" w:left="1440" w:header="708" w:footer="708" w:gutter="0"/>
       <w:cols w:space="708"/>
@@ -15517,6 +15521,125 @@
     </w:sectPr>
   </w:body>
 </w:document>
+</file>
+
+<file path=word/endnotes.xml><?xml version="1.0" encoding="utf-8"?>
+<w:endnotes xmlns:wpc="http://schemas.microsoft.com/office/word/2010/wordprocessingCanvas" xmlns:cx="http://schemas.microsoft.com/office/drawing/2014/chartex" xmlns:cx1="http://schemas.microsoft.com/office/drawing/2015/9/8/chartex" xmlns:cx2="http://schemas.microsoft.com/office/drawing/2015/10/21/chartex" xmlns:cx3="http://schemas.microsoft.com/office/drawing/2016/5/9/chartex" xmlns:cx4="http://schemas.microsoft.com/office/drawing/2016/5/10/chartex" xmlns:cx5="http://schemas.microsoft.com/office/drawing/2016/5/11/chartex" xmlns:cx6="http://schemas.microsoft.com/office/drawing/2016/5/12/chartex" xmlns:cx7="http://schemas.microsoft.com/office/drawing/2016/5/13/chartex" xmlns:cx8="http://schemas.microsoft.com/office/drawing/2016/5/14/chartex" xmlns:mc="http://schemas.openxmlformats.org/markup-compatibility/2006" xmlns:aink="http://schemas.microsoft.com/office/drawing/2016/ink" xmlns:am3d="http://schemas.microsoft.com/office/drawing/2017/model3d" xmlns:o="urn:schemas-microsoft-com:office:office" xmlns:oel="http://schemas.microsoft.com/office/2019/extlst" xmlns:r="http://schemas.openxmlformats.org/officeDocument/2006/relationships" xmlns:m="http://schemas.openxmlformats.org/officeDocument/2006/math" xmlns:v="urn:schemas-microsoft-com:vml" xmlns:wp14="http://schemas.microsoft.com/office/word/2010/wordprocessingDrawing" xmlns:wp="http://schemas.openxmlformats.org/drawingml/2006/wordprocessingDrawing" xmlns:w10="urn:schemas-microsoft-com:office:word" xmlns:w="http://schemas.openxmlformats.org/wordprocessingml/2006/main" xmlns:w14="http://schemas.microsoft.com/office/word/2010/wordml" xmlns:w15="http://schemas.microsoft.com/office/word/2012/wordml" xmlns:w16cex="http://schemas.microsoft.com/office/word/2018/wordml/cex" xmlns:w16cid="http://schemas.microsoft.com/office/word/2016/wordml/cid" xmlns:w16="http://schemas.microsoft.com/office/word/2018/wordml" xmlns:w16du="http://schemas.microsoft.com/office/word/2023/wordml/word16du" xmlns:w16sdtdh="http://schemas.microsoft.com/office/word/2020/wordml/sdtdatahash" xmlns:w16sdtfl="http://schemas.microsoft.com/office/word/2024/wordml/sdtformatlock" xmlns:w16se="http://schemas.microsoft.com/office/word/2015/wordml/symex" xmlns:wpg="http://schemas.microsoft.com/office/word/2010/wordprocessingGroup" xmlns:wpi="http://schemas.microsoft.com/office/word/2010/wordprocessingInk" xmlns:wne="http://schemas.microsoft.com/office/word/2006/wordml" xmlns:wps="http://schemas.microsoft.com/office/word/2010/wordprocessingShape" mc:Ignorable="w14 w15 w16se w16cid w16 w16cex w16sdtdh w16sdtfl w16du wp14">
+  <w:endnote w:type="separator" w:id="-1">
+    <w:p>
+      <w:pPr>
+        <w:spacing w:after="0" w:line="240" w:lineRule="auto"/>
+      </w:pPr>
+      <w:r>
+        <w:separator/>
+      </w:r>
+    </w:p>
+  </w:endnote>
+  <w:endnote w:type="continuationSeparator" w:id="0">
+    <w:p>
+      <w:pPr>
+        <w:spacing w:after="0" w:line="240" w:lineRule="auto"/>
+      </w:pPr>
+      <w:r>
+        <w:continuationSeparator/>
+      </w:r>
+    </w:p>
+  </w:endnote>
+</w:endnotes>
+</file>
+
+<file path=word/footer1.xml><?xml version="1.0" encoding="utf-8"?>
+<w:ftr xmlns:wpc="http://schemas.microsoft.com/office/word/2010/wordprocessingCanvas" xmlns:cx="http://schemas.microsoft.com/office/drawing/2014/chartex" xmlns:cx1="http://schemas.microsoft.com/office/drawing/2015/9/8/chartex" xmlns:cx2="http://schemas.microsoft.com/office/drawing/2015/10/21/chartex" xmlns:cx3="http://schemas.microsoft.com/office/drawing/2016/5/9/chartex" xmlns:cx4="http://schemas.microsoft.com/office/drawing/2016/5/10/chartex" xmlns:cx5="http://schemas.microsoft.com/office/drawing/2016/5/11/chartex" xmlns:cx6="http://schemas.microsoft.com/office/drawing/2016/5/12/chartex" xmlns:cx7="http://schemas.microsoft.com/office/drawing/2016/5/13/chartex" xmlns:cx8="http://schemas.microsoft.com/office/drawing/2016/5/14/chartex" xmlns:mc="http://schemas.openxmlformats.org/markup-compatibility/2006" xmlns:aink="http://schemas.microsoft.com/office/drawing/2016/ink" xmlns:am3d="http://schemas.microsoft.com/office/drawing/2017/model3d" xmlns:o="urn:schemas-microsoft-com:office:office" xmlns:oel="http://schemas.microsoft.com/office/2019/extlst" xmlns:r="http://schemas.openxmlformats.org/officeDocument/2006/relationships" xmlns:m="http://schemas.openxmlformats.org/officeDocument/2006/math" xmlns:v="urn:schemas-microsoft-com:vml" xmlns:wp14="http://schemas.microsoft.com/office/word/2010/wordprocessingDrawing" xmlns:wp="http://schemas.openxmlformats.org/drawingml/2006/wordprocessingDrawing" xmlns:w10="urn:schemas-microsoft-com:office:word" xmlns:w="http://schemas.openxmlformats.org/wordprocessingml/2006/main" xmlns:w14="http://schemas.microsoft.com/office/word/2010/wordml" xmlns:w15="http://schemas.microsoft.com/office/word/2012/wordml" xmlns:w16cex="http://schemas.microsoft.com/office/word/2018/wordml/cex" xmlns:w16cid="http://schemas.microsoft.com/office/word/2016/wordml/cid" xmlns:w16="http://schemas.microsoft.com/office/word/2018/wordml" xmlns:w16du="http://schemas.microsoft.com/office/word/2023/wordml/word16du" xmlns:w16sdtdh="http://schemas.microsoft.com/office/word/2020/wordml/sdtdatahash" xmlns:w16sdtfl="http://schemas.microsoft.com/office/word/2024/wordml/sdtformatlock" xmlns:w16se="http://schemas.microsoft.com/office/word/2015/wordml/symex" xmlns:wpg="http://schemas.microsoft.com/office/word/2010/wordprocessingGroup" xmlns:wpi="http://schemas.microsoft.com/office/word/2010/wordprocessingInk" xmlns:wne="http://schemas.microsoft.com/office/word/2006/wordml" xmlns:wps="http://schemas.microsoft.com/office/word/2010/wordprocessingShape" mc:Ignorable="w14 w15 w16se w16cid w16 w16cex w16sdtdh w16sdtfl w16du wp14">
+  <w:sdt>
+    <w:sdtPr>
+      <w:id w:val="1880734051"/>
+      <w:docPartObj>
+        <w:docPartGallery w:val="Page Numbers (Bottom of Page)"/>
+        <w:docPartUnique/>
+      </w:docPartObj>
+    </w:sdtPr>
+    <w:sdtEndPr>
+      <w:rPr>
+        <w:noProof/>
+      </w:rPr>
+    </w:sdtEndPr>
+    <w:sdtContent>
+      <w:p>
+        <w:pPr>
+          <w:pStyle w:val="Footer"/>
+          <w:jc w:val="center"/>
+        </w:pPr>
+        <w:r>
+          <w:fldChar w:fldCharType="begin"/>
+        </w:r>
+        <w:r>
+          <w:instrText xml:space="preserve"> PAGE   \* MERGEFORMAT </w:instrText>
+        </w:r>
+        <w:r>
+          <w:fldChar w:fldCharType="separate"/>
+        </w:r>
+        <w:r>
+          <w:rPr>
+            <w:noProof/>
+          </w:rPr>
+          <w:t>2</w:t>
+        </w:r>
+        <w:r>
+          <w:rPr>
+            <w:noProof/>
+          </w:rPr>
+          <w:fldChar w:fldCharType="end"/>
+        </w:r>
+      </w:p>
+    </w:sdtContent>
+  </w:sdt>
+  <w:p>
+    <w:pPr>
+      <w:pStyle w:val="Footer"/>
+    </w:pPr>
+  </w:p>
+</w:ftr>
+</file>
+
+<file path=word/footnotes.xml><?xml version="1.0" encoding="utf-8"?>
+<w:footnotes xmlns:wpc="http://schemas.microsoft.com/office/word/2010/wordprocessingCanvas" xmlns:cx="http://schemas.microsoft.com/office/drawing/2014/chartex" xmlns:cx1="http://schemas.microsoft.com/office/drawing/2015/9/8/chartex" xmlns:cx2="http://schemas.microsoft.com/office/drawing/2015/10/21/chartex" xmlns:cx3="http://schemas.microsoft.com/office/drawing/2016/5/9/chartex" xmlns:cx4="http://schemas.microsoft.com/office/drawing/2016/5/10/chartex" xmlns:cx5="http://schemas.microsoft.com/office/drawing/2016/5/11/chartex" xmlns:cx6="http://schemas.microsoft.com/office/drawing/2016/5/12/chartex" xmlns:cx7="http://schemas.microsoft.com/office/drawing/2016/5/13/chartex" xmlns:cx8="http://schemas.microsoft.com/office/drawing/2016/5/14/chartex" xmlns:mc="http://schemas.openxmlformats.org/markup-compatibility/2006" xmlns:aink="http://schemas.microsoft.com/office/drawing/2016/ink" xmlns:am3d="http://schemas.microsoft.com/office/drawing/2017/model3d" xmlns:o="urn:schemas-microsoft-com:office:office" xmlns:oel="http://schemas.microsoft.com/office/2019/extlst" xmlns:r="http://schemas.openxmlformats.org/officeDocument/2006/relationships" xmlns:m="http://schemas.openxmlformats.org/officeDocument/2006/math" xmlns:v="urn:schemas-microsoft-com:vml" xmlns:wp14="http://schemas.microsoft.com/office/word/2010/wordprocessingDrawing" xmlns:wp="http://schemas.openxmlformats.org/drawingml/2006/wordprocessingDrawing" xmlns:w10="urn:schemas-microsoft-com:office:word" xmlns:w="http://schemas.openxmlformats.org/wordprocessingml/2006/main" xmlns:w14="http://schemas.microsoft.com/office/word/2010/wordml" xmlns:w15="http://schemas.microsoft.com/office/word/2012/wordml" xmlns:w16cex="http://schemas.microsoft.com/office/word/2018/wordml/cex" xmlns:w16cid="http://schemas.microsoft.com/office/word/2016/wordml/cid" xmlns:w16="http://schemas.microsoft.com/office/word/2018/wordml" xmlns:w16du="http://schemas.microsoft.com/office/word/2023/wordml/word16du" xmlns:w16sdtdh="http://schemas.microsoft.com/office/word/2020/wordml/sdtdatahash" xmlns:w16sdtfl="http://schemas.microsoft.com/office/word/2024/wordml/sdtformatlock" xmlns:w16se="http://schemas.microsoft.com/office/word/2015/wordml/symex" xmlns:wpg="http://schemas.microsoft.com/office/word/2010/wordprocessingGroup" xmlns:wpi="http://schemas.microsoft.com/office/word/2010/wordprocessingInk" xmlns:wne="http://schemas.microsoft.com/office/word/2006/wordml" xmlns:wps="http://schemas.microsoft.com/office/word/2010/wordprocessingShape" mc:Ignorable="w14 w15 w16se w16cid w16 w16cex w16sdtdh w16sdtfl w16du wp14">
+  <w:footnote w:type="separator" w:id="-1">
+    <w:p>
+      <w:pPr>
+        <w:spacing w:after="0" w:line="240" w:lineRule="auto"/>
+      </w:pPr>
+      <w:r>
+        <w:separator/>
+      </w:r>
+    </w:p>
+  </w:footnote>
+  <w:footnote w:type="continuationSeparator" w:id="0">
+    <w:p>
+      <w:pPr>
+        <w:spacing w:after="0" w:line="240" w:lineRule="auto"/>
+      </w:pPr>
+      <w:r>
+        <w:continuationSeparator/>
+      </w:r>
+    </w:p>
+  </w:footnote>
+</w:footnotes>
+</file>
+
+<file path=word/header1.xml><?xml version="1.0" encoding="utf-8"?>
+<w:hdr xmlns:wpc="http://schemas.microsoft.com/office/word/2010/wordprocessingCanvas" xmlns:cx="http://schemas.microsoft.com/office/drawing/2014/chartex" xmlns:cx1="http://schemas.microsoft.com/office/drawing/2015/9/8/chartex" xmlns:cx2="http://schemas.microsoft.com/office/drawing/2015/10/21/chartex" xmlns:cx3="http://schemas.microsoft.com/office/drawing/2016/5/9/chartex" xmlns:cx4="http://schemas.microsoft.com/office/drawing/2016/5/10/chartex" xmlns:cx5="http://schemas.microsoft.com/office/drawing/2016/5/11/chartex" xmlns:cx6="http://schemas.microsoft.com/office/drawing/2016/5/12/chartex" xmlns:cx7="http://schemas.microsoft.com/office/drawing/2016/5/13/chartex" xmlns:cx8="http://schemas.microsoft.com/office/drawing/2016/5/14/chartex" xmlns:mc="http://schemas.openxmlformats.org/markup-compatibility/2006" xmlns:aink="http://schemas.microsoft.com/office/drawing/2016/ink" xmlns:am3d="http://schemas.microsoft.com/office/drawing/2017/model3d" xmlns:o="urn:schemas-microsoft-com:office:office" xmlns:oel="http://schemas.microsoft.com/office/2019/extlst" xmlns:r="http://schemas.openxmlformats.org/officeDocument/2006/relationships" xmlns:m="http://schemas.openxmlformats.org/officeDocument/2006/math" xmlns:v="urn:schemas-microsoft-com:vml" xmlns:wp14="http://schemas.microsoft.com/office/word/2010/wordprocessingDrawing" xmlns:wp="http://schemas.openxmlformats.org/drawingml/2006/wordprocessingDrawing" xmlns:w10="urn:schemas-microsoft-com:office:word" xmlns:w="http://schemas.openxmlformats.org/wordprocessingml/2006/main" xmlns:w14="http://schemas.microsoft.com/office/word/2010/wordml" xmlns:w15="http://schemas.microsoft.com/office/word/2012/wordml" xmlns:w16cex="http://schemas.microsoft.com/office/word/2018/wordml/cex" xmlns:w16cid="http://schemas.microsoft.com/office/word/2016/wordml/cid" xmlns:w16="http://schemas.microsoft.com/office/word/2018/wordml" xmlns:w16du="http://schemas.microsoft.com/office/word/2023/wordml/word16du" xmlns:w16sdtdh="http://schemas.microsoft.com/office/word/2020/wordml/sdtdatahash" xmlns:w16sdtfl="http://schemas.microsoft.com/office/word/2024/wordml/sdtformatlock" xmlns:w16se="http://schemas.microsoft.com/office/word/2015/wordml/symex" xmlns:wpg="http://schemas.microsoft.com/office/word/2010/wordprocessingGroup" xmlns:wpi="http://schemas.microsoft.com/office/word/2010/wordprocessingInk" xmlns:wne="http://schemas.microsoft.com/office/word/2006/wordml" xmlns:wps="http://schemas.microsoft.com/office/word/2010/wordprocessingShape" mc:Ignorable="w14 w15 w16se w16cid w16 w16cex w16sdtdh w16sdtfl w16du wp14">
+  <w:p>
+    <w:pPr>
+      <w:pStyle w:val="Header"/>
+      <w:jc w:val="center"/>
+    </w:pPr>
+  </w:p>
+  <w:p>
+    <w:pPr>
+      <w:pStyle w:val="Header"/>
+    </w:pPr>
+  </w:p>
+</w:hdr>
 </file>
 
 <file path=word/styles.xml><?xml version="1.0" encoding="utf-8"?>
@@ -16490,6 +16613,50 @@
       <w:u w:val="single"/>
     </w:rPr>
   </w:style>
+  <w:style w:type="paragraph" w:styleId="Header">
+    <w:name w:val="header"/>
+    <w:basedOn w:val="Normal"/>
+    <w:link w:val="HeaderChar"/>
+    <w:uiPriority w:val="99"/>
+    <w:unhideWhenUsed/>
+    <w:rsid w:val="00C07952"/>
+    <w:pPr>
+      <w:tabs>
+        <w:tab w:val="center" w:pos="4513"/>
+        <w:tab w:val="right" w:pos="9026"/>
+      </w:tabs>
+      <w:spacing w:after="0" w:line="240" w:lineRule="auto"/>
+    </w:pPr>
+  </w:style>
+  <w:style w:type="character" w:customStyle="1" w:styleId="HeaderChar">
+    <w:name w:val="Header Char"/>
+    <w:basedOn w:val="DefaultParagraphFont"/>
+    <w:link w:val="Header"/>
+    <w:uiPriority w:val="99"/>
+    <w:rsid w:val="00C07952"/>
+  </w:style>
+  <w:style w:type="paragraph" w:styleId="Footer">
+    <w:name w:val="footer"/>
+    <w:basedOn w:val="Normal"/>
+    <w:link w:val="FooterChar"/>
+    <w:uiPriority w:val="99"/>
+    <w:unhideWhenUsed/>
+    <w:rsid w:val="00C07952"/>
+    <w:pPr>
+      <w:tabs>
+        <w:tab w:val="center" w:pos="4513"/>
+        <w:tab w:val="right" w:pos="9026"/>
+      </w:tabs>
+      <w:spacing w:after="0" w:line="240" w:lineRule="auto"/>
+    </w:pPr>
+  </w:style>
+  <w:style w:type="character" w:customStyle="1" w:styleId="FooterChar">
+    <w:name w:val="Footer Char"/>
+    <w:basedOn w:val="DefaultParagraphFont"/>
+    <w:link w:val="Footer"/>
+    <w:uiPriority w:val="99"/>
+    <w:rsid w:val="00C07952"/>
+  </w:style>
 </w:styles>
 </file>
 
@@ -16809,6 +16976,21 @@
 </file>
 
 <file path=customXml/item1.xml><?xml version="1.0" encoding="utf-8"?>
+<p:properties xmlns:p="http://schemas.microsoft.com/office/2006/metadata/properties" xmlns:xsi="http://www.w3.org/2001/XMLSchema-instance" xmlns:pc="http://schemas.microsoft.com/office/infopath/2007/PartnerControls">
+  <documentManagement/>
+</p:properties>
+</file>
+
+<file path=customXml/item2.xml><?xml version="1.0" encoding="utf-8"?>
+<?mso-contentType ?>
+<FormTemplates xmlns="http://schemas.microsoft.com/sharepoint/v3/contenttype/forms">
+  <Display>DocumentLibraryForm</Display>
+  <Edit>DocumentLibraryForm</Edit>
+  <New>DocumentLibraryForm</New>
+</FormTemplates>
+</file>
+
+<file path=customXml/item3.xml><?xml version="1.0" encoding="utf-8"?>
 <ct:contentTypeSchema xmlns:ct="http://schemas.microsoft.com/office/2006/metadata/contentType" xmlns:ma="http://schemas.microsoft.com/office/2006/metadata/properties/metaAttributes" ct:_="" ma:_="" ma:contentTypeName="Document" ma:contentTypeID="0x01010015D0C4A977AD9346A8BAACE2CECA349C" ma:contentTypeVersion="5" ma:contentTypeDescription="Create a new document." ma:contentTypeScope="" ma:versionID="7b84d638ab5371f2fc952c06a7ae7910">
   <xsd:schema xmlns:xsd="http://www.w3.org/2001/XMLSchema" xmlns:xs="http://www.w3.org/2001/XMLSchema" xmlns:p="http://schemas.microsoft.com/office/2006/metadata/properties" xmlns:ns3="469df6e8-af56-4414-a8f0-84652741f738" targetNamespace="http://schemas.microsoft.com/office/2006/metadata/properties" ma:root="true" ma:fieldsID="4e340d61b583d3432972ad32c8ecb96d" ns3:_="">
     <xsd:import namespace="469df6e8-af56-4414-a8f0-84652741f738"/>
@@ -16958,26 +17140,28 @@
 </ct:contentTypeSchema>
 </file>
 
-<file path=customXml/item2.xml><?xml version="1.0" encoding="utf-8"?>
-<?mso-contentType ?>
-<FormTemplates xmlns="http://schemas.microsoft.com/sharepoint/v3/contenttype/forms">
-  <Display>DocumentLibraryForm</Display>
-  <Edit>DocumentLibraryForm</Edit>
-  <New>DocumentLibraryForm</New>
-</FormTemplates>
-</file>
-
-<file path=customXml/item3.xml><?xml version="1.0" encoding="utf-8"?>
-<p:properties xmlns:p="http://schemas.microsoft.com/office/2006/metadata/properties" xmlns:xsi="http://www.w3.org/2001/XMLSchema-instance" xmlns:pc="http://schemas.microsoft.com/office/infopath/2007/PartnerControls">
-  <documentManagement/>
-</p:properties>
-</file>
-
 <file path=customXml/item4.xml><?xml version="1.0" encoding="utf-8"?>
 <b:Sources xmlns:b="http://schemas.openxmlformats.org/officeDocument/2006/bibliography" xmlns="http://schemas.openxmlformats.org/officeDocument/2006/bibliography" SelectedStyle="\APASixthEditionOfficeOnline.xsl" StyleName="APA" Version="6"/>
 </file>
 
 <file path=customXml/itemProps1.xml><?xml version="1.0" encoding="utf-8"?>
+<ds:datastoreItem xmlns:ds="http://schemas.openxmlformats.org/officeDocument/2006/customXml" ds:itemID="{2AF109F2-2E8D-4412-A491-AD292791D4AB}">
+  <ds:schemaRefs>
+    <ds:schemaRef ds:uri="http://schemas.microsoft.com/office/2006/metadata/properties"/>
+    <ds:schemaRef ds:uri="http://schemas.microsoft.com/office/infopath/2007/PartnerControls"/>
+  </ds:schemaRefs>
+</ds:datastoreItem>
+</file>
+
+<file path=customXml/itemProps2.xml><?xml version="1.0" encoding="utf-8"?>
+<ds:datastoreItem xmlns:ds="http://schemas.openxmlformats.org/officeDocument/2006/customXml" ds:itemID="{BA4AC511-C7E8-4EB6-8F01-D6C1495B907F}">
+  <ds:schemaRefs>
+    <ds:schemaRef ds:uri="http://schemas.microsoft.com/sharepoint/v3/contenttype/forms"/>
+  </ds:schemaRefs>
+</ds:datastoreItem>
+</file>
+
+<file path=customXml/itemProps3.xml><?xml version="1.0" encoding="utf-8"?>
 <ds:datastoreItem xmlns:ds="http://schemas.openxmlformats.org/officeDocument/2006/customXml" ds:itemID="{48E9FA06-9CB2-4E68-B311-33FCC7DBD810}">
   <ds:schemaRefs>
     <ds:schemaRef ds:uri="http://schemas.microsoft.com/office/2006/metadata/contentType"/>
@@ -16995,23 +17179,6 @@
 </ds:datastoreItem>
 </file>
 
-<file path=customXml/itemProps2.xml><?xml version="1.0" encoding="utf-8"?>
-<ds:datastoreItem xmlns:ds="http://schemas.openxmlformats.org/officeDocument/2006/customXml" ds:itemID="{BA4AC511-C7E8-4EB6-8F01-D6C1495B907F}">
-  <ds:schemaRefs>
-    <ds:schemaRef ds:uri="http://schemas.microsoft.com/sharepoint/v3/contenttype/forms"/>
-  </ds:schemaRefs>
-</ds:datastoreItem>
-</file>
-
-<file path=customXml/itemProps3.xml><?xml version="1.0" encoding="utf-8"?>
-<ds:datastoreItem xmlns:ds="http://schemas.openxmlformats.org/officeDocument/2006/customXml" ds:itemID="{2AF109F2-2E8D-4412-A491-AD292791D4AB}">
-  <ds:schemaRefs>
-    <ds:schemaRef ds:uri="http://schemas.microsoft.com/office/2006/metadata/properties"/>
-    <ds:schemaRef ds:uri="http://schemas.microsoft.com/office/infopath/2007/PartnerControls"/>
-  </ds:schemaRefs>
-</ds:datastoreItem>
-</file>
-
 <file path=customXml/itemProps4.xml><?xml version="1.0" encoding="utf-8"?>
 <ds:datastoreItem xmlns:ds="http://schemas.openxmlformats.org/officeDocument/2006/customXml" ds:itemID="{919B64F2-9F80-490D-A320-7EDFF76B617D}">
   <ds:schemaRefs>

--- a/LAB1.docx
+++ b/LAB1.docx
@@ -2485,47 +2485,46 @@
           <w:color w:val="000000" w:themeColor="text1"/>
           <w:lang w:val="en-US"/>
         </w:rPr>
-        <w:t xml:space="preserve">Enter user-name: </w:t>
-      </w:r>
-      <w:proofErr w:type="spellStart"/>
-      <w:r>
+        <w:t>Enter user-name: tu</w:t>
+      </w:r>
+    </w:p>
+    <w:p>
+      <w:pPr>
         <w:rPr>
           <w:color w:val="000000" w:themeColor="text1"/>
           <w:lang w:val="en-US"/>
         </w:rPr>
-        <w:t>tu</w:t>
-      </w:r>
-      <w:proofErr w:type="spellEnd"/>
-    </w:p>
-    <w:p>
-      <w:pPr>
+      </w:pPr>
+      <w:r>
         <w:rPr>
           <w:color w:val="000000" w:themeColor="text1"/>
           <w:lang w:val="en-US"/>
         </w:rPr>
-      </w:pPr>
-      <w:r>
+        <w:t>Enter password:</w:t>
+      </w:r>
+    </w:p>
+    <w:p>
+      <w:pPr>
         <w:rPr>
           <w:color w:val="000000" w:themeColor="text1"/>
           <w:lang w:val="en-US"/>
         </w:rPr>
-        <w:t>Enter password:</w:t>
-      </w:r>
-    </w:p>
-    <w:p>
-      <w:pPr>
+      </w:pPr>
+      <w:r>
         <w:rPr>
           <w:color w:val="000000" w:themeColor="text1"/>
           <w:lang w:val="en-US"/>
         </w:rPr>
-      </w:pPr>
-      <w:r>
+        <w:t>Last Successful login time: Mon Mar 23 2026 09:59:04 +07:00</w:t>
+      </w:r>
+    </w:p>
+    <w:p>
+      <w:pPr>
         <w:rPr>
           <w:color w:val="000000" w:themeColor="text1"/>
           <w:lang w:val="en-US"/>
         </w:rPr>
-        <w:t>Last Successful login time: Mon Mar 23 2026 09:59:04 +07:00</w:t>
-      </w:r>
+      </w:pPr>
     </w:p>
     <w:p>
       <w:pPr>
@@ -2534,58 +2533,105 @@
           <w:lang w:val="en-US"/>
         </w:rPr>
       </w:pPr>
-    </w:p>
-    <w:p>
-      <w:pPr>
+      <w:r>
         <w:rPr>
           <w:color w:val="000000" w:themeColor="text1"/>
           <w:lang w:val="en-US"/>
         </w:rPr>
-      </w:pPr>
-      <w:r>
+        <w:t>Connected to:</w:t>
+      </w:r>
+    </w:p>
+    <w:p>
+      <w:pPr>
         <w:rPr>
           <w:color w:val="000000" w:themeColor="text1"/>
           <w:lang w:val="en-US"/>
         </w:rPr>
-        <w:t>Connected to:</w:t>
-      </w:r>
-    </w:p>
-    <w:p>
-      <w:pPr>
+      </w:pPr>
+      <w:r>
         <w:rPr>
           <w:color w:val="000000" w:themeColor="text1"/>
           <w:lang w:val="en-US"/>
         </w:rPr>
-      </w:pPr>
-      <w:r>
+        <w:t>Oracle Database 19c Enterprise Edition Release 19.0.0.0.0 - Production</w:t>
+      </w:r>
+    </w:p>
+    <w:p>
+      <w:pPr>
         <w:rPr>
           <w:color w:val="000000" w:themeColor="text1"/>
           <w:lang w:val="en-US"/>
         </w:rPr>
-        <w:t>Oracle Database 19c Enterprise Edition Release 19.0.0.0.0 - Production</w:t>
-      </w:r>
-    </w:p>
-    <w:p>
-      <w:pPr>
+      </w:pPr>
+      <w:r>
         <w:rPr>
           <w:color w:val="000000" w:themeColor="text1"/>
           <w:lang w:val="en-US"/>
         </w:rPr>
-      </w:pPr>
-      <w:r>
-        <w:rPr>
+        <w:t>Version 19.3.0.0.0</w:t>
+      </w:r>
+    </w:p>
+    <w:p>
+      <w:pPr>
+        <w:rPr>
+          <w:color w:val="000000" w:themeColor="text1"/>
+        </w:rPr>
+      </w:pPr>
+      <w:r>
+        <w:rPr>
+          <w:noProof/>
           <w:color w:val="000000" w:themeColor="text1"/>
           <w:lang w:val="en-US"/>
         </w:rPr>
-        <w:t>Version 19.3.0.0.0</w:t>
-      </w:r>
-    </w:p>
-    <w:p>
-      <w:pPr>
-        <w:rPr>
-          <w:color w:val="000000" w:themeColor="text1"/>
-        </w:rPr>
-      </w:pPr>
+        <w:drawing>
+          <wp:inline distT="0" distB="0" distL="0" distR="0" wp14:anchorId="0C057241" wp14:editId="4E0A3FF9">
+            <wp:extent cx="5267325" cy="1485900"/>
+            <wp:effectExtent l="0" t="0" r="9525" b="0"/>
+            <wp:docPr id="1998807020" name="Picture 1"/>
+            <wp:cNvGraphicFramePr>
+              <a:graphicFrameLocks xmlns:a="http://schemas.openxmlformats.org/drawingml/2006/main" noChangeAspect="1"/>
+            </wp:cNvGraphicFramePr>
+            <a:graphic xmlns:a="http://schemas.openxmlformats.org/drawingml/2006/main">
+              <a:graphicData uri="http://schemas.openxmlformats.org/drawingml/2006/picture">
+                <pic:pic xmlns:pic="http://schemas.openxmlformats.org/drawingml/2006/picture">
+                  <pic:nvPicPr>
+                    <pic:cNvPr id="0" name="Picture 1"/>
+                    <pic:cNvPicPr>
+                      <a:picLocks noChangeAspect="1" noChangeArrowheads="1"/>
+                    </pic:cNvPicPr>
+                  </pic:nvPicPr>
+                  <pic:blipFill>
+                    <a:blip r:embed="rId10">
+                      <a:extLst>
+                        <a:ext uri="{28A0092B-C50C-407E-A947-70E740481C1C}">
+                          <a14:useLocalDpi xmlns:a14="http://schemas.microsoft.com/office/drawing/2010/main" val="0"/>
+                        </a:ext>
+                      </a:extLst>
+                    </a:blip>
+                    <a:srcRect/>
+                    <a:stretch>
+                      <a:fillRect/>
+                    </a:stretch>
+                  </pic:blipFill>
+                  <pic:spPr bwMode="auto">
+                    <a:xfrm>
+                      <a:off x="0" y="0"/>
+                      <a:ext cx="5267325" cy="1485900"/>
+                    </a:xfrm>
+                    <a:prstGeom prst="rect">
+                      <a:avLst/>
+                    </a:prstGeom>
+                    <a:noFill/>
+                    <a:ln>
+                      <a:noFill/>
+                    </a:ln>
+                  </pic:spPr>
+                </pic:pic>
+              </a:graphicData>
+            </a:graphic>
+          </wp:inline>
+        </w:drawing>
+      </w:r>
       <w:r>
         <w:rPr>
           <w:color w:val="000000" w:themeColor="text1"/>
@@ -2689,6 +2735,7 @@
         <w:rPr>
           <w:color w:val="000000" w:themeColor="text1"/>
         </w:rPr>
+        <w:lastRenderedPageBreak/>
         <w:t>SQL&gt; CREATE TABLE s_title (</w:t>
       </w:r>
     </w:p>
@@ -3017,6 +3064,7 @@
         <w:rPr>
           <w:color w:val="000000" w:themeColor="text1"/>
         </w:rPr>
+        <w:lastRenderedPageBreak/>
         <w:t xml:space="preserve">  3      format VARCHAR2(15),</w:t>
       </w:r>
     </w:p>
@@ -3357,6 +3405,7 @@
         <w:rPr>
           <w:color w:val="000000" w:themeColor="text1"/>
         </w:rPr>
+        <w:lastRenderedPageBreak/>
         <w:t xml:space="preserve">  7      comments VARCHAR2(255),</w:t>
       </w:r>
     </w:p>
@@ -3422,47 +3471,361 @@
         <w:rPr>
           <w:color w:val="000000" w:themeColor="text1"/>
         </w:rPr>
+        <w:t xml:space="preserve"> 12      commission_pct NUMBER(4,2),</w:t>
+      </w:r>
+    </w:p>
+    <w:p>
+      <w:pPr>
+        <w:rPr>
+          <w:color w:val="000000" w:themeColor="text1"/>
+        </w:rPr>
+      </w:pPr>
+      <w:r>
+        <w:rPr>
+          <w:color w:val="000000" w:themeColor="text1"/>
+        </w:rPr>
+        <w:t xml:space="preserve"> 13      CONSTRAINT s_emp_title_fk FOREIGN KEY (title) REFERENCES s_title(title),</w:t>
+      </w:r>
+    </w:p>
+    <w:p>
+      <w:pPr>
+        <w:rPr>
+          <w:color w:val="000000" w:themeColor="text1"/>
+        </w:rPr>
+      </w:pPr>
+      <w:r>
+        <w:rPr>
+          <w:color w:val="000000" w:themeColor="text1"/>
+        </w:rPr>
+        <w:t xml:space="preserve"> 14      CONSTRAINT s_emp_dept_id_fk FOREIGN KEY (dept_id) REFERENCES s_dept(id)</w:t>
+      </w:r>
+    </w:p>
+    <w:p>
+      <w:pPr>
+        <w:rPr>
+          <w:color w:val="000000" w:themeColor="text1"/>
+        </w:rPr>
+      </w:pPr>
+      <w:r>
+        <w:rPr>
+          <w:color w:val="000000" w:themeColor="text1"/>
+        </w:rPr>
+        <w:t xml:space="preserve"> 15  );</w:t>
+      </w:r>
+    </w:p>
+    <w:p>
+      <w:pPr>
+        <w:rPr>
+          <w:color w:val="000000" w:themeColor="text1"/>
+        </w:rPr>
+      </w:pPr>
+    </w:p>
+    <w:p>
+      <w:pPr>
+        <w:rPr>
+          <w:color w:val="000000" w:themeColor="text1"/>
+        </w:rPr>
+      </w:pPr>
+      <w:r>
+        <w:rPr>
+          <w:color w:val="000000" w:themeColor="text1"/>
+        </w:rPr>
+        <w:t>Table created.</w:t>
+      </w:r>
+    </w:p>
+    <w:p>
+      <w:pPr>
+        <w:rPr>
+          <w:color w:val="000000" w:themeColor="text1"/>
+        </w:rPr>
+      </w:pPr>
+    </w:p>
+    <w:p>
+      <w:pPr>
+        <w:rPr>
+          <w:color w:val="000000" w:themeColor="text1"/>
+        </w:rPr>
+      </w:pPr>
+      <w:r>
+        <w:rPr>
+          <w:color w:val="000000" w:themeColor="text1"/>
+        </w:rPr>
+        <w:t>SQL&gt;</w:t>
+      </w:r>
+    </w:p>
+    <w:p>
+      <w:pPr>
+        <w:rPr>
+          <w:color w:val="000000" w:themeColor="text1"/>
+        </w:rPr>
+      </w:pPr>
+      <w:r>
+        <w:rPr>
+          <w:color w:val="000000" w:themeColor="text1"/>
+        </w:rPr>
+        <w:t>SQL&gt; ALTER TABLE s_emp</w:t>
+      </w:r>
+    </w:p>
+    <w:p>
+      <w:pPr>
+        <w:rPr>
+          <w:color w:val="000000" w:themeColor="text1"/>
+        </w:rPr>
+      </w:pPr>
+      <w:r>
+        <w:rPr>
+          <w:color w:val="000000" w:themeColor="text1"/>
+        </w:rPr>
+        <w:t xml:space="preserve">  2  ADD CONSTRAINT s_emp_manager_id_fk FOREIGN KEY (manager_id) REFERENCES s_emp(id);</w:t>
+      </w:r>
+    </w:p>
+    <w:p>
+      <w:pPr>
+        <w:rPr>
+          <w:color w:val="000000" w:themeColor="text1"/>
+        </w:rPr>
+      </w:pPr>
+    </w:p>
+    <w:p>
+      <w:pPr>
+        <w:rPr>
+          <w:color w:val="000000" w:themeColor="text1"/>
+        </w:rPr>
+      </w:pPr>
+      <w:r>
+        <w:rPr>
+          <w:color w:val="000000" w:themeColor="text1"/>
+        </w:rPr>
+        <w:t>Table altered.</w:t>
+      </w:r>
+    </w:p>
+    <w:p>
+      <w:pPr>
+        <w:rPr>
+          <w:color w:val="000000" w:themeColor="text1"/>
+        </w:rPr>
+      </w:pPr>
+    </w:p>
+    <w:p>
+      <w:pPr>
+        <w:rPr>
+          <w:color w:val="000000" w:themeColor="text1"/>
+        </w:rPr>
+      </w:pPr>
+      <w:r>
+        <w:rPr>
+          <w:color w:val="000000" w:themeColor="text1"/>
+        </w:rPr>
+        <w:t>SQL&gt;</w:t>
+      </w:r>
+    </w:p>
+    <w:p>
+      <w:pPr>
+        <w:rPr>
+          <w:color w:val="000000" w:themeColor="text1"/>
+        </w:rPr>
+      </w:pPr>
+      <w:r>
+        <w:rPr>
+          <w:color w:val="000000" w:themeColor="text1"/>
+        </w:rPr>
+        <w:t>SQL&gt; CREATE TABLE s_customer (</w:t>
+      </w:r>
+    </w:p>
+    <w:p>
+      <w:pPr>
+        <w:rPr>
+          <w:color w:val="000000" w:themeColor="text1"/>
+        </w:rPr>
+      </w:pPr>
+      <w:r>
+        <w:rPr>
+          <w:color w:val="000000" w:themeColor="text1"/>
+        </w:rPr>
+        <w:t xml:space="preserve">  2      id NUMBER(7) CONSTRAINT s_customer_id_pk PRIMARY KEY,</w:t>
+      </w:r>
+    </w:p>
+    <w:p>
+      <w:pPr>
+        <w:rPr>
+          <w:color w:val="000000" w:themeColor="text1"/>
+        </w:rPr>
+      </w:pPr>
+      <w:r>
+        <w:rPr>
+          <w:color w:val="000000" w:themeColor="text1"/>
+        </w:rPr>
+        <w:t xml:space="preserve">  3      name VARCHAR2(50) NOT NULL,</w:t>
+      </w:r>
+    </w:p>
+    <w:p>
+      <w:pPr>
+        <w:rPr>
+          <w:color w:val="000000" w:themeColor="text1"/>
+        </w:rPr>
+      </w:pPr>
+      <w:r>
+        <w:rPr>
+          <w:color w:val="000000" w:themeColor="text1"/>
+        </w:rPr>
+        <w:t xml:space="preserve">  4      phone VARCHAR2(25),</w:t>
+      </w:r>
+    </w:p>
+    <w:p>
+      <w:pPr>
+        <w:rPr>
+          <w:color w:val="000000" w:themeColor="text1"/>
+        </w:rPr>
+      </w:pPr>
+      <w:r>
+        <w:rPr>
+          <w:color w:val="000000" w:themeColor="text1"/>
+        </w:rPr>
+        <w:t xml:space="preserve">  5      address VARCHAR2(100),</w:t>
+      </w:r>
+    </w:p>
+    <w:p>
+      <w:pPr>
+        <w:rPr>
+          <w:color w:val="000000" w:themeColor="text1"/>
+        </w:rPr>
+      </w:pPr>
+      <w:r>
+        <w:rPr>
+          <w:color w:val="000000" w:themeColor="text1"/>
+        </w:rPr>
+        <w:t xml:space="preserve">  6      city VARCHAR2(30),</w:t>
+      </w:r>
+    </w:p>
+    <w:p>
+      <w:pPr>
+        <w:rPr>
+          <w:color w:val="000000" w:themeColor="text1"/>
+        </w:rPr>
+      </w:pPr>
+      <w:r>
+        <w:rPr>
+          <w:color w:val="000000" w:themeColor="text1"/>
+        </w:rPr>
+        <w:t xml:space="preserve">  7      state VARCHAR2(20),</w:t>
+      </w:r>
+    </w:p>
+    <w:p>
+      <w:pPr>
+        <w:rPr>
+          <w:color w:val="000000" w:themeColor="text1"/>
+        </w:rPr>
+      </w:pPr>
+      <w:r>
+        <w:rPr>
+          <w:color w:val="000000" w:themeColor="text1"/>
+        </w:rPr>
+        <w:t xml:space="preserve">  8      country VARCHAR2(30),</w:t>
+      </w:r>
+    </w:p>
+    <w:p>
+      <w:pPr>
+        <w:rPr>
+          <w:color w:val="000000" w:themeColor="text1"/>
+        </w:rPr>
+      </w:pPr>
+      <w:r>
+        <w:rPr>
+          <w:color w:val="000000" w:themeColor="text1"/>
+        </w:rPr>
         <w:lastRenderedPageBreak/>
-        <w:t xml:space="preserve"> 12      commission_pct NUMBER(4,2),</w:t>
-      </w:r>
-    </w:p>
-    <w:p>
-      <w:pPr>
-        <w:rPr>
-          <w:color w:val="000000" w:themeColor="text1"/>
-        </w:rPr>
-      </w:pPr>
-      <w:r>
-        <w:rPr>
-          <w:color w:val="000000" w:themeColor="text1"/>
-        </w:rPr>
-        <w:t xml:space="preserve"> 13      CONSTRAINT s_emp_title_fk FOREIGN KEY (title) REFERENCES s_title(title),</w:t>
-      </w:r>
-    </w:p>
-    <w:p>
-      <w:pPr>
-        <w:rPr>
-          <w:color w:val="000000" w:themeColor="text1"/>
-        </w:rPr>
-      </w:pPr>
-      <w:r>
-        <w:rPr>
-          <w:color w:val="000000" w:themeColor="text1"/>
-        </w:rPr>
-        <w:t xml:space="preserve"> 14      CONSTRAINT s_emp_dept_id_fk FOREIGN KEY (dept_id) REFERENCES s_dept(id)</w:t>
-      </w:r>
-    </w:p>
-    <w:p>
-      <w:pPr>
-        <w:rPr>
-          <w:color w:val="000000" w:themeColor="text1"/>
-        </w:rPr>
-      </w:pPr>
-      <w:r>
-        <w:rPr>
-          <w:color w:val="000000" w:themeColor="text1"/>
-        </w:rPr>
-        <w:t xml:space="preserve"> 15  );</w:t>
+        <w:t xml:space="preserve">  9      zip_code VARCHAR2(12),</w:t>
+      </w:r>
+    </w:p>
+    <w:p>
+      <w:pPr>
+        <w:rPr>
+          <w:color w:val="000000" w:themeColor="text1"/>
+        </w:rPr>
+      </w:pPr>
+      <w:r>
+        <w:rPr>
+          <w:color w:val="000000" w:themeColor="text1"/>
+        </w:rPr>
+        <w:t xml:space="preserve"> 10      credit_rating VARCHAR2(10),</w:t>
+      </w:r>
+    </w:p>
+    <w:p>
+      <w:pPr>
+        <w:rPr>
+          <w:color w:val="000000" w:themeColor="text1"/>
+        </w:rPr>
+      </w:pPr>
+      <w:r>
+        <w:rPr>
+          <w:color w:val="000000" w:themeColor="text1"/>
+        </w:rPr>
+        <w:t xml:space="preserve"> 11      sales_rep_id NUMBER(7),</w:t>
+      </w:r>
+    </w:p>
+    <w:p>
+      <w:pPr>
+        <w:rPr>
+          <w:color w:val="000000" w:themeColor="text1"/>
+        </w:rPr>
+      </w:pPr>
+      <w:r>
+        <w:rPr>
+          <w:color w:val="000000" w:themeColor="text1"/>
+        </w:rPr>
+        <w:t xml:space="preserve"> 12      region_id NUMBER(7),</w:t>
+      </w:r>
+    </w:p>
+    <w:p>
+      <w:pPr>
+        <w:rPr>
+          <w:color w:val="000000" w:themeColor="text1"/>
+        </w:rPr>
+      </w:pPr>
+      <w:r>
+        <w:rPr>
+          <w:color w:val="000000" w:themeColor="text1"/>
+        </w:rPr>
+        <w:t xml:space="preserve"> 13      comments VARCHAR2(255),</w:t>
+      </w:r>
+    </w:p>
+    <w:p>
+      <w:pPr>
+        <w:rPr>
+          <w:color w:val="000000" w:themeColor="text1"/>
+        </w:rPr>
+      </w:pPr>
+      <w:r>
+        <w:rPr>
+          <w:color w:val="000000" w:themeColor="text1"/>
+        </w:rPr>
+        <w:t xml:space="preserve"> 14      CONSTRAINT s_customer_sales_rep_id_fk FOREIGN KEY (sales_rep_id) REFERENCES s_emp(id),</w:t>
+      </w:r>
+    </w:p>
+    <w:p>
+      <w:pPr>
+        <w:rPr>
+          <w:color w:val="000000" w:themeColor="text1"/>
+        </w:rPr>
+      </w:pPr>
+      <w:r>
+        <w:rPr>
+          <w:color w:val="000000" w:themeColor="text1"/>
+        </w:rPr>
+        <w:t xml:space="preserve"> 15      CONSTRAINT s_customer_region_id_fk FOREIGN KEY (region_id) REFERENCES s_region(id)</w:t>
+      </w:r>
+    </w:p>
+    <w:p>
+      <w:pPr>
+        <w:rPr>
+          <w:color w:val="000000" w:themeColor="text1"/>
+        </w:rPr>
+      </w:pPr>
+      <w:r>
+        <w:rPr>
+          <w:color w:val="000000" w:themeColor="text1"/>
+        </w:rPr>
+        <w:t xml:space="preserve"> 16  );</w:t>
       </w:r>
     </w:p>
     <w:p>
@@ -3515,59 +3878,177 @@
         <w:rPr>
           <w:color w:val="000000" w:themeColor="text1"/>
         </w:rPr>
-        <w:t>SQL&gt; ALTER TABLE s_emp</w:t>
-      </w:r>
-    </w:p>
-    <w:p>
-      <w:pPr>
-        <w:rPr>
-          <w:color w:val="000000" w:themeColor="text1"/>
-        </w:rPr>
-      </w:pPr>
-      <w:r>
-        <w:rPr>
-          <w:color w:val="000000" w:themeColor="text1"/>
-        </w:rPr>
-        <w:t xml:space="preserve">  2  ADD CONSTRAINT s_emp_manager_id_fk FOREIGN KEY (manager_id) REFERENCES s_emp(id);</w:t>
-      </w:r>
-    </w:p>
-    <w:p>
-      <w:pPr>
-        <w:rPr>
-          <w:color w:val="000000" w:themeColor="text1"/>
-        </w:rPr>
-      </w:pPr>
-    </w:p>
-    <w:p>
-      <w:pPr>
-        <w:rPr>
-          <w:color w:val="000000" w:themeColor="text1"/>
-        </w:rPr>
-      </w:pPr>
-      <w:r>
-        <w:rPr>
-          <w:color w:val="000000" w:themeColor="text1"/>
-        </w:rPr>
-        <w:t>Table altered.</w:t>
-      </w:r>
-    </w:p>
-    <w:p>
-      <w:pPr>
-        <w:rPr>
-          <w:color w:val="000000" w:themeColor="text1"/>
-        </w:rPr>
-      </w:pPr>
-    </w:p>
-    <w:p>
-      <w:pPr>
-        <w:rPr>
-          <w:color w:val="000000" w:themeColor="text1"/>
-        </w:rPr>
-      </w:pPr>
-      <w:r>
-        <w:rPr>
-          <w:color w:val="000000" w:themeColor="text1"/>
-        </w:rPr>
+        <w:t>SQL&gt; CREATE TABLE s_warehouse (</w:t>
+      </w:r>
+    </w:p>
+    <w:p>
+      <w:pPr>
+        <w:rPr>
+          <w:color w:val="000000" w:themeColor="text1"/>
+        </w:rPr>
+      </w:pPr>
+      <w:r>
+        <w:rPr>
+          <w:color w:val="000000" w:themeColor="text1"/>
+        </w:rPr>
+        <w:t xml:space="preserve">  2      id NUMBER(7) CONSTRAINT s_warehouse_id_pk PRIMARY KEY,</w:t>
+      </w:r>
+    </w:p>
+    <w:p>
+      <w:pPr>
+        <w:rPr>
+          <w:color w:val="000000" w:themeColor="text1"/>
+        </w:rPr>
+      </w:pPr>
+      <w:r>
+        <w:rPr>
+          <w:color w:val="000000" w:themeColor="text1"/>
+        </w:rPr>
+        <w:t xml:space="preserve">  3      region_id NUMBER(7) CONSTRAINT s_warehouse_region_id_fk REFERENCES s_region(id),</w:t>
+      </w:r>
+    </w:p>
+    <w:p>
+      <w:pPr>
+        <w:rPr>
+          <w:color w:val="000000" w:themeColor="text1"/>
+        </w:rPr>
+      </w:pPr>
+      <w:r>
+        <w:rPr>
+          <w:color w:val="000000" w:themeColor="text1"/>
+        </w:rPr>
+        <w:t xml:space="preserve">  4      address VARCHAR2(100),</w:t>
+      </w:r>
+    </w:p>
+    <w:p>
+      <w:pPr>
+        <w:rPr>
+          <w:color w:val="000000" w:themeColor="text1"/>
+        </w:rPr>
+      </w:pPr>
+      <w:r>
+        <w:rPr>
+          <w:color w:val="000000" w:themeColor="text1"/>
+        </w:rPr>
+        <w:t xml:space="preserve">  5      city VARCHAR2(30),</w:t>
+      </w:r>
+    </w:p>
+    <w:p>
+      <w:pPr>
+        <w:rPr>
+          <w:color w:val="000000" w:themeColor="text1"/>
+        </w:rPr>
+      </w:pPr>
+      <w:r>
+        <w:rPr>
+          <w:color w:val="000000" w:themeColor="text1"/>
+        </w:rPr>
+        <w:t xml:space="preserve">  6      state VARCHAR2(20),</w:t>
+      </w:r>
+    </w:p>
+    <w:p>
+      <w:pPr>
+        <w:rPr>
+          <w:color w:val="000000" w:themeColor="text1"/>
+        </w:rPr>
+      </w:pPr>
+      <w:r>
+        <w:rPr>
+          <w:color w:val="000000" w:themeColor="text1"/>
+        </w:rPr>
+        <w:t xml:space="preserve">  7      country VARCHAR2(30),</w:t>
+      </w:r>
+    </w:p>
+    <w:p>
+      <w:pPr>
+        <w:rPr>
+          <w:color w:val="000000" w:themeColor="text1"/>
+        </w:rPr>
+      </w:pPr>
+      <w:r>
+        <w:rPr>
+          <w:color w:val="000000" w:themeColor="text1"/>
+        </w:rPr>
+        <w:t xml:space="preserve">  8      zip_code VARCHAR2(12),</w:t>
+      </w:r>
+    </w:p>
+    <w:p>
+      <w:pPr>
+        <w:rPr>
+          <w:color w:val="000000" w:themeColor="text1"/>
+        </w:rPr>
+      </w:pPr>
+      <w:r>
+        <w:rPr>
+          <w:color w:val="000000" w:themeColor="text1"/>
+        </w:rPr>
+        <w:t xml:space="preserve">  9      phone VARCHAR2(25),</w:t>
+      </w:r>
+    </w:p>
+    <w:p>
+      <w:pPr>
+        <w:rPr>
+          <w:color w:val="000000" w:themeColor="text1"/>
+        </w:rPr>
+      </w:pPr>
+      <w:r>
+        <w:rPr>
+          <w:color w:val="000000" w:themeColor="text1"/>
+        </w:rPr>
+        <w:t xml:space="preserve"> 10      manager_id NUMBER(7) CONSTRAINT s_warehouse_manager_id_fk REFERENCES s_emp(id)</w:t>
+      </w:r>
+    </w:p>
+    <w:p>
+      <w:pPr>
+        <w:rPr>
+          <w:color w:val="000000" w:themeColor="text1"/>
+        </w:rPr>
+      </w:pPr>
+      <w:r>
+        <w:rPr>
+          <w:color w:val="000000" w:themeColor="text1"/>
+        </w:rPr>
+        <w:t xml:space="preserve"> 11  );</w:t>
+      </w:r>
+    </w:p>
+    <w:p>
+      <w:pPr>
+        <w:rPr>
+          <w:color w:val="000000" w:themeColor="text1"/>
+        </w:rPr>
+      </w:pPr>
+    </w:p>
+    <w:p>
+      <w:pPr>
+        <w:rPr>
+          <w:color w:val="000000" w:themeColor="text1"/>
+        </w:rPr>
+      </w:pPr>
+      <w:r>
+        <w:rPr>
+          <w:color w:val="000000" w:themeColor="text1"/>
+        </w:rPr>
+        <w:t>Table created.</w:t>
+      </w:r>
+    </w:p>
+    <w:p>
+      <w:pPr>
+        <w:rPr>
+          <w:color w:val="000000" w:themeColor="text1"/>
+        </w:rPr>
+      </w:pPr>
+    </w:p>
+    <w:p>
+      <w:pPr>
+        <w:rPr>
+          <w:color w:val="000000" w:themeColor="text1"/>
+        </w:rPr>
+      </w:pPr>
+      <w:r>
+        <w:rPr>
+          <w:color w:val="000000" w:themeColor="text1"/>
+        </w:rPr>
+        <w:lastRenderedPageBreak/>
         <w:t>SQL&gt;</w:t>
       </w:r>
     </w:p>
@@ -3581,164 +4062,302 @@
         <w:rPr>
           <w:color w:val="000000" w:themeColor="text1"/>
         </w:rPr>
-        <w:t>SQL&gt; CREATE TABLE s_customer (</w:t>
-      </w:r>
-    </w:p>
-    <w:p>
-      <w:pPr>
-        <w:rPr>
-          <w:color w:val="000000" w:themeColor="text1"/>
-        </w:rPr>
-      </w:pPr>
-      <w:r>
-        <w:rPr>
-          <w:color w:val="000000" w:themeColor="text1"/>
-        </w:rPr>
-        <w:t xml:space="preserve">  2      id NUMBER(7) CONSTRAINT s_customer_id_pk PRIMARY KEY,</w:t>
-      </w:r>
-    </w:p>
-    <w:p>
-      <w:pPr>
-        <w:rPr>
-          <w:color w:val="000000" w:themeColor="text1"/>
-        </w:rPr>
-      </w:pPr>
-      <w:r>
-        <w:rPr>
-          <w:color w:val="000000" w:themeColor="text1"/>
-        </w:rPr>
-        <w:t xml:space="preserve">  3      name VARCHAR2(50) NOT NULL,</w:t>
-      </w:r>
-    </w:p>
-    <w:p>
-      <w:pPr>
-        <w:rPr>
-          <w:color w:val="000000" w:themeColor="text1"/>
-        </w:rPr>
-      </w:pPr>
-      <w:r>
-        <w:rPr>
-          <w:color w:val="000000" w:themeColor="text1"/>
-        </w:rPr>
-        <w:t xml:space="preserve">  4      phone VARCHAR2(25),</w:t>
-      </w:r>
-    </w:p>
-    <w:p>
-      <w:pPr>
-        <w:rPr>
-          <w:color w:val="000000" w:themeColor="text1"/>
-        </w:rPr>
-      </w:pPr>
-      <w:r>
-        <w:rPr>
-          <w:color w:val="000000" w:themeColor="text1"/>
-        </w:rPr>
-        <w:t xml:space="preserve">  5      address VARCHAR2(100),</w:t>
-      </w:r>
-    </w:p>
-    <w:p>
-      <w:pPr>
-        <w:rPr>
-          <w:color w:val="000000" w:themeColor="text1"/>
-        </w:rPr>
-      </w:pPr>
-      <w:r>
-        <w:rPr>
-          <w:color w:val="000000" w:themeColor="text1"/>
-        </w:rPr>
-        <w:t xml:space="preserve">  6      city VARCHAR2(30),</w:t>
-      </w:r>
-    </w:p>
-    <w:p>
-      <w:pPr>
-        <w:rPr>
-          <w:color w:val="000000" w:themeColor="text1"/>
-        </w:rPr>
-      </w:pPr>
-      <w:r>
-        <w:rPr>
-          <w:color w:val="000000" w:themeColor="text1"/>
-        </w:rPr>
-        <w:t xml:space="preserve">  7      state VARCHAR2(20),</w:t>
-      </w:r>
-    </w:p>
-    <w:p>
-      <w:pPr>
-        <w:rPr>
-          <w:color w:val="000000" w:themeColor="text1"/>
-        </w:rPr>
-      </w:pPr>
-      <w:r>
-        <w:rPr>
-          <w:color w:val="000000" w:themeColor="text1"/>
-        </w:rPr>
-        <w:t xml:space="preserve">  8      country VARCHAR2(30),</w:t>
-      </w:r>
-    </w:p>
-    <w:p>
-      <w:pPr>
-        <w:rPr>
-          <w:color w:val="000000" w:themeColor="text1"/>
-        </w:rPr>
-      </w:pPr>
-      <w:r>
-        <w:rPr>
-          <w:color w:val="000000" w:themeColor="text1"/>
-        </w:rPr>
-        <w:t xml:space="preserve">  9      zip_code VARCHAR2(12),</w:t>
-      </w:r>
-    </w:p>
-    <w:p>
-      <w:pPr>
-        <w:rPr>
-          <w:color w:val="000000" w:themeColor="text1"/>
-        </w:rPr>
-      </w:pPr>
-      <w:r>
-        <w:rPr>
-          <w:color w:val="000000" w:themeColor="text1"/>
-        </w:rPr>
-        <w:t xml:space="preserve"> 10      credit_rating VARCHAR2(10),</w:t>
-      </w:r>
-    </w:p>
-    <w:p>
-      <w:pPr>
-        <w:rPr>
-          <w:color w:val="000000" w:themeColor="text1"/>
-        </w:rPr>
-      </w:pPr>
-      <w:r>
-        <w:rPr>
-          <w:color w:val="000000" w:themeColor="text1"/>
-        </w:rPr>
-        <w:t xml:space="preserve"> 11      sales_rep_id NUMBER(7),</w:t>
-      </w:r>
-    </w:p>
-    <w:p>
-      <w:pPr>
-        <w:rPr>
-          <w:color w:val="000000" w:themeColor="text1"/>
-        </w:rPr>
-      </w:pPr>
-      <w:r>
-        <w:rPr>
-          <w:color w:val="000000" w:themeColor="text1"/>
-        </w:rPr>
-        <w:t xml:space="preserve"> 12      region_id NUMBER(7),</w:t>
-      </w:r>
-    </w:p>
-    <w:p>
-      <w:pPr>
-        <w:rPr>
-          <w:color w:val="000000" w:themeColor="text1"/>
-        </w:rPr>
-      </w:pPr>
-      <w:r>
-        <w:rPr>
-          <w:color w:val="000000" w:themeColor="text1"/>
-        </w:rPr>
-        <w:t xml:space="preserve"> 13      comments VARCHAR2(255),</w:t>
-      </w:r>
+        <w:t>SQL&gt; CREATE TABLE s_ord (</w:t>
+      </w:r>
+    </w:p>
+    <w:p>
+      <w:pPr>
+        <w:rPr>
+          <w:color w:val="000000" w:themeColor="text1"/>
+        </w:rPr>
+      </w:pPr>
+      <w:r>
+        <w:rPr>
+          <w:color w:val="000000" w:themeColor="text1"/>
+        </w:rPr>
+        <w:t xml:space="preserve">  2      id NUMBER(7) CONSTRAINT s_ord_id_pk PRIMARY KEY,</w:t>
+      </w:r>
+    </w:p>
+    <w:p>
+      <w:pPr>
+        <w:rPr>
+          <w:color w:val="000000" w:themeColor="text1"/>
+        </w:rPr>
+      </w:pPr>
+      <w:r>
+        <w:rPr>
+          <w:color w:val="000000" w:themeColor="text1"/>
+        </w:rPr>
+        <w:t xml:space="preserve">  3      customer_id NUMBER(7) CONSTRAINT s_ord_customer_id_fk REFERENCES s_customer(id),</w:t>
+      </w:r>
+    </w:p>
+    <w:p>
+      <w:pPr>
+        <w:rPr>
+          <w:color w:val="000000" w:themeColor="text1"/>
+        </w:rPr>
+      </w:pPr>
+      <w:r>
+        <w:rPr>
+          <w:color w:val="000000" w:themeColor="text1"/>
+        </w:rPr>
+        <w:t xml:space="preserve">  4      date_ordered DATE,</w:t>
+      </w:r>
+    </w:p>
+    <w:p>
+      <w:pPr>
+        <w:rPr>
+          <w:color w:val="000000" w:themeColor="text1"/>
+        </w:rPr>
+      </w:pPr>
+      <w:r>
+        <w:rPr>
+          <w:color w:val="000000" w:themeColor="text1"/>
+        </w:rPr>
+        <w:t xml:space="preserve">  5      date_shipped DATE,</w:t>
+      </w:r>
+    </w:p>
+    <w:p>
+      <w:pPr>
+        <w:rPr>
+          <w:color w:val="000000" w:themeColor="text1"/>
+        </w:rPr>
+      </w:pPr>
+      <w:r>
+        <w:rPr>
+          <w:color w:val="000000" w:themeColor="text1"/>
+        </w:rPr>
+        <w:t xml:space="preserve">  6      sales_rep_id NUMBER(7) CONSTRAINT s_ord_sales_rep_id_fk REFERENCES s_emp(id),</w:t>
+      </w:r>
+    </w:p>
+    <w:p>
+      <w:pPr>
+        <w:rPr>
+          <w:color w:val="000000" w:themeColor="text1"/>
+        </w:rPr>
+      </w:pPr>
+      <w:r>
+        <w:rPr>
+          <w:color w:val="000000" w:themeColor="text1"/>
+        </w:rPr>
+        <w:t xml:space="preserve">  7      total NUMBER(11,2),</w:t>
+      </w:r>
+    </w:p>
+    <w:p>
+      <w:pPr>
+        <w:rPr>
+          <w:color w:val="000000" w:themeColor="text1"/>
+        </w:rPr>
+      </w:pPr>
+      <w:r>
+        <w:rPr>
+          <w:color w:val="000000" w:themeColor="text1"/>
+        </w:rPr>
+        <w:t xml:space="preserve">  8      payment_type VARCHAR2(20),</w:t>
+      </w:r>
+    </w:p>
+    <w:p>
+      <w:pPr>
+        <w:rPr>
+          <w:color w:val="000000" w:themeColor="text1"/>
+        </w:rPr>
+      </w:pPr>
+      <w:r>
+        <w:rPr>
+          <w:color w:val="000000" w:themeColor="text1"/>
+        </w:rPr>
+        <w:t xml:space="preserve">  9      order_filled CHAR(1) CHECK (order_filled IN ('Y','N'))</w:t>
+      </w:r>
+    </w:p>
+    <w:p>
+      <w:pPr>
+        <w:rPr>
+          <w:color w:val="000000" w:themeColor="text1"/>
+        </w:rPr>
+      </w:pPr>
+      <w:r>
+        <w:rPr>
+          <w:color w:val="000000" w:themeColor="text1"/>
+        </w:rPr>
+        <w:t xml:space="preserve"> 10  );</w:t>
+      </w:r>
+    </w:p>
+    <w:p>
+      <w:pPr>
+        <w:rPr>
+          <w:color w:val="000000" w:themeColor="text1"/>
+        </w:rPr>
+      </w:pPr>
+    </w:p>
+    <w:p>
+      <w:pPr>
+        <w:rPr>
+          <w:color w:val="000000" w:themeColor="text1"/>
+        </w:rPr>
+      </w:pPr>
+      <w:r>
+        <w:rPr>
+          <w:color w:val="000000" w:themeColor="text1"/>
+        </w:rPr>
+        <w:t>Table created.</w:t>
+      </w:r>
+    </w:p>
+    <w:p>
+      <w:pPr>
+        <w:rPr>
+          <w:color w:val="000000" w:themeColor="text1"/>
+        </w:rPr>
+      </w:pPr>
+    </w:p>
+    <w:p>
+      <w:pPr>
+        <w:rPr>
+          <w:color w:val="000000" w:themeColor="text1"/>
+        </w:rPr>
+      </w:pPr>
+      <w:r>
+        <w:rPr>
+          <w:color w:val="000000" w:themeColor="text1"/>
+        </w:rPr>
+        <w:t>SQL&gt;</w:t>
+      </w:r>
+    </w:p>
+    <w:p>
+      <w:pPr>
+        <w:rPr>
+          <w:color w:val="000000" w:themeColor="text1"/>
+        </w:rPr>
+      </w:pPr>
+      <w:r>
+        <w:rPr>
+          <w:color w:val="000000" w:themeColor="text1"/>
+        </w:rPr>
+        <w:t>SQL&gt; CREATE TABLE s_item (</w:t>
+      </w:r>
+    </w:p>
+    <w:p>
+      <w:pPr>
+        <w:rPr>
+          <w:color w:val="000000" w:themeColor="text1"/>
+        </w:rPr>
+      </w:pPr>
+      <w:r>
+        <w:rPr>
+          <w:color w:val="000000" w:themeColor="text1"/>
+        </w:rPr>
+        <w:t xml:space="preserve">  2      ord_id NUMBER(7),</w:t>
+      </w:r>
+    </w:p>
+    <w:p>
+      <w:pPr>
+        <w:rPr>
+          <w:color w:val="000000" w:themeColor="text1"/>
+        </w:rPr>
+      </w:pPr>
+      <w:r>
+        <w:rPr>
+          <w:color w:val="000000" w:themeColor="text1"/>
+        </w:rPr>
+        <w:t xml:space="preserve">  3      item_id NUMBER(7),</w:t>
+      </w:r>
+    </w:p>
+    <w:p>
+      <w:pPr>
+        <w:rPr>
+          <w:color w:val="000000" w:themeColor="text1"/>
+        </w:rPr>
+      </w:pPr>
+      <w:r>
+        <w:rPr>
+          <w:color w:val="000000" w:themeColor="text1"/>
+        </w:rPr>
+        <w:t xml:space="preserve">  4      product_id NUMBER(7) CONSTRAINT s_item_product_id_fk REFERENCES s_product(id),</w:t>
+      </w:r>
+    </w:p>
+    <w:p>
+      <w:pPr>
+        <w:rPr>
+          <w:color w:val="000000" w:themeColor="text1"/>
+        </w:rPr>
+      </w:pPr>
+      <w:r>
+        <w:rPr>
+          <w:color w:val="000000" w:themeColor="text1"/>
+        </w:rPr>
+        <w:t xml:space="preserve">  5      price NUMBER(11,2),</w:t>
+      </w:r>
+    </w:p>
+    <w:p>
+      <w:pPr>
+        <w:rPr>
+          <w:color w:val="000000" w:themeColor="text1"/>
+        </w:rPr>
+      </w:pPr>
+      <w:r>
+        <w:rPr>
+          <w:color w:val="000000" w:themeColor="text1"/>
+        </w:rPr>
+        <w:t xml:space="preserve">  6      quantity NUMBER(9),</w:t>
+      </w:r>
+    </w:p>
+    <w:p>
+      <w:pPr>
+        <w:rPr>
+          <w:color w:val="000000" w:themeColor="text1"/>
+        </w:rPr>
+      </w:pPr>
+      <w:r>
+        <w:rPr>
+          <w:color w:val="000000" w:themeColor="text1"/>
+        </w:rPr>
+        <w:t xml:space="preserve">  7      quantity_shipped NUMBER(9),</w:t>
+      </w:r>
+    </w:p>
+    <w:p>
+      <w:pPr>
+        <w:rPr>
+          <w:color w:val="000000" w:themeColor="text1"/>
+        </w:rPr>
+      </w:pPr>
+      <w:r>
+        <w:rPr>
+          <w:color w:val="000000" w:themeColor="text1"/>
+        </w:rPr>
+        <w:t xml:space="preserve">  8      CONSTRAINT s_item_pk PRIMARY KEY (ord_id, item_id),</w:t>
+      </w:r>
+    </w:p>
+    <w:p>
+      <w:pPr>
+        <w:rPr>
+          <w:color w:val="000000" w:themeColor="text1"/>
+        </w:rPr>
+      </w:pPr>
+      <w:r>
+        <w:rPr>
+          <w:color w:val="000000" w:themeColor="text1"/>
+        </w:rPr>
+        <w:t xml:space="preserve">  9      CONSTRAINT s_item_ord_id_fk FOREIGN KEY (ord_id) REFERENCES s_ord(id)</w:t>
+      </w:r>
+    </w:p>
+    <w:p>
+      <w:pPr>
+        <w:rPr>
+          <w:color w:val="000000" w:themeColor="text1"/>
+        </w:rPr>
+      </w:pPr>
+      <w:r>
+        <w:rPr>
+          <w:color w:val="000000" w:themeColor="text1"/>
+        </w:rPr>
+        <w:t xml:space="preserve"> 10  );</w:t>
+      </w:r>
+    </w:p>
+    <w:p>
+      <w:pPr>
+        <w:rPr>
+          <w:color w:val="000000" w:themeColor="text1"/>
+        </w:rPr>
+      </w:pPr>
     </w:p>
     <w:p>
       <w:pPr>
@@ -3751,52 +4370,6 @@
           <w:color w:val="000000" w:themeColor="text1"/>
         </w:rPr>
         <w:lastRenderedPageBreak/>
-        <w:t xml:space="preserve"> 14      CONSTRAINT s_customer_sales_rep_id_fk FOREIGN KEY (sales_rep_id) REFERENCES s_emp(id),</w:t>
-      </w:r>
-    </w:p>
-    <w:p>
-      <w:pPr>
-        <w:rPr>
-          <w:color w:val="000000" w:themeColor="text1"/>
-        </w:rPr>
-      </w:pPr>
-      <w:r>
-        <w:rPr>
-          <w:color w:val="000000" w:themeColor="text1"/>
-        </w:rPr>
-        <w:t xml:space="preserve"> 15      CONSTRAINT s_customer_region_id_fk FOREIGN KEY (region_id) REFERENCES s_region(id)</w:t>
-      </w:r>
-    </w:p>
-    <w:p>
-      <w:pPr>
-        <w:rPr>
-          <w:color w:val="000000" w:themeColor="text1"/>
-        </w:rPr>
-      </w:pPr>
-      <w:r>
-        <w:rPr>
-          <w:color w:val="000000" w:themeColor="text1"/>
-        </w:rPr>
-        <w:t xml:space="preserve"> 16  );</w:t>
-      </w:r>
-    </w:p>
-    <w:p>
-      <w:pPr>
-        <w:rPr>
-          <w:color w:val="000000" w:themeColor="text1"/>
-        </w:rPr>
-      </w:pPr>
-    </w:p>
-    <w:p>
-      <w:pPr>
-        <w:rPr>
-          <w:color w:val="000000" w:themeColor="text1"/>
-        </w:rPr>
-      </w:pPr>
-      <w:r>
-        <w:rPr>
-          <w:color w:val="000000" w:themeColor="text1"/>
-        </w:rPr>
         <w:t>Table created.</w:t>
       </w:r>
     </w:p>
@@ -3830,137 +4403,150 @@
         <w:rPr>
           <w:color w:val="000000" w:themeColor="text1"/>
         </w:rPr>
-        <w:t>SQL&gt; CREATE TABLE s_warehouse (</w:t>
-      </w:r>
-    </w:p>
-    <w:p>
-      <w:pPr>
-        <w:rPr>
-          <w:color w:val="000000" w:themeColor="text1"/>
-        </w:rPr>
-      </w:pPr>
-      <w:r>
-        <w:rPr>
-          <w:color w:val="000000" w:themeColor="text1"/>
-        </w:rPr>
-        <w:t xml:space="preserve">  2      id NUMBER(7) CONSTRAINT s_warehouse_id_pk PRIMARY KEY,</w:t>
-      </w:r>
-    </w:p>
-    <w:p>
-      <w:pPr>
-        <w:rPr>
-          <w:color w:val="000000" w:themeColor="text1"/>
-        </w:rPr>
-      </w:pPr>
-      <w:r>
-        <w:rPr>
-          <w:color w:val="000000" w:themeColor="text1"/>
-        </w:rPr>
-        <w:t xml:space="preserve">  3      region_id NUMBER(7) CONSTRAINT s_warehouse_region_id_fk REFERENCES s_region(id),</w:t>
-      </w:r>
-    </w:p>
-    <w:p>
-      <w:pPr>
-        <w:rPr>
-          <w:color w:val="000000" w:themeColor="text1"/>
-        </w:rPr>
-      </w:pPr>
-      <w:r>
-        <w:rPr>
-          <w:color w:val="000000" w:themeColor="text1"/>
-        </w:rPr>
-        <w:t xml:space="preserve">  4      address VARCHAR2(100),</w:t>
-      </w:r>
-    </w:p>
-    <w:p>
-      <w:pPr>
-        <w:rPr>
-          <w:color w:val="000000" w:themeColor="text1"/>
-        </w:rPr>
-      </w:pPr>
-      <w:r>
-        <w:rPr>
-          <w:color w:val="000000" w:themeColor="text1"/>
-        </w:rPr>
-        <w:t xml:space="preserve">  5      city VARCHAR2(30),</w:t>
-      </w:r>
-    </w:p>
-    <w:p>
-      <w:pPr>
-        <w:rPr>
-          <w:color w:val="000000" w:themeColor="text1"/>
-        </w:rPr>
-      </w:pPr>
-      <w:r>
-        <w:rPr>
-          <w:color w:val="000000" w:themeColor="text1"/>
-        </w:rPr>
-        <w:t xml:space="preserve">  6      state VARCHAR2(20),</w:t>
-      </w:r>
-    </w:p>
-    <w:p>
-      <w:pPr>
-        <w:rPr>
-          <w:color w:val="000000" w:themeColor="text1"/>
-        </w:rPr>
-      </w:pPr>
-      <w:r>
-        <w:rPr>
-          <w:color w:val="000000" w:themeColor="text1"/>
-        </w:rPr>
-        <w:t xml:space="preserve">  7      country VARCHAR2(30),</w:t>
-      </w:r>
-    </w:p>
-    <w:p>
-      <w:pPr>
-        <w:rPr>
-          <w:color w:val="000000" w:themeColor="text1"/>
-        </w:rPr>
-      </w:pPr>
-      <w:r>
-        <w:rPr>
-          <w:color w:val="000000" w:themeColor="text1"/>
-        </w:rPr>
-        <w:t xml:space="preserve">  8      zip_code VARCHAR2(12),</w:t>
-      </w:r>
-    </w:p>
-    <w:p>
-      <w:pPr>
-        <w:rPr>
-          <w:color w:val="000000" w:themeColor="text1"/>
-        </w:rPr>
-      </w:pPr>
-      <w:r>
-        <w:rPr>
-          <w:color w:val="000000" w:themeColor="text1"/>
-        </w:rPr>
-        <w:t xml:space="preserve">  9      phone VARCHAR2(25),</w:t>
-      </w:r>
-    </w:p>
-    <w:p>
-      <w:pPr>
-        <w:rPr>
-          <w:color w:val="000000" w:themeColor="text1"/>
-        </w:rPr>
-      </w:pPr>
-      <w:r>
-        <w:rPr>
-          <w:color w:val="000000" w:themeColor="text1"/>
-        </w:rPr>
-        <w:t xml:space="preserve"> 10      manager_id NUMBER(7) CONSTRAINT s_warehouse_manager_id_fk REFERENCES s_emp(id)</w:t>
-      </w:r>
-    </w:p>
-    <w:p>
-      <w:pPr>
-        <w:rPr>
-          <w:color w:val="000000" w:themeColor="text1"/>
-        </w:rPr>
-      </w:pPr>
-      <w:r>
-        <w:rPr>
-          <w:color w:val="000000" w:themeColor="text1"/>
-        </w:rPr>
-        <w:t xml:space="preserve"> 11  );</w:t>
+        <w:t>SQL&gt; CREATE TABLE s_inventory (</w:t>
+      </w:r>
+    </w:p>
+    <w:p>
+      <w:pPr>
+        <w:rPr>
+          <w:color w:val="000000" w:themeColor="text1"/>
+        </w:rPr>
+      </w:pPr>
+      <w:r>
+        <w:rPr>
+          <w:color w:val="000000" w:themeColor="text1"/>
+        </w:rPr>
+        <w:t xml:space="preserve">  2      product_id NUMBER(7),</w:t>
+      </w:r>
+    </w:p>
+    <w:p>
+      <w:pPr>
+        <w:rPr>
+          <w:color w:val="000000" w:themeColor="text1"/>
+        </w:rPr>
+      </w:pPr>
+      <w:r>
+        <w:rPr>
+          <w:color w:val="000000" w:themeColor="text1"/>
+        </w:rPr>
+        <w:t xml:space="preserve">  3      warehouse_id NUMBER(7),</w:t>
+      </w:r>
+    </w:p>
+    <w:p>
+      <w:pPr>
+        <w:rPr>
+          <w:color w:val="000000" w:themeColor="text1"/>
+        </w:rPr>
+      </w:pPr>
+      <w:r>
+        <w:rPr>
+          <w:color w:val="000000" w:themeColor="text1"/>
+        </w:rPr>
+        <w:t xml:space="preserve">  4      amount_in_stock NUMBER(9),</w:t>
+      </w:r>
+    </w:p>
+    <w:p>
+      <w:pPr>
+        <w:rPr>
+          <w:color w:val="000000" w:themeColor="text1"/>
+        </w:rPr>
+      </w:pPr>
+      <w:r>
+        <w:rPr>
+          <w:color w:val="000000" w:themeColor="text1"/>
+        </w:rPr>
+        <w:t xml:space="preserve">  5      reorder_point NUMBER(9),</w:t>
+      </w:r>
+    </w:p>
+    <w:p>
+      <w:pPr>
+        <w:rPr>
+          <w:color w:val="000000" w:themeColor="text1"/>
+        </w:rPr>
+      </w:pPr>
+      <w:r>
+        <w:rPr>
+          <w:color w:val="000000" w:themeColor="text1"/>
+        </w:rPr>
+        <w:t xml:space="preserve">  6      max_in_stock NUMBER(9),</w:t>
+      </w:r>
+    </w:p>
+    <w:p>
+      <w:pPr>
+        <w:rPr>
+          <w:color w:val="000000" w:themeColor="text1"/>
+        </w:rPr>
+      </w:pPr>
+      <w:r>
+        <w:rPr>
+          <w:color w:val="000000" w:themeColor="text1"/>
+        </w:rPr>
+        <w:t xml:space="preserve">  7      out_of_stock_explanation VARCHAR2(255),</w:t>
+      </w:r>
+    </w:p>
+    <w:p>
+      <w:pPr>
+        <w:rPr>
+          <w:color w:val="000000" w:themeColor="text1"/>
+        </w:rPr>
+      </w:pPr>
+      <w:r>
+        <w:rPr>
+          <w:color w:val="000000" w:themeColor="text1"/>
+        </w:rPr>
+        <w:t xml:space="preserve">  8      restock_date DATE,</w:t>
+      </w:r>
+    </w:p>
+    <w:p>
+      <w:pPr>
+        <w:rPr>
+          <w:color w:val="000000" w:themeColor="text1"/>
+        </w:rPr>
+      </w:pPr>
+      <w:r>
+        <w:rPr>
+          <w:color w:val="000000" w:themeColor="text1"/>
+        </w:rPr>
+        <w:t xml:space="preserve">  9      CONSTRAINT s_inventory_pk PRIMARY KEY (product_id, warehouse_id),</w:t>
+      </w:r>
+    </w:p>
+    <w:p>
+      <w:pPr>
+        <w:rPr>
+          <w:color w:val="000000" w:themeColor="text1"/>
+        </w:rPr>
+      </w:pPr>
+      <w:r>
+        <w:rPr>
+          <w:color w:val="000000" w:themeColor="text1"/>
+        </w:rPr>
+        <w:t xml:space="preserve"> 10      CONSTRAINT s_inventory_product_id_fk FOREIGN KEY (product_id) REFERENCES s_product(id),</w:t>
+      </w:r>
+    </w:p>
+    <w:p>
+      <w:pPr>
+        <w:rPr>
+          <w:color w:val="000000" w:themeColor="text1"/>
+        </w:rPr>
+      </w:pPr>
+      <w:r>
+        <w:rPr>
+          <w:color w:val="000000" w:themeColor="text1"/>
+        </w:rPr>
+        <w:t xml:space="preserve"> 11      CONSTRAINT s_inventory_warehouse_id_fk FOREIGN KEY (warehouse_id) REFERENCES s_warehouse(id)</w:t>
+      </w:r>
+    </w:p>
+    <w:p>
+      <w:pPr>
+        <w:rPr>
+          <w:color w:val="000000" w:themeColor="text1"/>
+        </w:rPr>
+      </w:pPr>
+      <w:r>
+        <w:rPr>
+          <w:color w:val="000000" w:themeColor="text1"/>
+        </w:rPr>
+        <w:t xml:space="preserve"> 12  );</w:t>
       </w:r>
     </w:p>
     <w:p>
@@ -4013,47 +4599,381 @@
         <w:rPr>
           <w:color w:val="000000" w:themeColor="text1"/>
         </w:rPr>
-        <w:t>SQL&gt; CREATE TABLE s_ord (</w:t>
-      </w:r>
-    </w:p>
-    <w:p>
-      <w:pPr>
-        <w:rPr>
-          <w:color w:val="000000" w:themeColor="text1"/>
-        </w:rPr>
-      </w:pPr>
-      <w:r>
-        <w:rPr>
-          <w:color w:val="000000" w:themeColor="text1"/>
-        </w:rPr>
-        <w:t xml:space="preserve">  2      id NUMBER(7) CONSTRAINT s_ord_id_pk PRIMARY KEY,</w:t>
-      </w:r>
-    </w:p>
-    <w:p>
-      <w:pPr>
-        <w:rPr>
-          <w:color w:val="000000" w:themeColor="text1"/>
-        </w:rPr>
-      </w:pPr>
-      <w:r>
-        <w:rPr>
-          <w:color w:val="000000" w:themeColor="text1"/>
-        </w:rPr>
-        <w:t xml:space="preserve">  3      customer_id NUMBER(7) CONSTRAINT s_ord_customer_id_fk REFERENCES s_customer(id),</w:t>
-      </w:r>
-    </w:p>
-    <w:p>
-      <w:pPr>
-        <w:rPr>
-          <w:color w:val="000000" w:themeColor="text1"/>
-        </w:rPr>
-      </w:pPr>
-      <w:r>
-        <w:rPr>
-          <w:color w:val="000000" w:themeColor="text1"/>
-        </w:rPr>
-        <w:t xml:space="preserve">  4      date_ordered DATE,</w:t>
-      </w:r>
+        <w:t>SQL&gt; INSERT INTO s_region VALUES (1, 'North America');</w:t>
+      </w:r>
+    </w:p>
+    <w:p>
+      <w:pPr>
+        <w:rPr>
+          <w:color w:val="000000" w:themeColor="text1"/>
+        </w:rPr>
+      </w:pPr>
+    </w:p>
+    <w:p>
+      <w:pPr>
+        <w:rPr>
+          <w:color w:val="000000" w:themeColor="text1"/>
+        </w:rPr>
+      </w:pPr>
+      <w:r>
+        <w:rPr>
+          <w:color w:val="000000" w:themeColor="text1"/>
+        </w:rPr>
+        <w:t>1 row created.</w:t>
+      </w:r>
+    </w:p>
+    <w:p>
+      <w:pPr>
+        <w:rPr>
+          <w:color w:val="000000" w:themeColor="text1"/>
+        </w:rPr>
+      </w:pPr>
+    </w:p>
+    <w:p>
+      <w:pPr>
+        <w:rPr>
+          <w:color w:val="000000" w:themeColor="text1"/>
+        </w:rPr>
+      </w:pPr>
+      <w:r>
+        <w:rPr>
+          <w:color w:val="000000" w:themeColor="text1"/>
+        </w:rPr>
+        <w:t>SQL&gt; INSERT INTO s_region VALUES (2, 'South America');</w:t>
+      </w:r>
+    </w:p>
+    <w:p>
+      <w:pPr>
+        <w:rPr>
+          <w:color w:val="000000" w:themeColor="text1"/>
+        </w:rPr>
+      </w:pPr>
+    </w:p>
+    <w:p>
+      <w:pPr>
+        <w:rPr>
+          <w:color w:val="000000" w:themeColor="text1"/>
+        </w:rPr>
+      </w:pPr>
+      <w:r>
+        <w:rPr>
+          <w:color w:val="000000" w:themeColor="text1"/>
+        </w:rPr>
+        <w:t>1 row created.</w:t>
+      </w:r>
+    </w:p>
+    <w:p>
+      <w:pPr>
+        <w:rPr>
+          <w:color w:val="000000" w:themeColor="text1"/>
+        </w:rPr>
+      </w:pPr>
+    </w:p>
+    <w:p>
+      <w:pPr>
+        <w:rPr>
+          <w:color w:val="000000" w:themeColor="text1"/>
+        </w:rPr>
+      </w:pPr>
+      <w:r>
+        <w:rPr>
+          <w:color w:val="000000" w:themeColor="text1"/>
+        </w:rPr>
+        <w:t>SQL&gt; INSERT INTO s_region VALUES (3, 'Asia');</w:t>
+      </w:r>
+    </w:p>
+    <w:p>
+      <w:pPr>
+        <w:rPr>
+          <w:color w:val="000000" w:themeColor="text1"/>
+        </w:rPr>
+      </w:pPr>
+    </w:p>
+    <w:p>
+      <w:pPr>
+        <w:rPr>
+          <w:color w:val="000000" w:themeColor="text1"/>
+        </w:rPr>
+      </w:pPr>
+      <w:r>
+        <w:rPr>
+          <w:color w:val="000000" w:themeColor="text1"/>
+        </w:rPr>
+        <w:t>1 row created.</w:t>
+      </w:r>
+    </w:p>
+    <w:p>
+      <w:pPr>
+        <w:rPr>
+          <w:color w:val="000000" w:themeColor="text1"/>
+        </w:rPr>
+      </w:pPr>
+    </w:p>
+    <w:p>
+      <w:pPr>
+        <w:rPr>
+          <w:color w:val="000000" w:themeColor="text1"/>
+        </w:rPr>
+      </w:pPr>
+      <w:r>
+        <w:rPr>
+          <w:color w:val="000000" w:themeColor="text1"/>
+        </w:rPr>
+        <w:t>SQL&gt;</w:t>
+      </w:r>
+    </w:p>
+    <w:p>
+      <w:pPr>
+        <w:rPr>
+          <w:color w:val="000000" w:themeColor="text1"/>
+        </w:rPr>
+      </w:pPr>
+      <w:r>
+        <w:rPr>
+          <w:color w:val="000000" w:themeColor="text1"/>
+        </w:rPr>
+        <w:t>SQL&gt; INSERT INTO s_title VALUES ('Director');</w:t>
+      </w:r>
+    </w:p>
+    <w:p>
+      <w:pPr>
+        <w:rPr>
+          <w:color w:val="000000" w:themeColor="text1"/>
+        </w:rPr>
+      </w:pPr>
+    </w:p>
+    <w:p>
+      <w:pPr>
+        <w:rPr>
+          <w:color w:val="000000" w:themeColor="text1"/>
+        </w:rPr>
+      </w:pPr>
+      <w:r>
+        <w:rPr>
+          <w:color w:val="000000" w:themeColor="text1"/>
+        </w:rPr>
+        <w:t>1 row created.</w:t>
+      </w:r>
+    </w:p>
+    <w:p>
+      <w:pPr>
+        <w:rPr>
+          <w:color w:val="000000" w:themeColor="text1"/>
+        </w:rPr>
+      </w:pPr>
+    </w:p>
+    <w:p>
+      <w:pPr>
+        <w:rPr>
+          <w:color w:val="000000" w:themeColor="text1"/>
+        </w:rPr>
+      </w:pPr>
+      <w:r>
+        <w:rPr>
+          <w:color w:val="000000" w:themeColor="text1"/>
+        </w:rPr>
+        <w:t>SQL&gt; INSERT INTO s_title VALUES ('Manager');</w:t>
+      </w:r>
+    </w:p>
+    <w:p>
+      <w:pPr>
+        <w:rPr>
+          <w:color w:val="000000" w:themeColor="text1"/>
+        </w:rPr>
+      </w:pPr>
+    </w:p>
+    <w:p>
+      <w:pPr>
+        <w:rPr>
+          <w:color w:val="000000" w:themeColor="text1"/>
+        </w:rPr>
+      </w:pPr>
+      <w:r>
+        <w:rPr>
+          <w:color w:val="000000" w:themeColor="text1"/>
+        </w:rPr>
+        <w:t>1 row created.</w:t>
+      </w:r>
+    </w:p>
+    <w:p>
+      <w:pPr>
+        <w:rPr>
+          <w:color w:val="000000" w:themeColor="text1"/>
+        </w:rPr>
+      </w:pPr>
+    </w:p>
+    <w:p>
+      <w:pPr>
+        <w:rPr>
+          <w:color w:val="000000" w:themeColor="text1"/>
+        </w:rPr>
+      </w:pPr>
+      <w:r>
+        <w:rPr>
+          <w:color w:val="000000" w:themeColor="text1"/>
+        </w:rPr>
+        <w:t>SQL&gt; INSERT INTO s_title VALUES ('Sales Rep');</w:t>
+      </w:r>
+    </w:p>
+    <w:p>
+      <w:pPr>
+        <w:rPr>
+          <w:color w:val="000000" w:themeColor="text1"/>
+        </w:rPr>
+      </w:pPr>
+    </w:p>
+    <w:p>
+      <w:pPr>
+        <w:rPr>
+          <w:color w:val="000000" w:themeColor="text1"/>
+        </w:rPr>
+      </w:pPr>
+      <w:r>
+        <w:rPr>
+          <w:color w:val="000000" w:themeColor="text1"/>
+        </w:rPr>
+        <w:t>1 row created.</w:t>
+      </w:r>
+    </w:p>
+    <w:p>
+      <w:pPr>
+        <w:rPr>
+          <w:color w:val="000000" w:themeColor="text1"/>
+        </w:rPr>
+      </w:pPr>
+    </w:p>
+    <w:p>
+      <w:pPr>
+        <w:rPr>
+          <w:color w:val="000000" w:themeColor="text1"/>
+        </w:rPr>
+      </w:pPr>
+      <w:r>
+        <w:rPr>
+          <w:color w:val="000000" w:themeColor="text1"/>
+        </w:rPr>
+        <w:t>SQL&gt; INSERT INTO s_title VALUES ('Clerk');</w:t>
+      </w:r>
+    </w:p>
+    <w:p>
+      <w:pPr>
+        <w:rPr>
+          <w:color w:val="000000" w:themeColor="text1"/>
+        </w:rPr>
+      </w:pPr>
+    </w:p>
+    <w:p>
+      <w:pPr>
+        <w:rPr>
+          <w:color w:val="000000" w:themeColor="text1"/>
+        </w:rPr>
+      </w:pPr>
+      <w:r>
+        <w:rPr>
+          <w:color w:val="000000" w:themeColor="text1"/>
+        </w:rPr>
+        <w:t>1 row created.</w:t>
+      </w:r>
+    </w:p>
+    <w:p>
+      <w:pPr>
+        <w:rPr>
+          <w:color w:val="000000" w:themeColor="text1"/>
+        </w:rPr>
+      </w:pPr>
+    </w:p>
+    <w:p>
+      <w:pPr>
+        <w:rPr>
+          <w:color w:val="000000" w:themeColor="text1"/>
+        </w:rPr>
+      </w:pPr>
+      <w:r>
+        <w:rPr>
+          <w:color w:val="000000" w:themeColor="text1"/>
+        </w:rPr>
+        <w:t>SQL&gt;</w:t>
+      </w:r>
+    </w:p>
+    <w:p>
+      <w:pPr>
+        <w:rPr>
+          <w:color w:val="000000" w:themeColor="text1"/>
+        </w:rPr>
+      </w:pPr>
+      <w:r>
+        <w:rPr>
+          <w:color w:val="000000" w:themeColor="text1"/>
+        </w:rPr>
+        <w:t>SQL&gt; INSERT INTO s_dept VALUES (10, 'Head Office', 1);</w:t>
+      </w:r>
+    </w:p>
+    <w:p>
+      <w:pPr>
+        <w:rPr>
+          <w:color w:val="000000" w:themeColor="text1"/>
+        </w:rPr>
+      </w:pPr>
+    </w:p>
+    <w:p>
+      <w:pPr>
+        <w:rPr>
+          <w:color w:val="000000" w:themeColor="text1"/>
+        </w:rPr>
+      </w:pPr>
+      <w:r>
+        <w:rPr>
+          <w:color w:val="000000" w:themeColor="text1"/>
+        </w:rPr>
+        <w:t>1 row created.</w:t>
+      </w:r>
+    </w:p>
+    <w:p>
+      <w:pPr>
+        <w:rPr>
+          <w:color w:val="000000" w:themeColor="text1"/>
+        </w:rPr>
+      </w:pPr>
+    </w:p>
+    <w:p>
+      <w:pPr>
+        <w:rPr>
+          <w:color w:val="000000" w:themeColor="text1"/>
+        </w:rPr>
+      </w:pPr>
+      <w:r>
+        <w:rPr>
+          <w:color w:val="000000" w:themeColor="text1"/>
+        </w:rPr>
+        <w:t>SQL&gt; INSERT INTO s_dept VALUES (31, 'Retail East', 1);</w:t>
+      </w:r>
+    </w:p>
+    <w:p>
+      <w:pPr>
+        <w:rPr>
+          <w:color w:val="000000" w:themeColor="text1"/>
+        </w:rPr>
+      </w:pPr>
+    </w:p>
+    <w:p>
+      <w:pPr>
+        <w:rPr>
+          <w:color w:val="000000" w:themeColor="text1"/>
+        </w:rPr>
+      </w:pPr>
+      <w:r>
+        <w:rPr>
+          <w:color w:val="000000" w:themeColor="text1"/>
+        </w:rPr>
+        <w:t>1 row created.</w:t>
+      </w:r>
+    </w:p>
+    <w:p>
+      <w:pPr>
+        <w:rPr>
+          <w:color w:val="000000" w:themeColor="text1"/>
+        </w:rPr>
+      </w:pPr>
     </w:p>
     <w:p>
       <w:pPr>
@@ -4066,92 +4986,67 @@
           <w:color w:val="000000" w:themeColor="text1"/>
         </w:rPr>
         <w:lastRenderedPageBreak/>
-        <w:t xml:space="preserve">  5      date_shipped DATE,</w:t>
-      </w:r>
-    </w:p>
-    <w:p>
-      <w:pPr>
-        <w:rPr>
-          <w:color w:val="000000" w:themeColor="text1"/>
-        </w:rPr>
-      </w:pPr>
-      <w:r>
-        <w:rPr>
-          <w:color w:val="000000" w:themeColor="text1"/>
-        </w:rPr>
-        <w:t xml:space="preserve">  6      sales_rep_id NUMBER(7) CONSTRAINT s_ord_sales_rep_id_fk REFERENCES s_emp(id),</w:t>
-      </w:r>
-    </w:p>
-    <w:p>
-      <w:pPr>
-        <w:rPr>
-          <w:color w:val="000000" w:themeColor="text1"/>
-        </w:rPr>
-      </w:pPr>
-      <w:r>
-        <w:rPr>
-          <w:color w:val="000000" w:themeColor="text1"/>
-        </w:rPr>
-        <w:t xml:space="preserve">  7      total NUMBER(11,2),</w:t>
-      </w:r>
-    </w:p>
-    <w:p>
-      <w:pPr>
-        <w:rPr>
-          <w:color w:val="000000" w:themeColor="text1"/>
-        </w:rPr>
-      </w:pPr>
-      <w:r>
-        <w:rPr>
-          <w:color w:val="000000" w:themeColor="text1"/>
-        </w:rPr>
-        <w:t xml:space="preserve">  8      payment_type VARCHAR2(20),</w:t>
-      </w:r>
-    </w:p>
-    <w:p>
-      <w:pPr>
-        <w:rPr>
-          <w:color w:val="000000" w:themeColor="text1"/>
-        </w:rPr>
-      </w:pPr>
-      <w:r>
-        <w:rPr>
-          <w:color w:val="000000" w:themeColor="text1"/>
-        </w:rPr>
-        <w:t xml:space="preserve">  9      order_filled CHAR(1) CHECK (order_filled IN ('Y','N'))</w:t>
-      </w:r>
-    </w:p>
-    <w:p>
-      <w:pPr>
-        <w:rPr>
-          <w:color w:val="000000" w:themeColor="text1"/>
-        </w:rPr>
-      </w:pPr>
-      <w:r>
-        <w:rPr>
-          <w:color w:val="000000" w:themeColor="text1"/>
-        </w:rPr>
-        <w:t xml:space="preserve"> 10  );</w:t>
-      </w:r>
-    </w:p>
-    <w:p>
-      <w:pPr>
-        <w:rPr>
-          <w:color w:val="000000" w:themeColor="text1"/>
-        </w:rPr>
-      </w:pPr>
-    </w:p>
-    <w:p>
-      <w:pPr>
-        <w:rPr>
-          <w:color w:val="000000" w:themeColor="text1"/>
-        </w:rPr>
-      </w:pPr>
-      <w:r>
-        <w:rPr>
-          <w:color w:val="000000" w:themeColor="text1"/>
-        </w:rPr>
-        <w:t>Table created.</w:t>
+        <w:t>SQL&gt; INSERT INTO s_dept VALUES (42, 'Support Asia', 3);</w:t>
+      </w:r>
+    </w:p>
+    <w:p>
+      <w:pPr>
+        <w:rPr>
+          <w:color w:val="000000" w:themeColor="text1"/>
+        </w:rPr>
+      </w:pPr>
+    </w:p>
+    <w:p>
+      <w:pPr>
+        <w:rPr>
+          <w:color w:val="000000" w:themeColor="text1"/>
+        </w:rPr>
+      </w:pPr>
+      <w:r>
+        <w:rPr>
+          <w:color w:val="000000" w:themeColor="text1"/>
+        </w:rPr>
+        <w:t>1 row created.</w:t>
+      </w:r>
+    </w:p>
+    <w:p>
+      <w:pPr>
+        <w:rPr>
+          <w:color w:val="000000" w:themeColor="text1"/>
+        </w:rPr>
+      </w:pPr>
+    </w:p>
+    <w:p>
+      <w:pPr>
+        <w:rPr>
+          <w:color w:val="000000" w:themeColor="text1"/>
+        </w:rPr>
+      </w:pPr>
+      <w:r>
+        <w:rPr>
+          <w:color w:val="000000" w:themeColor="text1"/>
+        </w:rPr>
+        <w:t>SQL&gt; INSERT INTO s_dept VALUES (50, 'Online Sales', 2);</w:t>
+      </w:r>
+    </w:p>
+    <w:p>
+      <w:pPr>
+        <w:rPr>
+          <w:color w:val="000000" w:themeColor="text1"/>
+        </w:rPr>
+      </w:pPr>
+    </w:p>
+    <w:p>
+      <w:pPr>
+        <w:rPr>
+          <w:color w:val="000000" w:themeColor="text1"/>
+        </w:rPr>
+      </w:pPr>
+      <w:r>
+        <w:rPr>
+          <w:color w:val="000000" w:themeColor="text1"/>
+        </w:rPr>
+        <w:t>1 row created.</w:t>
       </w:r>
     </w:p>
     <w:p>
@@ -4184,144 +5079,147 @@
         <w:rPr>
           <w:color w:val="000000" w:themeColor="text1"/>
         </w:rPr>
-        <w:t>SQL&gt; CREATE TABLE s_item (</w:t>
-      </w:r>
-    </w:p>
-    <w:p>
-      <w:pPr>
-        <w:rPr>
-          <w:color w:val="000000" w:themeColor="text1"/>
-        </w:rPr>
-      </w:pPr>
-      <w:r>
-        <w:rPr>
-          <w:color w:val="000000" w:themeColor="text1"/>
-        </w:rPr>
-        <w:t xml:space="preserve">  2      ord_id NUMBER(7),</w:t>
-      </w:r>
-    </w:p>
-    <w:p>
-      <w:pPr>
-        <w:rPr>
-          <w:color w:val="000000" w:themeColor="text1"/>
-        </w:rPr>
-      </w:pPr>
-      <w:r>
-        <w:rPr>
-          <w:color w:val="000000" w:themeColor="text1"/>
-        </w:rPr>
-        <w:t xml:space="preserve">  3      item_id NUMBER(7),</w:t>
-      </w:r>
-    </w:p>
-    <w:p>
-      <w:pPr>
-        <w:rPr>
-          <w:color w:val="000000" w:themeColor="text1"/>
-        </w:rPr>
-      </w:pPr>
-      <w:r>
-        <w:rPr>
-          <w:color w:val="000000" w:themeColor="text1"/>
-        </w:rPr>
-        <w:t xml:space="preserve">  4      product_id NUMBER(7) CONSTRAINT s_item_product_id_fk REFERENCES s_product(id),</w:t>
-      </w:r>
-    </w:p>
-    <w:p>
-      <w:pPr>
-        <w:rPr>
-          <w:color w:val="000000" w:themeColor="text1"/>
-        </w:rPr>
-      </w:pPr>
-      <w:r>
-        <w:rPr>
-          <w:color w:val="000000" w:themeColor="text1"/>
-        </w:rPr>
-        <w:t xml:space="preserve">  5      price NUMBER(11,2),</w:t>
-      </w:r>
-    </w:p>
-    <w:p>
-      <w:pPr>
-        <w:rPr>
-          <w:color w:val="000000" w:themeColor="text1"/>
-        </w:rPr>
-      </w:pPr>
-      <w:r>
-        <w:rPr>
-          <w:color w:val="000000" w:themeColor="text1"/>
-        </w:rPr>
-        <w:t xml:space="preserve">  6      quantity NUMBER(9),</w:t>
-      </w:r>
-    </w:p>
-    <w:p>
-      <w:pPr>
-        <w:rPr>
-          <w:color w:val="000000" w:themeColor="text1"/>
-        </w:rPr>
-      </w:pPr>
-      <w:r>
-        <w:rPr>
-          <w:color w:val="000000" w:themeColor="text1"/>
-        </w:rPr>
-        <w:t xml:space="preserve">  7      quantity_shipped NUMBER(9),</w:t>
-      </w:r>
-    </w:p>
-    <w:p>
-      <w:pPr>
-        <w:rPr>
-          <w:color w:val="000000" w:themeColor="text1"/>
-        </w:rPr>
-      </w:pPr>
-      <w:r>
-        <w:rPr>
-          <w:color w:val="000000" w:themeColor="text1"/>
-        </w:rPr>
-        <w:t xml:space="preserve">  8      CONSTRAINT s_item_pk PRIMARY KEY (ord_id, item_id),</w:t>
-      </w:r>
-    </w:p>
-    <w:p>
-      <w:pPr>
-        <w:rPr>
-          <w:color w:val="000000" w:themeColor="text1"/>
-        </w:rPr>
-      </w:pPr>
-      <w:r>
-        <w:rPr>
-          <w:color w:val="000000" w:themeColor="text1"/>
-        </w:rPr>
-        <w:t xml:space="preserve">  9      CONSTRAINT s_item_ord_id_fk FOREIGN KEY (ord_id) REFERENCES s_ord(id)</w:t>
-      </w:r>
-    </w:p>
-    <w:p>
-      <w:pPr>
-        <w:rPr>
-          <w:color w:val="000000" w:themeColor="text1"/>
-        </w:rPr>
-      </w:pPr>
-      <w:r>
-        <w:rPr>
-          <w:color w:val="000000" w:themeColor="text1"/>
-        </w:rPr>
-        <w:t xml:space="preserve"> 10  );</w:t>
-      </w:r>
-    </w:p>
-    <w:p>
-      <w:pPr>
-        <w:rPr>
-          <w:color w:val="000000" w:themeColor="text1"/>
-        </w:rPr>
-      </w:pPr>
-    </w:p>
-    <w:p>
-      <w:pPr>
-        <w:rPr>
-          <w:color w:val="000000" w:themeColor="text1"/>
-        </w:rPr>
-      </w:pPr>
-      <w:r>
-        <w:rPr>
-          <w:color w:val="000000" w:themeColor="text1"/>
-        </w:rPr>
-        <w:t>Table created.</w:t>
+        <w:t>SQL&gt; INSERT INTO s_longtext VALUES (1, 'N', NULL, 'Mountain bicycle for trail and city riding.');</w:t>
+      </w:r>
+    </w:p>
+    <w:p>
+      <w:pPr>
+        <w:rPr>
+          <w:color w:val="000000" w:themeColor="text1"/>
+        </w:rPr>
+      </w:pPr>
+    </w:p>
+    <w:p>
+      <w:pPr>
+        <w:rPr>
+          <w:color w:val="000000" w:themeColor="text1"/>
+        </w:rPr>
+      </w:pPr>
+      <w:r>
+        <w:rPr>
+          <w:color w:val="000000" w:themeColor="text1"/>
+        </w:rPr>
+        <w:t>1 row created.</w:t>
+      </w:r>
+    </w:p>
+    <w:p>
+      <w:pPr>
+        <w:rPr>
+          <w:color w:val="000000" w:themeColor="text1"/>
+        </w:rPr>
+      </w:pPr>
+    </w:p>
+    <w:p>
+      <w:pPr>
+        <w:rPr>
+          <w:color w:val="000000" w:themeColor="text1"/>
+        </w:rPr>
+      </w:pPr>
+      <w:r>
+        <w:rPr>
+          <w:color w:val="000000" w:themeColor="text1"/>
+        </w:rPr>
+        <w:t>SQL&gt; INSERT INTO s_longtext VALUES (2, 'N', NULL, 'Professional ski boot for winter sport.');</w:t>
+      </w:r>
+    </w:p>
+    <w:p>
+      <w:pPr>
+        <w:rPr>
+          <w:color w:val="000000" w:themeColor="text1"/>
+        </w:rPr>
+      </w:pPr>
+    </w:p>
+    <w:p>
+      <w:pPr>
+        <w:rPr>
+          <w:color w:val="000000" w:themeColor="text1"/>
+        </w:rPr>
+      </w:pPr>
+      <w:r>
+        <w:rPr>
+          <w:color w:val="000000" w:themeColor="text1"/>
+        </w:rPr>
+        <w:t>1 row created.</w:t>
+      </w:r>
+    </w:p>
+    <w:p>
+      <w:pPr>
+        <w:rPr>
+          <w:color w:val="000000" w:themeColor="text1"/>
+        </w:rPr>
+      </w:pPr>
+    </w:p>
+    <w:p>
+      <w:pPr>
+        <w:rPr>
+          <w:color w:val="000000" w:themeColor="text1"/>
+        </w:rPr>
+      </w:pPr>
+      <w:r>
+        <w:rPr>
+          <w:color w:val="000000" w:themeColor="text1"/>
+        </w:rPr>
+        <w:t>SQL&gt; INSERT INTO s_longtext VALUES (3, 'N', NULL, 'Helmet and safety accessory package.');</w:t>
+      </w:r>
+    </w:p>
+    <w:p>
+      <w:pPr>
+        <w:rPr>
+          <w:color w:val="000000" w:themeColor="text1"/>
+        </w:rPr>
+      </w:pPr>
+    </w:p>
+    <w:p>
+      <w:pPr>
+        <w:rPr>
+          <w:color w:val="000000" w:themeColor="text1"/>
+        </w:rPr>
+      </w:pPr>
+      <w:r>
+        <w:rPr>
+          <w:color w:val="000000" w:themeColor="text1"/>
+        </w:rPr>
+        <w:t>1 row created.</w:t>
+      </w:r>
+    </w:p>
+    <w:p>
+      <w:pPr>
+        <w:rPr>
+          <w:color w:val="000000" w:themeColor="text1"/>
+        </w:rPr>
+      </w:pPr>
+    </w:p>
+    <w:p>
+      <w:pPr>
+        <w:rPr>
+          <w:color w:val="000000" w:themeColor="text1"/>
+        </w:rPr>
+      </w:pPr>
+      <w:r>
+        <w:rPr>
+          <w:color w:val="000000" w:themeColor="text1"/>
+        </w:rPr>
+        <w:t>SQL&gt; INSERT INTO s_longtext VALUES (4, 'N', NULL, 'Daily commuter bicycle with basket.');</w:t>
+      </w:r>
+    </w:p>
+    <w:p>
+      <w:pPr>
+        <w:rPr>
+          <w:color w:val="000000" w:themeColor="text1"/>
+        </w:rPr>
+      </w:pPr>
+    </w:p>
+    <w:p>
+      <w:pPr>
+        <w:rPr>
+          <w:color w:val="000000" w:themeColor="text1"/>
+        </w:rPr>
+      </w:pPr>
+      <w:r>
+        <w:rPr>
+          <w:color w:val="000000" w:themeColor="text1"/>
+        </w:rPr>
+        <w:t>1 row created.</w:t>
       </w:r>
     </w:p>
     <w:p>
@@ -4354,171 +5252,148 @@
         <w:rPr>
           <w:color w:val="000000" w:themeColor="text1"/>
         </w:rPr>
-        <w:t>SQL&gt; CREATE TABLE s_inventory (</w:t>
-      </w:r>
-    </w:p>
-    <w:p>
-      <w:pPr>
-        <w:rPr>
-          <w:color w:val="000000" w:themeColor="text1"/>
-        </w:rPr>
-      </w:pPr>
-      <w:r>
-        <w:rPr>
-          <w:color w:val="000000" w:themeColor="text1"/>
-        </w:rPr>
-        <w:t xml:space="preserve">  2      product_id NUMBER(7),</w:t>
-      </w:r>
-    </w:p>
-    <w:p>
-      <w:pPr>
-        <w:rPr>
-          <w:color w:val="000000" w:themeColor="text1"/>
-        </w:rPr>
-      </w:pPr>
-      <w:r>
-        <w:rPr>
-          <w:color w:val="000000" w:themeColor="text1"/>
-        </w:rPr>
-        <w:t xml:space="preserve">  3      warehouse_id NUMBER(7),</w:t>
-      </w:r>
-    </w:p>
-    <w:p>
-      <w:pPr>
-        <w:rPr>
-          <w:color w:val="000000" w:themeColor="text1"/>
-        </w:rPr>
-      </w:pPr>
-      <w:r>
-        <w:rPr>
-          <w:color w:val="000000" w:themeColor="text1"/>
-        </w:rPr>
         <w:lastRenderedPageBreak/>
-        <w:t xml:space="preserve">  4      amount_in_stock NUMBER(9),</w:t>
-      </w:r>
-    </w:p>
-    <w:p>
-      <w:pPr>
-        <w:rPr>
-          <w:color w:val="000000" w:themeColor="text1"/>
-        </w:rPr>
-      </w:pPr>
-      <w:r>
-        <w:rPr>
-          <w:color w:val="000000" w:themeColor="text1"/>
-        </w:rPr>
-        <w:t xml:space="preserve">  5      reorder_point NUMBER(9),</w:t>
-      </w:r>
-    </w:p>
-    <w:p>
-      <w:pPr>
-        <w:rPr>
-          <w:color w:val="000000" w:themeColor="text1"/>
-        </w:rPr>
-      </w:pPr>
-      <w:r>
-        <w:rPr>
-          <w:color w:val="000000" w:themeColor="text1"/>
-        </w:rPr>
-        <w:t xml:space="preserve">  6      max_in_stock NUMBER(9),</w:t>
-      </w:r>
-    </w:p>
-    <w:p>
-      <w:pPr>
-        <w:rPr>
-          <w:color w:val="000000" w:themeColor="text1"/>
-        </w:rPr>
-      </w:pPr>
-      <w:r>
-        <w:rPr>
-          <w:color w:val="000000" w:themeColor="text1"/>
-        </w:rPr>
-        <w:t xml:space="preserve">  7      out_of_stock_explanation VARCHAR2(255),</w:t>
-      </w:r>
-    </w:p>
-    <w:p>
-      <w:pPr>
-        <w:rPr>
-          <w:color w:val="000000" w:themeColor="text1"/>
-        </w:rPr>
-      </w:pPr>
-      <w:r>
-        <w:rPr>
-          <w:color w:val="000000" w:themeColor="text1"/>
-        </w:rPr>
-        <w:t xml:space="preserve">  8      restock_date DATE,</w:t>
-      </w:r>
-    </w:p>
-    <w:p>
-      <w:pPr>
-        <w:rPr>
-          <w:color w:val="000000" w:themeColor="text1"/>
-        </w:rPr>
-      </w:pPr>
-      <w:r>
-        <w:rPr>
-          <w:color w:val="000000" w:themeColor="text1"/>
-        </w:rPr>
-        <w:t xml:space="preserve">  9      CONSTRAINT s_inventory_pk PRIMARY KEY (product_id, warehouse_id),</w:t>
-      </w:r>
-    </w:p>
-    <w:p>
-      <w:pPr>
-        <w:rPr>
-          <w:color w:val="000000" w:themeColor="text1"/>
-        </w:rPr>
-      </w:pPr>
-      <w:r>
-        <w:rPr>
-          <w:color w:val="000000" w:themeColor="text1"/>
-        </w:rPr>
-        <w:t xml:space="preserve"> 10      CONSTRAINT s_inventory_product_id_fk FOREIGN KEY (product_id) REFERENCES s_product(id),</w:t>
-      </w:r>
-    </w:p>
-    <w:p>
-      <w:pPr>
-        <w:rPr>
-          <w:color w:val="000000" w:themeColor="text1"/>
-        </w:rPr>
-      </w:pPr>
-      <w:r>
-        <w:rPr>
-          <w:color w:val="000000" w:themeColor="text1"/>
-        </w:rPr>
-        <w:t xml:space="preserve"> 11      CONSTRAINT s_inventory_warehouse_id_fk FOREIGN KEY (warehouse_id) REFERENCES s_warehouse(id)</w:t>
-      </w:r>
-    </w:p>
-    <w:p>
-      <w:pPr>
-        <w:rPr>
-          <w:color w:val="000000" w:themeColor="text1"/>
-        </w:rPr>
-      </w:pPr>
-      <w:r>
-        <w:rPr>
-          <w:color w:val="000000" w:themeColor="text1"/>
-        </w:rPr>
-        <w:t xml:space="preserve"> 12  );</w:t>
-      </w:r>
-    </w:p>
-    <w:p>
-      <w:pPr>
-        <w:rPr>
-          <w:color w:val="000000" w:themeColor="text1"/>
-        </w:rPr>
-      </w:pPr>
-    </w:p>
-    <w:p>
-      <w:pPr>
-        <w:rPr>
-          <w:color w:val="000000" w:themeColor="text1"/>
-        </w:rPr>
-      </w:pPr>
-      <w:r>
-        <w:rPr>
-          <w:color w:val="000000" w:themeColor="text1"/>
-        </w:rPr>
-        <w:t>Table created.</w:t>
+        <w:t>SQL&gt; INSERT INTO s_image VALUES (1, 'jpg', 'N', 'pro_mtb.jpg', EMPTY_BLOB());</w:t>
+      </w:r>
+    </w:p>
+    <w:p>
+      <w:pPr>
+        <w:rPr>
+          <w:color w:val="000000" w:themeColor="text1"/>
+        </w:rPr>
+      </w:pPr>
+    </w:p>
+    <w:p>
+      <w:pPr>
+        <w:rPr>
+          <w:color w:val="000000" w:themeColor="text1"/>
+        </w:rPr>
+      </w:pPr>
+      <w:r>
+        <w:rPr>
+          <w:color w:val="000000" w:themeColor="text1"/>
+        </w:rPr>
+        <w:t>1 row created.</w:t>
+      </w:r>
+    </w:p>
+    <w:p>
+      <w:pPr>
+        <w:rPr>
+          <w:color w:val="000000" w:themeColor="text1"/>
+        </w:rPr>
+      </w:pPr>
+    </w:p>
+    <w:p>
+      <w:pPr>
+        <w:rPr>
+          <w:color w:val="000000" w:themeColor="text1"/>
+        </w:rPr>
+      </w:pPr>
+      <w:r>
+        <w:rPr>
+          <w:color w:val="000000" w:themeColor="text1"/>
+        </w:rPr>
+        <w:t>SQL&gt; INSERT INTO s_image VALUES (2, 'jpg', 'N', 'ski_boots.jpg', EMPTY_BLOB());</w:t>
+      </w:r>
+    </w:p>
+    <w:p>
+      <w:pPr>
+        <w:rPr>
+          <w:color w:val="000000" w:themeColor="text1"/>
+        </w:rPr>
+      </w:pPr>
+    </w:p>
+    <w:p>
+      <w:pPr>
+        <w:rPr>
+          <w:color w:val="000000" w:themeColor="text1"/>
+        </w:rPr>
+      </w:pPr>
+      <w:r>
+        <w:rPr>
+          <w:color w:val="000000" w:themeColor="text1"/>
+        </w:rPr>
+        <w:t>1 row created.</w:t>
+      </w:r>
+    </w:p>
+    <w:p>
+      <w:pPr>
+        <w:rPr>
+          <w:color w:val="000000" w:themeColor="text1"/>
+        </w:rPr>
+      </w:pPr>
+    </w:p>
+    <w:p>
+      <w:pPr>
+        <w:rPr>
+          <w:color w:val="000000" w:themeColor="text1"/>
+        </w:rPr>
+      </w:pPr>
+      <w:r>
+        <w:rPr>
+          <w:color w:val="000000" w:themeColor="text1"/>
+        </w:rPr>
+        <w:t>SQL&gt; INSERT INTO s_image VALUES (3, 'jpg', 'N', 'pro_helmet.jpg', EMPTY_BLOB());</w:t>
+      </w:r>
+    </w:p>
+    <w:p>
+      <w:pPr>
+        <w:rPr>
+          <w:color w:val="000000" w:themeColor="text1"/>
+        </w:rPr>
+      </w:pPr>
+    </w:p>
+    <w:p>
+      <w:pPr>
+        <w:rPr>
+          <w:color w:val="000000" w:themeColor="text1"/>
+        </w:rPr>
+      </w:pPr>
+      <w:r>
+        <w:rPr>
+          <w:color w:val="000000" w:themeColor="text1"/>
+        </w:rPr>
+        <w:t>1 row created.</w:t>
+      </w:r>
+    </w:p>
+    <w:p>
+      <w:pPr>
+        <w:rPr>
+          <w:color w:val="000000" w:themeColor="text1"/>
+        </w:rPr>
+      </w:pPr>
+    </w:p>
+    <w:p>
+      <w:pPr>
+        <w:rPr>
+          <w:color w:val="000000" w:themeColor="text1"/>
+        </w:rPr>
+      </w:pPr>
+      <w:r>
+        <w:rPr>
+          <w:color w:val="000000" w:themeColor="text1"/>
+        </w:rPr>
+        <w:t>SQL&gt; INSERT INTO s_image VALUES (4, 'jpg', 'N', 'city_bicycle.jpg', EMPTY_BLOB());</w:t>
+      </w:r>
+    </w:p>
+    <w:p>
+      <w:pPr>
+        <w:rPr>
+          <w:color w:val="000000" w:themeColor="text1"/>
+        </w:rPr>
+      </w:pPr>
+    </w:p>
+    <w:p>
+      <w:pPr>
+        <w:rPr>
+          <w:color w:val="000000" w:themeColor="text1"/>
+        </w:rPr>
+      </w:pPr>
+      <w:r>
+        <w:rPr>
+          <w:color w:val="000000" w:themeColor="text1"/>
+        </w:rPr>
+        <w:t>1 row created.</w:t>
       </w:r>
     </w:p>
     <w:p>
@@ -4551,7 +5426,7 @@
         <w:rPr>
           <w:color w:val="000000" w:themeColor="text1"/>
         </w:rPr>
-        <w:t>SQL&gt; INSERT INTO s_region VALUES (1, 'North America');</w:t>
+        <w:t>SQL&gt; INSERT INTO s_product VALUES (1001, 'Pro Mountain Bike', 'High performance bicycle for mountain trail', 1, 1, 1200, 'Each');</w:t>
       </w:r>
     </w:p>
     <w:p>
@@ -4591,7 +5466,7 @@
         <w:rPr>
           <w:color w:val="000000" w:themeColor="text1"/>
         </w:rPr>
-        <w:t>SQL&gt; INSERT INTO s_region VALUES (2, 'South America');</w:t>
+        <w:t>SQL&gt; INSERT INTO s_product VALUES (1002, 'Ski Boots', 'Comfort ski boots for winter trips', 2, 2, 350, 'Pair');</w:t>
       </w:r>
     </w:p>
     <w:p>
@@ -4631,7 +5506,8 @@
         <w:rPr>
           <w:color w:val="000000" w:themeColor="text1"/>
         </w:rPr>
-        <w:t>SQL&gt; INSERT INTO s_region VALUES (3, 'Asia');</w:t>
+        <w:lastRenderedPageBreak/>
+        <w:t>SQL&gt; INSERT INTO s_product VALUES (1003, 'Pro Helmet', 'Safety helmet for bicycle and ski', 3, 3, 80, 'Each');</w:t>
       </w:r>
     </w:p>
     <w:p>
@@ -4671,6 +5547,46 @@
         <w:rPr>
           <w:color w:val="000000" w:themeColor="text1"/>
         </w:rPr>
+        <w:t>SQL&gt; INSERT INTO s_product VALUES (1004, 'City Bicycle', 'Everyday bicycle for commuting in city', 4, 4, 600, 'Each');</w:t>
+      </w:r>
+    </w:p>
+    <w:p>
+      <w:pPr>
+        <w:rPr>
+          <w:color w:val="000000" w:themeColor="text1"/>
+        </w:rPr>
+      </w:pPr>
+    </w:p>
+    <w:p>
+      <w:pPr>
+        <w:rPr>
+          <w:color w:val="000000" w:themeColor="text1"/>
+        </w:rPr>
+      </w:pPr>
+      <w:r>
+        <w:rPr>
+          <w:color w:val="000000" w:themeColor="text1"/>
+        </w:rPr>
+        <w:t>1 row created.</w:t>
+      </w:r>
+    </w:p>
+    <w:p>
+      <w:pPr>
+        <w:rPr>
+          <w:color w:val="000000" w:themeColor="text1"/>
+        </w:rPr>
+      </w:pPr>
+    </w:p>
+    <w:p>
+      <w:pPr>
+        <w:rPr>
+          <w:color w:val="000000" w:themeColor="text1"/>
+        </w:rPr>
+      </w:pPr>
+      <w:r>
+        <w:rPr>
+          <w:color w:val="000000" w:themeColor="text1"/>
+        </w:rPr>
         <w:t>SQL&gt;</w:t>
       </w:r>
     </w:p>
@@ -4684,7 +5600,147 @@
         <w:rPr>
           <w:color w:val="000000" w:themeColor="text1"/>
         </w:rPr>
-        <w:t>SQL&gt; INSERT INTO s_title VALUES ('Director');</w:t>
+        <w:t>SQL&gt; INSERT INTO s_emp VALUES (100, 'Nguyen', 'Lan', 'lan', TO_DATE('15/05/1990','DD/MM/YYYY'), NULL, NULL, 'Director', 10, 4500, 0.20);</w:t>
+      </w:r>
+    </w:p>
+    <w:p>
+      <w:pPr>
+        <w:rPr>
+          <w:color w:val="000000" w:themeColor="text1"/>
+        </w:rPr>
+      </w:pPr>
+    </w:p>
+    <w:p>
+      <w:pPr>
+        <w:rPr>
+          <w:color w:val="000000" w:themeColor="text1"/>
+        </w:rPr>
+      </w:pPr>
+      <w:r>
+        <w:rPr>
+          <w:color w:val="000000" w:themeColor="text1"/>
+        </w:rPr>
+        <w:t>1 row created.</w:t>
+      </w:r>
+    </w:p>
+    <w:p>
+      <w:pPr>
+        <w:rPr>
+          <w:color w:val="000000" w:themeColor="text1"/>
+        </w:rPr>
+      </w:pPr>
+    </w:p>
+    <w:p>
+      <w:pPr>
+        <w:rPr>
+          <w:color w:val="000000" w:themeColor="text1"/>
+        </w:rPr>
+      </w:pPr>
+      <w:r>
+        <w:rPr>
+          <w:color w:val="000000" w:themeColor="text1"/>
+        </w:rPr>
+        <w:t>SQL&gt; INSERT INTO s_emp VALUES (101, 'Tran', 'Son', 'son', TO_DATE('20/05/1991','DD/MM/YYYY'), NULL, 100, 'Manager', 10, 3200, 0.10);</w:t>
+      </w:r>
+    </w:p>
+    <w:p>
+      <w:pPr>
+        <w:rPr>
+          <w:color w:val="000000" w:themeColor="text1"/>
+        </w:rPr>
+      </w:pPr>
+    </w:p>
+    <w:p>
+      <w:pPr>
+        <w:rPr>
+          <w:color w:val="000000" w:themeColor="text1"/>
+        </w:rPr>
+      </w:pPr>
+      <w:r>
+        <w:rPr>
+          <w:color w:val="000000" w:themeColor="text1"/>
+        </w:rPr>
+        <w:t>1 row created.</w:t>
+      </w:r>
+    </w:p>
+    <w:p>
+      <w:pPr>
+        <w:rPr>
+          <w:color w:val="000000" w:themeColor="text1"/>
+        </w:rPr>
+      </w:pPr>
+    </w:p>
+    <w:p>
+      <w:pPr>
+        <w:rPr>
+          <w:color w:val="000000" w:themeColor="text1"/>
+        </w:rPr>
+      </w:pPr>
+      <w:r>
+        <w:rPr>
+          <w:color w:val="000000" w:themeColor="text1"/>
+        </w:rPr>
+        <w:t>SQL&gt; INSERT INTO s_emp VALUES (102, 'Le', 'Susan', 'susan', TO_DATE('10/01/1991','DD/MM/YYYY'), NULL, 101, 'Sales Rep', 50, 1800, 0.05);</w:t>
+      </w:r>
+    </w:p>
+    <w:p>
+      <w:pPr>
+        <w:rPr>
+          <w:color w:val="000000" w:themeColor="text1"/>
+        </w:rPr>
+      </w:pPr>
+    </w:p>
+    <w:p>
+      <w:pPr>
+        <w:rPr>
+          <w:color w:val="000000" w:themeColor="text1"/>
+        </w:rPr>
+      </w:pPr>
+      <w:r>
+        <w:rPr>
+          <w:color w:val="000000" w:themeColor="text1"/>
+        </w:rPr>
+        <w:t>1 row created.</w:t>
+      </w:r>
+    </w:p>
+    <w:p>
+      <w:pPr>
+        <w:rPr>
+          <w:color w:val="000000" w:themeColor="text1"/>
+        </w:rPr>
+      </w:pPr>
+    </w:p>
+    <w:p>
+      <w:pPr>
+        <w:rPr>
+          <w:color w:val="000000" w:themeColor="text1"/>
+        </w:rPr>
+      </w:pPr>
+      <w:r>
+        <w:rPr>
+          <w:color w:val="000000" w:themeColor="text1"/>
+        </w:rPr>
+        <w:t>SQL&gt; INSERT INTO s_emp VALUES (103, 'Pham', 'Liam', 'liam', TO_DATE('18/06/1992','DD/MM/YYYY'), NULL, 101, 'Sales Rep', 31, 1600, 0.04);</w:t>
+      </w:r>
+    </w:p>
+    <w:p>
+      <w:pPr>
+        <w:rPr>
+          <w:color w:val="000000" w:themeColor="text1"/>
+        </w:rPr>
+      </w:pPr>
+    </w:p>
+    <w:p>
+      <w:pPr>
+        <w:rPr>
+          <w:color w:val="000000" w:themeColor="text1"/>
+        </w:rPr>
+      </w:pPr>
+      <w:r>
+        <w:rPr>
+          <w:color w:val="000000" w:themeColor="text1"/>
+        </w:rPr>
+        <w:t>1 row created.</w:t>
       </w:r>
     </w:p>
     <w:p>
@@ -4705,6 +5761,26 @@
           <w:color w:val="000000" w:themeColor="text1"/>
         </w:rPr>
         <w:lastRenderedPageBreak/>
+        <w:t>SQL&gt; INSERT INTO s_emp VALUES (104, 'Do', 'Smith', 'smith', TO_DATE('03/03/1991','DD/MM/YYYY'), NULL, 101, 'Clerk', 42, 1700, 0.02);</w:t>
+      </w:r>
+    </w:p>
+    <w:p>
+      <w:pPr>
+        <w:rPr>
+          <w:color w:val="000000" w:themeColor="text1"/>
+        </w:rPr>
+      </w:pPr>
+    </w:p>
+    <w:p>
+      <w:pPr>
+        <w:rPr>
+          <w:color w:val="000000" w:themeColor="text1"/>
+        </w:rPr>
+      </w:pPr>
+      <w:r>
+        <w:rPr>
+          <w:color w:val="000000" w:themeColor="text1"/>
+        </w:rPr>
         <w:t>1 row created.</w:t>
       </w:r>
     </w:p>
@@ -4725,7 +5801,321 @@
         <w:rPr>
           <w:color w:val="000000" w:themeColor="text1"/>
         </w:rPr>
-        <w:t>SQL&gt; INSERT INTO s_title VALUES ('Manager');</w:t>
+        <w:t>SQL&gt;</w:t>
+      </w:r>
+    </w:p>
+    <w:p>
+      <w:pPr>
+        <w:rPr>
+          <w:color w:val="000000" w:themeColor="text1"/>
+        </w:rPr>
+      </w:pPr>
+      <w:r>
+        <w:rPr>
+          <w:color w:val="000000" w:themeColor="text1"/>
+        </w:rPr>
+        <w:t>SQL&gt; BEGIN</w:t>
+      </w:r>
+    </w:p>
+    <w:p>
+      <w:pPr>
+        <w:rPr>
+          <w:color w:val="000000" w:themeColor="text1"/>
+        </w:rPr>
+      </w:pPr>
+      <w:r>
+        <w:rPr>
+          <w:color w:val="000000" w:themeColor="text1"/>
+        </w:rPr>
+        <w:t xml:space="preserve">  2    FOR i IN 1..21 LOOP</w:t>
+      </w:r>
+    </w:p>
+    <w:p>
+      <w:pPr>
+        <w:rPr>
+          <w:color w:val="000000" w:themeColor="text1"/>
+        </w:rPr>
+      </w:pPr>
+      <w:r>
+        <w:rPr>
+          <w:color w:val="000000" w:themeColor="text1"/>
+        </w:rPr>
+        <w:t xml:space="preserve">  3      INSERT INTO s_emp (</w:t>
+      </w:r>
+    </w:p>
+    <w:p>
+      <w:pPr>
+        <w:rPr>
+          <w:color w:val="000000" w:themeColor="text1"/>
+        </w:rPr>
+      </w:pPr>
+      <w:r>
+        <w:rPr>
+          <w:color w:val="000000" w:themeColor="text1"/>
+        </w:rPr>
+        <w:t xml:space="preserve">  4        id, last_name, first_name, userid, start_date, comments, manager_id, title, dept_id, salary, commission_pct</w:t>
+      </w:r>
+    </w:p>
+    <w:p>
+      <w:pPr>
+        <w:rPr>
+          <w:color w:val="000000" w:themeColor="text1"/>
+        </w:rPr>
+      </w:pPr>
+      <w:r>
+        <w:rPr>
+          <w:color w:val="000000" w:themeColor="text1"/>
+        </w:rPr>
+        <w:t xml:space="preserve">  5      ) VALUES (</w:t>
+      </w:r>
+    </w:p>
+    <w:p>
+      <w:pPr>
+        <w:rPr>
+          <w:color w:val="000000" w:themeColor="text1"/>
+        </w:rPr>
+      </w:pPr>
+      <w:r>
+        <w:rPr>
+          <w:color w:val="000000" w:themeColor="text1"/>
+        </w:rPr>
+        <w:t xml:space="preserve">  6        200 + i,</w:t>
+      </w:r>
+    </w:p>
+    <w:p>
+      <w:pPr>
+        <w:rPr>
+          <w:color w:val="000000" w:themeColor="text1"/>
+        </w:rPr>
+      </w:pPr>
+      <w:r>
+        <w:rPr>
+          <w:color w:val="000000" w:themeColor="text1"/>
+        </w:rPr>
+        <w:t xml:space="preserve">  7        'Staff' || TO_CHAR(i),</w:t>
+      </w:r>
+    </w:p>
+    <w:p>
+      <w:pPr>
+        <w:rPr>
+          <w:color w:val="000000" w:themeColor="text1"/>
+        </w:rPr>
+      </w:pPr>
+      <w:r>
+        <w:rPr>
+          <w:color w:val="000000" w:themeColor="text1"/>
+        </w:rPr>
+        <w:t xml:space="preserve">  8        'Sale' || TO_CHAR(i),</w:t>
+      </w:r>
+    </w:p>
+    <w:p>
+      <w:pPr>
+        <w:rPr>
+          <w:color w:val="000000" w:themeColor="text1"/>
+        </w:rPr>
+      </w:pPr>
+      <w:r>
+        <w:rPr>
+          <w:color w:val="000000" w:themeColor="text1"/>
+        </w:rPr>
+        <w:t xml:space="preserve">  9        'u' || TO_CHAR(200 + i),</w:t>
+      </w:r>
+    </w:p>
+    <w:p>
+      <w:pPr>
+        <w:rPr>
+          <w:color w:val="000000" w:themeColor="text1"/>
+        </w:rPr>
+      </w:pPr>
+      <w:r>
+        <w:rPr>
+          <w:color w:val="000000" w:themeColor="text1"/>
+        </w:rPr>
+        <w:t xml:space="preserve"> 10        TO_DATE('01/01/1992','DD/MM/YYYY') + i,</w:t>
+      </w:r>
+    </w:p>
+    <w:p>
+      <w:pPr>
+        <w:rPr>
+          <w:color w:val="000000" w:themeColor="text1"/>
+        </w:rPr>
+      </w:pPr>
+      <w:r>
+        <w:rPr>
+          <w:color w:val="000000" w:themeColor="text1"/>
+        </w:rPr>
+        <w:t xml:space="preserve"> 11        NULL,</w:t>
+      </w:r>
+    </w:p>
+    <w:p>
+      <w:pPr>
+        <w:rPr>
+          <w:color w:val="000000" w:themeColor="text1"/>
+        </w:rPr>
+      </w:pPr>
+      <w:r>
+        <w:rPr>
+          <w:color w:val="000000" w:themeColor="text1"/>
+        </w:rPr>
+        <w:t xml:space="preserve"> 12        101,</w:t>
+      </w:r>
+    </w:p>
+    <w:p>
+      <w:pPr>
+        <w:rPr>
+          <w:color w:val="000000" w:themeColor="text1"/>
+        </w:rPr>
+      </w:pPr>
+      <w:r>
+        <w:rPr>
+          <w:color w:val="000000" w:themeColor="text1"/>
+        </w:rPr>
+        <w:t xml:space="preserve"> 13        'Sales Rep',</w:t>
+      </w:r>
+    </w:p>
+    <w:p>
+      <w:pPr>
+        <w:rPr>
+          <w:color w:val="000000" w:themeColor="text1"/>
+        </w:rPr>
+      </w:pPr>
+      <w:r>
+        <w:rPr>
+          <w:color w:val="000000" w:themeColor="text1"/>
+        </w:rPr>
+        <w:t xml:space="preserve"> 14        50,</w:t>
+      </w:r>
+    </w:p>
+    <w:p>
+      <w:pPr>
+        <w:rPr>
+          <w:color w:val="000000" w:themeColor="text1"/>
+        </w:rPr>
+      </w:pPr>
+      <w:r>
+        <w:rPr>
+          <w:color w:val="000000" w:themeColor="text1"/>
+        </w:rPr>
+        <w:t xml:space="preserve"> 15        1200 + (i * 35),</w:t>
+      </w:r>
+    </w:p>
+    <w:p>
+      <w:pPr>
+        <w:rPr>
+          <w:color w:val="000000" w:themeColor="text1"/>
+        </w:rPr>
+      </w:pPr>
+      <w:r>
+        <w:rPr>
+          <w:color w:val="000000" w:themeColor="text1"/>
+        </w:rPr>
+        <w:t xml:space="preserve"> 16        0.03</w:t>
+      </w:r>
+    </w:p>
+    <w:p>
+      <w:pPr>
+        <w:rPr>
+          <w:color w:val="000000" w:themeColor="text1"/>
+        </w:rPr>
+      </w:pPr>
+      <w:r>
+        <w:rPr>
+          <w:color w:val="000000" w:themeColor="text1"/>
+        </w:rPr>
+        <w:t xml:space="preserve"> 17      );</w:t>
+      </w:r>
+    </w:p>
+    <w:p>
+      <w:pPr>
+        <w:rPr>
+          <w:color w:val="000000" w:themeColor="text1"/>
+        </w:rPr>
+      </w:pPr>
+      <w:r>
+        <w:rPr>
+          <w:color w:val="000000" w:themeColor="text1"/>
+        </w:rPr>
+        <w:t xml:space="preserve"> 18    END LOOP;</w:t>
+      </w:r>
+    </w:p>
+    <w:p>
+      <w:pPr>
+        <w:rPr>
+          <w:color w:val="000000" w:themeColor="text1"/>
+        </w:rPr>
+      </w:pPr>
+      <w:r>
+        <w:rPr>
+          <w:color w:val="000000" w:themeColor="text1"/>
+        </w:rPr>
+        <w:t xml:space="preserve"> 19  END;</w:t>
+      </w:r>
+    </w:p>
+    <w:p>
+      <w:pPr>
+        <w:rPr>
+          <w:color w:val="000000" w:themeColor="text1"/>
+        </w:rPr>
+      </w:pPr>
+      <w:r>
+        <w:rPr>
+          <w:color w:val="000000" w:themeColor="text1"/>
+        </w:rPr>
+        <w:t xml:space="preserve"> 20  /</w:t>
+      </w:r>
+    </w:p>
+    <w:p>
+      <w:pPr>
+        <w:rPr>
+          <w:color w:val="000000" w:themeColor="text1"/>
+        </w:rPr>
+      </w:pPr>
+    </w:p>
+    <w:p>
+      <w:pPr>
+        <w:rPr>
+          <w:color w:val="000000" w:themeColor="text1"/>
+        </w:rPr>
+      </w:pPr>
+      <w:r>
+        <w:rPr>
+          <w:color w:val="000000" w:themeColor="text1"/>
+        </w:rPr>
+        <w:t>PL/SQL procedure successfully completed.</w:t>
+      </w:r>
+    </w:p>
+    <w:p>
+      <w:pPr>
+        <w:rPr>
+          <w:color w:val="000000" w:themeColor="text1"/>
+        </w:rPr>
+      </w:pPr>
+    </w:p>
+    <w:p>
+      <w:pPr>
+        <w:rPr>
+          <w:color w:val="000000" w:themeColor="text1"/>
+        </w:rPr>
+      </w:pPr>
+      <w:r>
+        <w:rPr>
+          <w:color w:val="000000" w:themeColor="text1"/>
+        </w:rPr>
+        <w:lastRenderedPageBreak/>
+        <w:t>SQL&gt;</w:t>
+      </w:r>
+    </w:p>
+    <w:p>
+      <w:pPr>
+        <w:rPr>
+          <w:color w:val="000000" w:themeColor="text1"/>
+        </w:rPr>
+      </w:pPr>
+      <w:r>
+        <w:rPr>
+          <w:color w:val="000000" w:themeColor="text1"/>
+        </w:rPr>
+        <w:t>SQL&gt; INSERT INTO s_customer VALUES (201, 'An Khang Trading', '0900000001', '12 Main St', 'HCM', 'HCM', 'Vietnam', '700000', 'A', 102, 3, NULL);</w:t>
       </w:r>
     </w:p>
     <w:p>
@@ -4765,7 +6155,7 @@
         <w:rPr>
           <w:color w:val="000000" w:themeColor="text1"/>
         </w:rPr>
-        <w:t>SQL&gt; INSERT INTO s_title VALUES ('Sales Rep');</w:t>
+        <w:t>SQL&gt; INSERT INTO s_customer VALUES (202, 'Global Sport', '0900000002', '99 Ocean Ave', 'Da Nang', 'DN', 'Vietnam', '550000', 'B', 103, 3, NULL);</w:t>
       </w:r>
     </w:p>
     <w:p>
@@ -4805,7 +6195,7 @@
         <w:rPr>
           <w:color w:val="000000" w:themeColor="text1"/>
         </w:rPr>
-        <w:t>SQL&gt; INSERT INTO s_title VALUES ('Clerk');</w:t>
+        <w:t>SQL&gt; INSERT INTO s_customer VALUES (203, 'Pro Riders Club', '0900000003', '20 Lake Rd', 'Ha Noi', 'HN', 'Vietnam', '100000', 'A', 102, 1, NULL);</w:t>
       </w:r>
     </w:p>
     <w:p>
@@ -4845,6 +6235,86 @@
         <w:rPr>
           <w:color w:val="000000" w:themeColor="text1"/>
         </w:rPr>
+        <w:t>SQL&gt; INSERT INTO s_customer VALUES (204, 'Winter Shop', '0900000004', '8 Snow St', 'Can Tho', 'CT', 'Vietnam', '900000', 'B', 104, 2, NULL);</w:t>
+      </w:r>
+    </w:p>
+    <w:p>
+      <w:pPr>
+        <w:rPr>
+          <w:color w:val="000000" w:themeColor="text1"/>
+        </w:rPr>
+      </w:pPr>
+    </w:p>
+    <w:p>
+      <w:pPr>
+        <w:rPr>
+          <w:color w:val="000000" w:themeColor="text1"/>
+        </w:rPr>
+      </w:pPr>
+      <w:r>
+        <w:rPr>
+          <w:color w:val="000000" w:themeColor="text1"/>
+        </w:rPr>
+        <w:t>1 row created.</w:t>
+      </w:r>
+    </w:p>
+    <w:p>
+      <w:pPr>
+        <w:rPr>
+          <w:color w:val="000000" w:themeColor="text1"/>
+        </w:rPr>
+      </w:pPr>
+    </w:p>
+    <w:p>
+      <w:pPr>
+        <w:rPr>
+          <w:color w:val="000000" w:themeColor="text1"/>
+        </w:rPr>
+      </w:pPr>
+      <w:r>
+        <w:rPr>
+          <w:color w:val="000000" w:themeColor="text1"/>
+        </w:rPr>
+        <w:t>SQL&gt; INSERT INTO s_customer VALUES (205, 'No Order Customer', '0900000005', '1 Empty Rd', 'Hue', 'HU', 'Vietnam', '530000', 'C', 103, 2, 'Chua dat hang');</w:t>
+      </w:r>
+    </w:p>
+    <w:p>
+      <w:pPr>
+        <w:rPr>
+          <w:color w:val="000000" w:themeColor="text1"/>
+        </w:rPr>
+      </w:pPr>
+    </w:p>
+    <w:p>
+      <w:pPr>
+        <w:rPr>
+          <w:color w:val="000000" w:themeColor="text1"/>
+        </w:rPr>
+      </w:pPr>
+      <w:r>
+        <w:rPr>
+          <w:color w:val="000000" w:themeColor="text1"/>
+        </w:rPr>
+        <w:t>1 row created.</w:t>
+      </w:r>
+    </w:p>
+    <w:p>
+      <w:pPr>
+        <w:rPr>
+          <w:color w:val="000000" w:themeColor="text1"/>
+        </w:rPr>
+      </w:pPr>
+    </w:p>
+    <w:p>
+      <w:pPr>
+        <w:rPr>
+          <w:color w:val="000000" w:themeColor="text1"/>
+        </w:rPr>
+      </w:pPr>
+      <w:r>
+        <w:rPr>
+          <w:color w:val="000000" w:themeColor="text1"/>
+        </w:rPr>
         <w:t>SQL&gt;</w:t>
       </w:r>
     </w:p>
@@ -4858,7 +6328,7 @@
         <w:rPr>
           <w:color w:val="000000" w:themeColor="text1"/>
         </w:rPr>
-        <w:t>SQL&gt; INSERT INTO s_dept VALUES (10, 'Head Office', 1);</w:t>
+        <w:t>SQL&gt; INSERT INTO s_warehouse VALUES (1, 1, '100 Warehouse Rd', 'New York', 'NY', 'USA', '10001', '111-1111', 100);</w:t>
       </w:r>
     </w:p>
     <w:p>
@@ -4898,7 +6368,7 @@
         <w:rPr>
           <w:color w:val="000000" w:themeColor="text1"/>
         </w:rPr>
-        <w:t>SQL&gt; INSERT INTO s_dept VALUES (31, 'Retail East', 1);</w:t>
+        <w:t>SQL&gt; INSERT INTO s_warehouse VALUES (2, 2, '200 Depot St', 'Sao Paulo', 'SP', 'Brazil', '01000', '222-2222', 101);</w:t>
       </w:r>
     </w:p>
     <w:p>
@@ -4938,7 +6408,7 @@
         <w:rPr>
           <w:color w:val="000000" w:themeColor="text1"/>
         </w:rPr>
-        <w:t>SQL&gt; INSERT INTO s_dept VALUES (42, 'Support Asia', 3);</w:t>
+        <w:t>SQL&gt; INSERT INTO s_warehouse VALUES (3, 3, '300 Logistic Ave', 'Singapore', 'SG', 'Singapore', '018989', '333-3333', 101);</w:t>
       </w:r>
     </w:p>
     <w:p>
@@ -4978,15 +6448,434 @@
         <w:rPr>
           <w:color w:val="000000" w:themeColor="text1"/>
         </w:rPr>
-        <w:t>SQL&gt; INSERT INTO s_dept VALUES (50, 'Online Sales', 2);</w:t>
-      </w:r>
-    </w:p>
-    <w:p>
-      <w:pPr>
-        <w:rPr>
-          <w:color w:val="000000" w:themeColor="text1"/>
-        </w:rPr>
-      </w:pPr>
+        <w:t>SQL&gt;</w:t>
+      </w:r>
+    </w:p>
+    <w:p>
+      <w:pPr>
+        <w:rPr>
+          <w:color w:val="000000" w:themeColor="text1"/>
+        </w:rPr>
+      </w:pPr>
+      <w:r>
+        <w:rPr>
+          <w:color w:val="000000" w:themeColor="text1"/>
+        </w:rPr>
+        <w:t>SQL&gt; INSERT INTO s_ord VALUES (101, 201, TO_DATE('05/01/2024','DD/MM/YYYY'), TO_DATE('07/01/2024','DD/MM/YYYY'), 102, 150000, 'CASH', 'Y');</w:t>
+      </w:r>
+    </w:p>
+    <w:p>
+      <w:pPr>
+        <w:rPr>
+          <w:color w:val="000000" w:themeColor="text1"/>
+        </w:rPr>
+      </w:pPr>
+    </w:p>
+    <w:p>
+      <w:pPr>
+        <w:rPr>
+          <w:color w:val="000000" w:themeColor="text1"/>
+        </w:rPr>
+      </w:pPr>
+      <w:r>
+        <w:rPr>
+          <w:color w:val="000000" w:themeColor="text1"/>
+        </w:rPr>
+        <w:t>1 row created.</w:t>
+      </w:r>
+    </w:p>
+    <w:p>
+      <w:pPr>
+        <w:rPr>
+          <w:color w:val="000000" w:themeColor="text1"/>
+        </w:rPr>
+      </w:pPr>
+    </w:p>
+    <w:p>
+      <w:pPr>
+        <w:rPr>
+          <w:color w:val="000000" w:themeColor="text1"/>
+        </w:rPr>
+      </w:pPr>
+      <w:r>
+        <w:rPr>
+          <w:color w:val="000000" w:themeColor="text1"/>
+        </w:rPr>
+        <w:t>SQL&gt; INSERT INTO s_ord VALUES (102, 202, TO_DATE('10/01/2024','DD/MM/YYYY'), TO_DATE('15/01/2024','DD/MM/YYYY'), 103, 95000, 'CARD', 'Y');</w:t>
+      </w:r>
+    </w:p>
+    <w:p>
+      <w:pPr>
+        <w:rPr>
+          <w:color w:val="000000" w:themeColor="text1"/>
+        </w:rPr>
+      </w:pPr>
+    </w:p>
+    <w:p>
+      <w:pPr>
+        <w:rPr>
+          <w:color w:val="000000" w:themeColor="text1"/>
+        </w:rPr>
+      </w:pPr>
+      <w:r>
+        <w:rPr>
+          <w:color w:val="000000" w:themeColor="text1"/>
+        </w:rPr>
+        <w:t>1 row created.</w:t>
+      </w:r>
+    </w:p>
+    <w:p>
+      <w:pPr>
+        <w:rPr>
+          <w:color w:val="000000" w:themeColor="text1"/>
+        </w:rPr>
+      </w:pPr>
+    </w:p>
+    <w:p>
+      <w:pPr>
+        <w:rPr>
+          <w:color w:val="000000" w:themeColor="text1"/>
+        </w:rPr>
+      </w:pPr>
+      <w:r>
+        <w:rPr>
+          <w:color w:val="000000" w:themeColor="text1"/>
+        </w:rPr>
+        <w:t>SQL&gt; INSERT INTO s_ord VALUES (103, 201, TO_DATE('12/01/2024','DD/MM/YYYY'), TO_DATE('20/01/2024','DD/MM/YYYY'), 102, 250000, 'TRANSFER', 'Y');</w:t>
+      </w:r>
+    </w:p>
+    <w:p>
+      <w:pPr>
+        <w:rPr>
+          <w:color w:val="000000" w:themeColor="text1"/>
+        </w:rPr>
+      </w:pPr>
+    </w:p>
+    <w:p>
+      <w:pPr>
+        <w:rPr>
+          <w:color w:val="000000" w:themeColor="text1"/>
+        </w:rPr>
+      </w:pPr>
+      <w:r>
+        <w:rPr>
+          <w:color w:val="000000" w:themeColor="text1"/>
+        </w:rPr>
+        <w:t>1 row created.</w:t>
+      </w:r>
+    </w:p>
+    <w:p>
+      <w:pPr>
+        <w:rPr>
+          <w:color w:val="000000" w:themeColor="text1"/>
+        </w:rPr>
+      </w:pPr>
+    </w:p>
+    <w:p>
+      <w:pPr>
+        <w:rPr>
+          <w:color w:val="000000" w:themeColor="text1"/>
+        </w:rPr>
+      </w:pPr>
+      <w:r>
+        <w:rPr>
+          <w:color w:val="000000" w:themeColor="text1"/>
+        </w:rPr>
+        <w:t>SQL&gt; INSERT INTO s_ord VALUES (104, 204, TO_DATE('15/01/2024','DD/MM/YYYY'), NULL, 104, 120000, 'CASH', 'N');</w:t>
+      </w:r>
+    </w:p>
+    <w:p>
+      <w:pPr>
+        <w:rPr>
+          <w:color w:val="000000" w:themeColor="text1"/>
+        </w:rPr>
+      </w:pPr>
+    </w:p>
+    <w:p>
+      <w:pPr>
+        <w:rPr>
+          <w:color w:val="000000" w:themeColor="text1"/>
+        </w:rPr>
+      </w:pPr>
+      <w:r>
+        <w:rPr>
+          <w:color w:val="000000" w:themeColor="text1"/>
+        </w:rPr>
+        <w:t>1 row created.</w:t>
+      </w:r>
+    </w:p>
+    <w:p>
+      <w:pPr>
+        <w:rPr>
+          <w:color w:val="000000" w:themeColor="text1"/>
+        </w:rPr>
+      </w:pPr>
+    </w:p>
+    <w:p>
+      <w:pPr>
+        <w:rPr>
+          <w:color w:val="000000" w:themeColor="text1"/>
+        </w:rPr>
+      </w:pPr>
+      <w:r>
+        <w:rPr>
+          <w:color w:val="000000" w:themeColor="text1"/>
+        </w:rPr>
+        <w:t>SQL&gt;</w:t>
+      </w:r>
+    </w:p>
+    <w:p>
+      <w:pPr>
+        <w:rPr>
+          <w:color w:val="000000" w:themeColor="text1"/>
+        </w:rPr>
+      </w:pPr>
+      <w:r>
+        <w:rPr>
+          <w:color w:val="000000" w:themeColor="text1"/>
+        </w:rPr>
+        <w:t>SQL&gt; INSERT INTO s_item VALUES (101, 1, 1001, 1200, 50, 50);</w:t>
+      </w:r>
+    </w:p>
+    <w:p>
+      <w:pPr>
+        <w:rPr>
+          <w:color w:val="000000" w:themeColor="text1"/>
+        </w:rPr>
+      </w:pPr>
+    </w:p>
+    <w:p>
+      <w:pPr>
+        <w:rPr>
+          <w:color w:val="000000" w:themeColor="text1"/>
+        </w:rPr>
+      </w:pPr>
+      <w:r>
+        <w:rPr>
+          <w:color w:val="000000" w:themeColor="text1"/>
+        </w:rPr>
+        <w:t>1 row created.</w:t>
+      </w:r>
+    </w:p>
+    <w:p>
+      <w:pPr>
+        <w:rPr>
+          <w:color w:val="000000" w:themeColor="text1"/>
+        </w:rPr>
+      </w:pPr>
+    </w:p>
+    <w:p>
+      <w:pPr>
+        <w:rPr>
+          <w:color w:val="000000" w:themeColor="text1"/>
+        </w:rPr>
+      </w:pPr>
+      <w:r>
+        <w:rPr>
+          <w:color w:val="000000" w:themeColor="text1"/>
+        </w:rPr>
+        <w:t>SQL&gt; INSERT INTO s_item VALUES (101, 2, 1003, 80, 60, 60);</w:t>
+      </w:r>
+    </w:p>
+    <w:p>
+      <w:pPr>
+        <w:rPr>
+          <w:color w:val="000000" w:themeColor="text1"/>
+        </w:rPr>
+      </w:pPr>
+    </w:p>
+    <w:p>
+      <w:pPr>
+        <w:rPr>
+          <w:color w:val="000000" w:themeColor="text1"/>
+        </w:rPr>
+      </w:pPr>
+      <w:r>
+        <w:rPr>
+          <w:color w:val="000000" w:themeColor="text1"/>
+        </w:rPr>
+        <w:t>1 row created.</w:t>
+      </w:r>
+    </w:p>
+    <w:p>
+      <w:pPr>
+        <w:rPr>
+          <w:color w:val="000000" w:themeColor="text1"/>
+        </w:rPr>
+      </w:pPr>
+    </w:p>
+    <w:p>
+      <w:pPr>
+        <w:rPr>
+          <w:color w:val="000000" w:themeColor="text1"/>
+        </w:rPr>
+      </w:pPr>
+      <w:r>
+        <w:rPr>
+          <w:color w:val="000000" w:themeColor="text1"/>
+        </w:rPr>
+        <w:t>SQL&gt; INSERT INTO s_item VALUES (102, 1, 1004, 600, 80, 80);</w:t>
+      </w:r>
+    </w:p>
+    <w:p>
+      <w:pPr>
+        <w:rPr>
+          <w:color w:val="000000" w:themeColor="text1"/>
+        </w:rPr>
+      </w:pPr>
+    </w:p>
+    <w:p>
+      <w:pPr>
+        <w:rPr>
+          <w:color w:val="000000" w:themeColor="text1"/>
+        </w:rPr>
+      </w:pPr>
+      <w:r>
+        <w:rPr>
+          <w:color w:val="000000" w:themeColor="text1"/>
+        </w:rPr>
+        <w:t>1 row created.</w:t>
+      </w:r>
+    </w:p>
+    <w:p>
+      <w:pPr>
+        <w:rPr>
+          <w:color w:val="000000" w:themeColor="text1"/>
+        </w:rPr>
+      </w:pPr>
+    </w:p>
+    <w:p>
+      <w:pPr>
+        <w:rPr>
+          <w:color w:val="000000" w:themeColor="text1"/>
+        </w:rPr>
+      </w:pPr>
+      <w:r>
+        <w:rPr>
+          <w:color w:val="000000" w:themeColor="text1"/>
+        </w:rPr>
+        <w:t>SQL&gt; INSERT INTO s_item VALUES (103, 1, 1002, 350, 300, 300);</w:t>
+      </w:r>
+    </w:p>
+    <w:p>
+      <w:pPr>
+        <w:rPr>
+          <w:color w:val="000000" w:themeColor="text1"/>
+        </w:rPr>
+      </w:pPr>
+    </w:p>
+    <w:p>
+      <w:pPr>
+        <w:rPr>
+          <w:color w:val="000000" w:themeColor="text1"/>
+        </w:rPr>
+      </w:pPr>
+      <w:r>
+        <w:rPr>
+          <w:color w:val="000000" w:themeColor="text1"/>
+        </w:rPr>
+        <w:t>1 row created.</w:t>
+      </w:r>
+    </w:p>
+    <w:p>
+      <w:pPr>
+        <w:rPr>
+          <w:color w:val="000000" w:themeColor="text1"/>
+        </w:rPr>
+      </w:pPr>
+    </w:p>
+    <w:p>
+      <w:pPr>
+        <w:rPr>
+          <w:color w:val="000000" w:themeColor="text1"/>
+        </w:rPr>
+      </w:pPr>
+      <w:r>
+        <w:rPr>
+          <w:color w:val="000000" w:themeColor="text1"/>
+        </w:rPr>
+        <w:t>SQL&gt; INSERT INTO s_item VALUES (103, 2, 1003, 80, 100, 100);</w:t>
+      </w:r>
+    </w:p>
+    <w:p>
+      <w:pPr>
+        <w:rPr>
+          <w:color w:val="000000" w:themeColor="text1"/>
+        </w:rPr>
+      </w:pPr>
+    </w:p>
+    <w:p>
+      <w:pPr>
+        <w:rPr>
+          <w:color w:val="000000" w:themeColor="text1"/>
+        </w:rPr>
+      </w:pPr>
+      <w:r>
+        <w:rPr>
+          <w:color w:val="000000" w:themeColor="text1"/>
+        </w:rPr>
+        <w:t>1 row created.</w:t>
+      </w:r>
+    </w:p>
+    <w:p>
+      <w:pPr>
+        <w:rPr>
+          <w:color w:val="000000" w:themeColor="text1"/>
+        </w:rPr>
+      </w:pPr>
+    </w:p>
+    <w:p>
+      <w:pPr>
+        <w:rPr>
+          <w:color w:val="000000" w:themeColor="text1"/>
+        </w:rPr>
+      </w:pPr>
+      <w:r>
+        <w:rPr>
+          <w:color w:val="000000" w:themeColor="text1"/>
+        </w:rPr>
+        <w:t>SQL&gt; INSERT INTO s_item VALUES (104, 1, 1001, 1200, 100, 20);</w:t>
+      </w:r>
+    </w:p>
+    <w:p>
+      <w:pPr>
+        <w:rPr>
+          <w:color w:val="000000" w:themeColor="text1"/>
+        </w:rPr>
+      </w:pPr>
+    </w:p>
+    <w:p>
+      <w:pPr>
+        <w:rPr>
+          <w:color w:val="000000" w:themeColor="text1"/>
+        </w:rPr>
+      </w:pPr>
+      <w:r>
+        <w:rPr>
+          <w:color w:val="000000" w:themeColor="text1"/>
+        </w:rPr>
+        <w:t>1 row created.</w:t>
+      </w:r>
+    </w:p>
+    <w:p>
+      <w:pPr>
+        <w:rPr>
+          <w:color w:val="000000" w:themeColor="text1"/>
+        </w:rPr>
+      </w:pPr>
+    </w:p>
+    <w:p>
+      <w:pPr>
+        <w:rPr>
+          <w:color w:val="000000" w:themeColor="text1"/>
+        </w:rPr>
+      </w:pPr>
+      <w:r>
+        <w:rPr>
+          <w:color w:val="000000" w:themeColor="text1"/>
+        </w:rPr>
+        <w:t>SQL&gt;</w:t>
+      </w:r>
     </w:p>
     <w:p>
       <w:pPr>
@@ -4999,6 +6888,26 @@
           <w:color w:val="000000" w:themeColor="text1"/>
         </w:rPr>
         <w:lastRenderedPageBreak/>
+        <w:t>SQL&gt; INSERT INTO s_inventory VALUES (1001, 1, 300, 50, 1000, NULL, TO_DATE('01/02/2024','DD/MM/YYYY'));</w:t>
+      </w:r>
+    </w:p>
+    <w:p>
+      <w:pPr>
+        <w:rPr>
+          <w:color w:val="000000" w:themeColor="text1"/>
+        </w:rPr>
+      </w:pPr>
+    </w:p>
+    <w:p>
+      <w:pPr>
+        <w:rPr>
+          <w:color w:val="000000" w:themeColor="text1"/>
+        </w:rPr>
+      </w:pPr>
+      <w:r>
+        <w:rPr>
+          <w:color w:val="000000" w:themeColor="text1"/>
+        </w:rPr>
         <w:t>1 row created.</w:t>
       </w:r>
     </w:p>
@@ -5019,1866 +6928,6 @@
         <w:rPr>
           <w:color w:val="000000" w:themeColor="text1"/>
         </w:rPr>
-        <w:t>SQL&gt;</w:t>
-      </w:r>
-    </w:p>
-    <w:p>
-      <w:pPr>
-        <w:rPr>
-          <w:color w:val="000000" w:themeColor="text1"/>
-        </w:rPr>
-      </w:pPr>
-      <w:r>
-        <w:rPr>
-          <w:color w:val="000000" w:themeColor="text1"/>
-        </w:rPr>
-        <w:t>SQL&gt; INSERT INTO s_longtext VALUES (1, 'N', NULL, 'Mountain bicycle for trail and city riding.');</w:t>
-      </w:r>
-    </w:p>
-    <w:p>
-      <w:pPr>
-        <w:rPr>
-          <w:color w:val="000000" w:themeColor="text1"/>
-        </w:rPr>
-      </w:pPr>
-    </w:p>
-    <w:p>
-      <w:pPr>
-        <w:rPr>
-          <w:color w:val="000000" w:themeColor="text1"/>
-        </w:rPr>
-      </w:pPr>
-      <w:r>
-        <w:rPr>
-          <w:color w:val="000000" w:themeColor="text1"/>
-        </w:rPr>
-        <w:t>1 row created.</w:t>
-      </w:r>
-    </w:p>
-    <w:p>
-      <w:pPr>
-        <w:rPr>
-          <w:color w:val="000000" w:themeColor="text1"/>
-        </w:rPr>
-      </w:pPr>
-    </w:p>
-    <w:p>
-      <w:pPr>
-        <w:rPr>
-          <w:color w:val="000000" w:themeColor="text1"/>
-        </w:rPr>
-      </w:pPr>
-      <w:r>
-        <w:rPr>
-          <w:color w:val="000000" w:themeColor="text1"/>
-        </w:rPr>
-        <w:t>SQL&gt; INSERT INTO s_longtext VALUES (2, 'N', NULL, 'Professional ski boot for winter sport.');</w:t>
-      </w:r>
-    </w:p>
-    <w:p>
-      <w:pPr>
-        <w:rPr>
-          <w:color w:val="000000" w:themeColor="text1"/>
-        </w:rPr>
-      </w:pPr>
-    </w:p>
-    <w:p>
-      <w:pPr>
-        <w:rPr>
-          <w:color w:val="000000" w:themeColor="text1"/>
-        </w:rPr>
-      </w:pPr>
-      <w:r>
-        <w:rPr>
-          <w:color w:val="000000" w:themeColor="text1"/>
-        </w:rPr>
-        <w:t>1 row created.</w:t>
-      </w:r>
-    </w:p>
-    <w:p>
-      <w:pPr>
-        <w:rPr>
-          <w:color w:val="000000" w:themeColor="text1"/>
-        </w:rPr>
-      </w:pPr>
-    </w:p>
-    <w:p>
-      <w:pPr>
-        <w:rPr>
-          <w:color w:val="000000" w:themeColor="text1"/>
-        </w:rPr>
-      </w:pPr>
-      <w:r>
-        <w:rPr>
-          <w:color w:val="000000" w:themeColor="text1"/>
-        </w:rPr>
-        <w:t>SQL&gt; INSERT INTO s_longtext VALUES (3, 'N', NULL, 'Helmet and safety accessory package.');</w:t>
-      </w:r>
-    </w:p>
-    <w:p>
-      <w:pPr>
-        <w:rPr>
-          <w:color w:val="000000" w:themeColor="text1"/>
-        </w:rPr>
-      </w:pPr>
-    </w:p>
-    <w:p>
-      <w:pPr>
-        <w:rPr>
-          <w:color w:val="000000" w:themeColor="text1"/>
-        </w:rPr>
-      </w:pPr>
-      <w:r>
-        <w:rPr>
-          <w:color w:val="000000" w:themeColor="text1"/>
-        </w:rPr>
-        <w:t>1 row created.</w:t>
-      </w:r>
-    </w:p>
-    <w:p>
-      <w:pPr>
-        <w:rPr>
-          <w:color w:val="000000" w:themeColor="text1"/>
-        </w:rPr>
-      </w:pPr>
-    </w:p>
-    <w:p>
-      <w:pPr>
-        <w:rPr>
-          <w:color w:val="000000" w:themeColor="text1"/>
-        </w:rPr>
-      </w:pPr>
-      <w:r>
-        <w:rPr>
-          <w:color w:val="000000" w:themeColor="text1"/>
-        </w:rPr>
-        <w:t>SQL&gt; INSERT INTO s_longtext VALUES (4, 'N', NULL, 'Daily commuter bicycle with basket.');</w:t>
-      </w:r>
-    </w:p>
-    <w:p>
-      <w:pPr>
-        <w:rPr>
-          <w:color w:val="000000" w:themeColor="text1"/>
-        </w:rPr>
-      </w:pPr>
-    </w:p>
-    <w:p>
-      <w:pPr>
-        <w:rPr>
-          <w:color w:val="000000" w:themeColor="text1"/>
-        </w:rPr>
-      </w:pPr>
-      <w:r>
-        <w:rPr>
-          <w:color w:val="000000" w:themeColor="text1"/>
-        </w:rPr>
-        <w:t>1 row created.</w:t>
-      </w:r>
-    </w:p>
-    <w:p>
-      <w:pPr>
-        <w:rPr>
-          <w:color w:val="000000" w:themeColor="text1"/>
-        </w:rPr>
-      </w:pPr>
-    </w:p>
-    <w:p>
-      <w:pPr>
-        <w:rPr>
-          <w:color w:val="000000" w:themeColor="text1"/>
-        </w:rPr>
-      </w:pPr>
-      <w:r>
-        <w:rPr>
-          <w:color w:val="000000" w:themeColor="text1"/>
-        </w:rPr>
-        <w:t>SQL&gt;</w:t>
-      </w:r>
-    </w:p>
-    <w:p>
-      <w:pPr>
-        <w:rPr>
-          <w:color w:val="000000" w:themeColor="text1"/>
-        </w:rPr>
-      </w:pPr>
-      <w:r>
-        <w:rPr>
-          <w:color w:val="000000" w:themeColor="text1"/>
-        </w:rPr>
-        <w:t>SQL&gt; INSERT INTO s_image VALUES (1, 'jpg', 'N', 'pro_mtb.jpg', EMPTY_BLOB());</w:t>
-      </w:r>
-    </w:p>
-    <w:p>
-      <w:pPr>
-        <w:rPr>
-          <w:color w:val="000000" w:themeColor="text1"/>
-        </w:rPr>
-      </w:pPr>
-    </w:p>
-    <w:p>
-      <w:pPr>
-        <w:rPr>
-          <w:color w:val="000000" w:themeColor="text1"/>
-        </w:rPr>
-      </w:pPr>
-      <w:r>
-        <w:rPr>
-          <w:color w:val="000000" w:themeColor="text1"/>
-        </w:rPr>
-        <w:t>1 row created.</w:t>
-      </w:r>
-    </w:p>
-    <w:p>
-      <w:pPr>
-        <w:rPr>
-          <w:color w:val="000000" w:themeColor="text1"/>
-        </w:rPr>
-      </w:pPr>
-    </w:p>
-    <w:p>
-      <w:pPr>
-        <w:rPr>
-          <w:color w:val="000000" w:themeColor="text1"/>
-        </w:rPr>
-      </w:pPr>
-      <w:r>
-        <w:rPr>
-          <w:color w:val="000000" w:themeColor="text1"/>
-        </w:rPr>
-        <w:t>SQL&gt; INSERT INTO s_image VALUES (2, 'jpg', 'N', 'ski_boots.jpg', EMPTY_BLOB());</w:t>
-      </w:r>
-    </w:p>
-    <w:p>
-      <w:pPr>
-        <w:rPr>
-          <w:color w:val="000000" w:themeColor="text1"/>
-        </w:rPr>
-      </w:pPr>
-    </w:p>
-    <w:p>
-      <w:pPr>
-        <w:rPr>
-          <w:color w:val="000000" w:themeColor="text1"/>
-        </w:rPr>
-      </w:pPr>
-      <w:r>
-        <w:rPr>
-          <w:color w:val="000000" w:themeColor="text1"/>
-        </w:rPr>
-        <w:lastRenderedPageBreak/>
-        <w:t>1 row created.</w:t>
-      </w:r>
-    </w:p>
-    <w:p>
-      <w:pPr>
-        <w:rPr>
-          <w:color w:val="000000" w:themeColor="text1"/>
-        </w:rPr>
-      </w:pPr>
-    </w:p>
-    <w:p>
-      <w:pPr>
-        <w:rPr>
-          <w:color w:val="000000" w:themeColor="text1"/>
-        </w:rPr>
-      </w:pPr>
-      <w:r>
-        <w:rPr>
-          <w:color w:val="000000" w:themeColor="text1"/>
-        </w:rPr>
-        <w:t>SQL&gt; INSERT INTO s_image VALUES (3, 'jpg', 'N', 'pro_helmet.jpg', EMPTY_BLOB());</w:t>
-      </w:r>
-    </w:p>
-    <w:p>
-      <w:pPr>
-        <w:rPr>
-          <w:color w:val="000000" w:themeColor="text1"/>
-        </w:rPr>
-      </w:pPr>
-    </w:p>
-    <w:p>
-      <w:pPr>
-        <w:rPr>
-          <w:color w:val="000000" w:themeColor="text1"/>
-        </w:rPr>
-      </w:pPr>
-      <w:r>
-        <w:rPr>
-          <w:color w:val="000000" w:themeColor="text1"/>
-        </w:rPr>
-        <w:t>1 row created.</w:t>
-      </w:r>
-    </w:p>
-    <w:p>
-      <w:pPr>
-        <w:rPr>
-          <w:color w:val="000000" w:themeColor="text1"/>
-        </w:rPr>
-      </w:pPr>
-    </w:p>
-    <w:p>
-      <w:pPr>
-        <w:rPr>
-          <w:color w:val="000000" w:themeColor="text1"/>
-        </w:rPr>
-      </w:pPr>
-      <w:r>
-        <w:rPr>
-          <w:color w:val="000000" w:themeColor="text1"/>
-        </w:rPr>
-        <w:t>SQL&gt; INSERT INTO s_image VALUES (4, 'jpg', 'N', 'city_bicycle.jpg', EMPTY_BLOB());</w:t>
-      </w:r>
-    </w:p>
-    <w:p>
-      <w:pPr>
-        <w:rPr>
-          <w:color w:val="000000" w:themeColor="text1"/>
-        </w:rPr>
-      </w:pPr>
-    </w:p>
-    <w:p>
-      <w:pPr>
-        <w:rPr>
-          <w:color w:val="000000" w:themeColor="text1"/>
-        </w:rPr>
-      </w:pPr>
-      <w:r>
-        <w:rPr>
-          <w:color w:val="000000" w:themeColor="text1"/>
-        </w:rPr>
-        <w:t>1 row created.</w:t>
-      </w:r>
-    </w:p>
-    <w:p>
-      <w:pPr>
-        <w:rPr>
-          <w:color w:val="000000" w:themeColor="text1"/>
-        </w:rPr>
-      </w:pPr>
-    </w:p>
-    <w:p>
-      <w:pPr>
-        <w:rPr>
-          <w:color w:val="000000" w:themeColor="text1"/>
-        </w:rPr>
-      </w:pPr>
-      <w:r>
-        <w:rPr>
-          <w:color w:val="000000" w:themeColor="text1"/>
-        </w:rPr>
-        <w:t>SQL&gt;</w:t>
-      </w:r>
-    </w:p>
-    <w:p>
-      <w:pPr>
-        <w:rPr>
-          <w:color w:val="000000" w:themeColor="text1"/>
-        </w:rPr>
-      </w:pPr>
-      <w:r>
-        <w:rPr>
-          <w:color w:val="000000" w:themeColor="text1"/>
-        </w:rPr>
-        <w:t>SQL&gt; INSERT INTO s_product VALUES (1001, 'Pro Mountain Bike', 'High performance bicycle for mountain trail', 1, 1, 1200, 'Each');</w:t>
-      </w:r>
-    </w:p>
-    <w:p>
-      <w:pPr>
-        <w:rPr>
-          <w:color w:val="000000" w:themeColor="text1"/>
-        </w:rPr>
-      </w:pPr>
-    </w:p>
-    <w:p>
-      <w:pPr>
-        <w:rPr>
-          <w:color w:val="000000" w:themeColor="text1"/>
-        </w:rPr>
-      </w:pPr>
-      <w:r>
-        <w:rPr>
-          <w:color w:val="000000" w:themeColor="text1"/>
-        </w:rPr>
-        <w:t>1 row created.</w:t>
-      </w:r>
-    </w:p>
-    <w:p>
-      <w:pPr>
-        <w:rPr>
-          <w:color w:val="000000" w:themeColor="text1"/>
-        </w:rPr>
-      </w:pPr>
-    </w:p>
-    <w:p>
-      <w:pPr>
-        <w:rPr>
-          <w:color w:val="000000" w:themeColor="text1"/>
-        </w:rPr>
-      </w:pPr>
-      <w:r>
-        <w:rPr>
-          <w:color w:val="000000" w:themeColor="text1"/>
-        </w:rPr>
-        <w:t>SQL&gt; INSERT INTO s_product VALUES (1002, 'Ski Boots', 'Comfort ski boots for winter trips', 2, 2, 350, 'Pair');</w:t>
-      </w:r>
-    </w:p>
-    <w:p>
-      <w:pPr>
-        <w:rPr>
-          <w:color w:val="000000" w:themeColor="text1"/>
-        </w:rPr>
-      </w:pPr>
-    </w:p>
-    <w:p>
-      <w:pPr>
-        <w:rPr>
-          <w:color w:val="000000" w:themeColor="text1"/>
-        </w:rPr>
-      </w:pPr>
-      <w:r>
-        <w:rPr>
-          <w:color w:val="000000" w:themeColor="text1"/>
-        </w:rPr>
-        <w:t>1 row created.</w:t>
-      </w:r>
-    </w:p>
-    <w:p>
-      <w:pPr>
-        <w:rPr>
-          <w:color w:val="000000" w:themeColor="text1"/>
-        </w:rPr>
-      </w:pPr>
-    </w:p>
-    <w:p>
-      <w:pPr>
-        <w:rPr>
-          <w:color w:val="000000" w:themeColor="text1"/>
-        </w:rPr>
-      </w:pPr>
-      <w:r>
-        <w:rPr>
-          <w:color w:val="000000" w:themeColor="text1"/>
-        </w:rPr>
-        <w:t>SQL&gt; INSERT INTO s_product VALUES (1003, 'Pro Helmet', 'Safety helmet for bicycle and ski', 3, 3, 80, 'Each');</w:t>
-      </w:r>
-    </w:p>
-    <w:p>
-      <w:pPr>
-        <w:rPr>
-          <w:color w:val="000000" w:themeColor="text1"/>
-        </w:rPr>
-      </w:pPr>
-    </w:p>
-    <w:p>
-      <w:pPr>
-        <w:rPr>
-          <w:color w:val="000000" w:themeColor="text1"/>
-        </w:rPr>
-      </w:pPr>
-      <w:r>
-        <w:rPr>
-          <w:color w:val="000000" w:themeColor="text1"/>
-        </w:rPr>
-        <w:t>1 row created.</w:t>
-      </w:r>
-    </w:p>
-    <w:p>
-      <w:pPr>
-        <w:rPr>
-          <w:color w:val="000000" w:themeColor="text1"/>
-        </w:rPr>
-      </w:pPr>
-    </w:p>
-    <w:p>
-      <w:pPr>
-        <w:rPr>
-          <w:color w:val="000000" w:themeColor="text1"/>
-        </w:rPr>
-      </w:pPr>
-      <w:r>
-        <w:rPr>
-          <w:color w:val="000000" w:themeColor="text1"/>
-        </w:rPr>
-        <w:t>SQL&gt; INSERT INTO s_product VALUES (1004, 'City Bicycle', 'Everyday bicycle for commuting in city', 4, 4, 600, 'Each');</w:t>
-      </w:r>
-    </w:p>
-    <w:p>
-      <w:pPr>
-        <w:rPr>
-          <w:color w:val="000000" w:themeColor="text1"/>
-        </w:rPr>
-      </w:pPr>
-    </w:p>
-    <w:p>
-      <w:pPr>
-        <w:rPr>
-          <w:color w:val="000000" w:themeColor="text1"/>
-        </w:rPr>
-      </w:pPr>
-      <w:r>
-        <w:rPr>
-          <w:color w:val="000000" w:themeColor="text1"/>
-        </w:rPr>
-        <w:lastRenderedPageBreak/>
-        <w:t>1 row created.</w:t>
-      </w:r>
-    </w:p>
-    <w:p>
-      <w:pPr>
-        <w:rPr>
-          <w:color w:val="000000" w:themeColor="text1"/>
-        </w:rPr>
-      </w:pPr>
-    </w:p>
-    <w:p>
-      <w:pPr>
-        <w:rPr>
-          <w:color w:val="000000" w:themeColor="text1"/>
-        </w:rPr>
-      </w:pPr>
-      <w:r>
-        <w:rPr>
-          <w:color w:val="000000" w:themeColor="text1"/>
-        </w:rPr>
-        <w:t>SQL&gt;</w:t>
-      </w:r>
-    </w:p>
-    <w:p>
-      <w:pPr>
-        <w:rPr>
-          <w:color w:val="000000" w:themeColor="text1"/>
-        </w:rPr>
-      </w:pPr>
-      <w:r>
-        <w:rPr>
-          <w:color w:val="000000" w:themeColor="text1"/>
-        </w:rPr>
-        <w:t>SQL&gt; INSERT INTO s_emp VALUES (100, 'Nguyen', 'Lan', 'lan', TO_DATE('15/05/1990','DD/MM/YYYY'), NULL, NULL, 'Director', 10, 4500, 0.20);</w:t>
-      </w:r>
-    </w:p>
-    <w:p>
-      <w:pPr>
-        <w:rPr>
-          <w:color w:val="000000" w:themeColor="text1"/>
-        </w:rPr>
-      </w:pPr>
-    </w:p>
-    <w:p>
-      <w:pPr>
-        <w:rPr>
-          <w:color w:val="000000" w:themeColor="text1"/>
-        </w:rPr>
-      </w:pPr>
-      <w:r>
-        <w:rPr>
-          <w:color w:val="000000" w:themeColor="text1"/>
-        </w:rPr>
-        <w:t>1 row created.</w:t>
-      </w:r>
-    </w:p>
-    <w:p>
-      <w:pPr>
-        <w:rPr>
-          <w:color w:val="000000" w:themeColor="text1"/>
-        </w:rPr>
-      </w:pPr>
-    </w:p>
-    <w:p>
-      <w:pPr>
-        <w:rPr>
-          <w:color w:val="000000" w:themeColor="text1"/>
-        </w:rPr>
-      </w:pPr>
-      <w:r>
-        <w:rPr>
-          <w:color w:val="000000" w:themeColor="text1"/>
-        </w:rPr>
-        <w:t>SQL&gt; INSERT INTO s_emp VALUES (101, 'Tran', 'Son', 'son', TO_DATE('20/05/1991','DD/MM/YYYY'), NULL, 100, 'Manager', 10, 3200, 0.10);</w:t>
-      </w:r>
-    </w:p>
-    <w:p>
-      <w:pPr>
-        <w:rPr>
-          <w:color w:val="000000" w:themeColor="text1"/>
-        </w:rPr>
-      </w:pPr>
-    </w:p>
-    <w:p>
-      <w:pPr>
-        <w:rPr>
-          <w:color w:val="000000" w:themeColor="text1"/>
-        </w:rPr>
-      </w:pPr>
-      <w:r>
-        <w:rPr>
-          <w:color w:val="000000" w:themeColor="text1"/>
-        </w:rPr>
-        <w:t>1 row created.</w:t>
-      </w:r>
-    </w:p>
-    <w:p>
-      <w:pPr>
-        <w:rPr>
-          <w:color w:val="000000" w:themeColor="text1"/>
-        </w:rPr>
-      </w:pPr>
-    </w:p>
-    <w:p>
-      <w:pPr>
-        <w:rPr>
-          <w:color w:val="000000" w:themeColor="text1"/>
-        </w:rPr>
-      </w:pPr>
-      <w:r>
-        <w:rPr>
-          <w:color w:val="000000" w:themeColor="text1"/>
-        </w:rPr>
-        <w:t>SQL&gt; INSERT INTO s_emp VALUES (102, 'Le', 'Susan', 'susan', TO_DATE('10/01/1991','DD/MM/YYYY'), NULL, 101, 'Sales Rep', 50, 1800, 0.05);</w:t>
-      </w:r>
-    </w:p>
-    <w:p>
-      <w:pPr>
-        <w:rPr>
-          <w:color w:val="000000" w:themeColor="text1"/>
-        </w:rPr>
-      </w:pPr>
-    </w:p>
-    <w:p>
-      <w:pPr>
-        <w:rPr>
-          <w:color w:val="000000" w:themeColor="text1"/>
-        </w:rPr>
-      </w:pPr>
-      <w:r>
-        <w:rPr>
-          <w:color w:val="000000" w:themeColor="text1"/>
-        </w:rPr>
-        <w:t>1 row created.</w:t>
-      </w:r>
-    </w:p>
-    <w:p>
-      <w:pPr>
-        <w:rPr>
-          <w:color w:val="000000" w:themeColor="text1"/>
-        </w:rPr>
-      </w:pPr>
-    </w:p>
-    <w:p>
-      <w:pPr>
-        <w:rPr>
-          <w:color w:val="000000" w:themeColor="text1"/>
-        </w:rPr>
-      </w:pPr>
-      <w:r>
-        <w:rPr>
-          <w:color w:val="000000" w:themeColor="text1"/>
-        </w:rPr>
-        <w:t>SQL&gt; INSERT INTO s_emp VALUES (103, 'Pham', 'Liam', 'liam', TO_DATE('18/06/1992','DD/MM/YYYY'), NULL, 101, 'Sales Rep', 31, 1600, 0.04);</w:t>
-      </w:r>
-    </w:p>
-    <w:p>
-      <w:pPr>
-        <w:rPr>
-          <w:color w:val="000000" w:themeColor="text1"/>
-        </w:rPr>
-      </w:pPr>
-    </w:p>
-    <w:p>
-      <w:pPr>
-        <w:rPr>
-          <w:color w:val="000000" w:themeColor="text1"/>
-        </w:rPr>
-      </w:pPr>
-      <w:r>
-        <w:rPr>
-          <w:color w:val="000000" w:themeColor="text1"/>
-        </w:rPr>
-        <w:t>1 row created.</w:t>
-      </w:r>
-    </w:p>
-    <w:p>
-      <w:pPr>
-        <w:rPr>
-          <w:color w:val="000000" w:themeColor="text1"/>
-        </w:rPr>
-      </w:pPr>
-    </w:p>
-    <w:p>
-      <w:pPr>
-        <w:rPr>
-          <w:color w:val="000000" w:themeColor="text1"/>
-        </w:rPr>
-      </w:pPr>
-      <w:r>
-        <w:rPr>
-          <w:color w:val="000000" w:themeColor="text1"/>
-        </w:rPr>
-        <w:t>SQL&gt; INSERT INTO s_emp VALUES (104, 'Do', 'Smith', 'smith', TO_DATE('03/03/1991','DD/MM/YYYY'), NULL, 101, 'Clerk', 42, 1700, 0.02);</w:t>
-      </w:r>
-    </w:p>
-    <w:p>
-      <w:pPr>
-        <w:rPr>
-          <w:color w:val="000000" w:themeColor="text1"/>
-        </w:rPr>
-      </w:pPr>
-    </w:p>
-    <w:p>
-      <w:pPr>
-        <w:rPr>
-          <w:color w:val="000000" w:themeColor="text1"/>
-        </w:rPr>
-      </w:pPr>
-      <w:r>
-        <w:rPr>
-          <w:color w:val="000000" w:themeColor="text1"/>
-        </w:rPr>
-        <w:t>1 row created.</w:t>
-      </w:r>
-    </w:p>
-    <w:p>
-      <w:pPr>
-        <w:rPr>
-          <w:color w:val="000000" w:themeColor="text1"/>
-        </w:rPr>
-      </w:pPr>
-    </w:p>
-    <w:p>
-      <w:pPr>
-        <w:rPr>
-          <w:color w:val="000000" w:themeColor="text1"/>
-        </w:rPr>
-      </w:pPr>
-      <w:r>
-        <w:rPr>
-          <w:color w:val="000000" w:themeColor="text1"/>
-        </w:rPr>
-        <w:t>SQL&gt;</w:t>
-      </w:r>
-    </w:p>
-    <w:p>
-      <w:pPr>
-        <w:rPr>
-          <w:color w:val="000000" w:themeColor="text1"/>
-        </w:rPr>
-      </w:pPr>
-      <w:r>
-        <w:rPr>
-          <w:color w:val="000000" w:themeColor="text1"/>
-        </w:rPr>
-        <w:t>SQL&gt; BEGIN</w:t>
-      </w:r>
-    </w:p>
-    <w:p>
-      <w:pPr>
-        <w:rPr>
-          <w:color w:val="000000" w:themeColor="text1"/>
-        </w:rPr>
-      </w:pPr>
-      <w:r>
-        <w:rPr>
-          <w:color w:val="000000" w:themeColor="text1"/>
-        </w:rPr>
-        <w:t xml:space="preserve">  2    FOR i IN 1..21 LOOP</w:t>
-      </w:r>
-    </w:p>
-    <w:p>
-      <w:pPr>
-        <w:rPr>
-          <w:color w:val="000000" w:themeColor="text1"/>
-        </w:rPr>
-      </w:pPr>
-      <w:r>
-        <w:rPr>
-          <w:color w:val="000000" w:themeColor="text1"/>
-        </w:rPr>
-        <w:lastRenderedPageBreak/>
-        <w:t xml:space="preserve">  3      INSERT INTO s_emp (</w:t>
-      </w:r>
-    </w:p>
-    <w:p>
-      <w:pPr>
-        <w:rPr>
-          <w:color w:val="000000" w:themeColor="text1"/>
-        </w:rPr>
-      </w:pPr>
-      <w:r>
-        <w:rPr>
-          <w:color w:val="000000" w:themeColor="text1"/>
-        </w:rPr>
-        <w:t xml:space="preserve">  4        id, last_name, first_name, userid, start_date, comments, manager_id, title, dept_id, salary, commission_pct</w:t>
-      </w:r>
-    </w:p>
-    <w:p>
-      <w:pPr>
-        <w:rPr>
-          <w:color w:val="000000" w:themeColor="text1"/>
-        </w:rPr>
-      </w:pPr>
-      <w:r>
-        <w:rPr>
-          <w:color w:val="000000" w:themeColor="text1"/>
-        </w:rPr>
-        <w:t xml:space="preserve">  5      ) VALUES (</w:t>
-      </w:r>
-    </w:p>
-    <w:p>
-      <w:pPr>
-        <w:rPr>
-          <w:color w:val="000000" w:themeColor="text1"/>
-        </w:rPr>
-      </w:pPr>
-      <w:r>
-        <w:rPr>
-          <w:color w:val="000000" w:themeColor="text1"/>
-        </w:rPr>
-        <w:t xml:space="preserve">  6        200 + i,</w:t>
-      </w:r>
-    </w:p>
-    <w:p>
-      <w:pPr>
-        <w:rPr>
-          <w:color w:val="000000" w:themeColor="text1"/>
-        </w:rPr>
-      </w:pPr>
-      <w:r>
-        <w:rPr>
-          <w:color w:val="000000" w:themeColor="text1"/>
-        </w:rPr>
-        <w:t xml:space="preserve">  7        'Staff' || TO_CHAR(i),</w:t>
-      </w:r>
-    </w:p>
-    <w:p>
-      <w:pPr>
-        <w:rPr>
-          <w:color w:val="000000" w:themeColor="text1"/>
-        </w:rPr>
-      </w:pPr>
-      <w:r>
-        <w:rPr>
-          <w:color w:val="000000" w:themeColor="text1"/>
-        </w:rPr>
-        <w:t xml:space="preserve">  8        'Sale' || TO_CHAR(i),</w:t>
-      </w:r>
-    </w:p>
-    <w:p>
-      <w:pPr>
-        <w:rPr>
-          <w:color w:val="000000" w:themeColor="text1"/>
-        </w:rPr>
-      </w:pPr>
-      <w:r>
-        <w:rPr>
-          <w:color w:val="000000" w:themeColor="text1"/>
-        </w:rPr>
-        <w:t xml:space="preserve">  9        'u' || TO_CHAR(200 + i),</w:t>
-      </w:r>
-    </w:p>
-    <w:p>
-      <w:pPr>
-        <w:rPr>
-          <w:color w:val="000000" w:themeColor="text1"/>
-        </w:rPr>
-      </w:pPr>
-      <w:r>
-        <w:rPr>
-          <w:color w:val="000000" w:themeColor="text1"/>
-        </w:rPr>
-        <w:t xml:space="preserve"> 10        TO_DATE('01/01/1992','DD/MM/YYYY') + i,</w:t>
-      </w:r>
-    </w:p>
-    <w:p>
-      <w:pPr>
-        <w:rPr>
-          <w:color w:val="000000" w:themeColor="text1"/>
-        </w:rPr>
-      </w:pPr>
-      <w:r>
-        <w:rPr>
-          <w:color w:val="000000" w:themeColor="text1"/>
-        </w:rPr>
-        <w:t xml:space="preserve"> 11        NULL,</w:t>
-      </w:r>
-    </w:p>
-    <w:p>
-      <w:pPr>
-        <w:rPr>
-          <w:color w:val="000000" w:themeColor="text1"/>
-        </w:rPr>
-      </w:pPr>
-      <w:r>
-        <w:rPr>
-          <w:color w:val="000000" w:themeColor="text1"/>
-        </w:rPr>
-        <w:t xml:space="preserve"> 12        101,</w:t>
-      </w:r>
-    </w:p>
-    <w:p>
-      <w:pPr>
-        <w:rPr>
-          <w:color w:val="000000" w:themeColor="text1"/>
-        </w:rPr>
-      </w:pPr>
-      <w:r>
-        <w:rPr>
-          <w:color w:val="000000" w:themeColor="text1"/>
-        </w:rPr>
-        <w:t xml:space="preserve"> 13        'Sales Rep',</w:t>
-      </w:r>
-    </w:p>
-    <w:p>
-      <w:pPr>
-        <w:rPr>
-          <w:color w:val="000000" w:themeColor="text1"/>
-        </w:rPr>
-      </w:pPr>
-      <w:r>
-        <w:rPr>
-          <w:color w:val="000000" w:themeColor="text1"/>
-        </w:rPr>
-        <w:t xml:space="preserve"> 14        50,</w:t>
-      </w:r>
-    </w:p>
-    <w:p>
-      <w:pPr>
-        <w:rPr>
-          <w:color w:val="000000" w:themeColor="text1"/>
-        </w:rPr>
-      </w:pPr>
-      <w:r>
-        <w:rPr>
-          <w:color w:val="000000" w:themeColor="text1"/>
-        </w:rPr>
-        <w:t xml:space="preserve"> 15        1200 + (i * 35),</w:t>
-      </w:r>
-    </w:p>
-    <w:p>
-      <w:pPr>
-        <w:rPr>
-          <w:color w:val="000000" w:themeColor="text1"/>
-        </w:rPr>
-      </w:pPr>
-      <w:r>
-        <w:rPr>
-          <w:color w:val="000000" w:themeColor="text1"/>
-        </w:rPr>
-        <w:t xml:space="preserve"> 16        0.03</w:t>
-      </w:r>
-    </w:p>
-    <w:p>
-      <w:pPr>
-        <w:rPr>
-          <w:color w:val="000000" w:themeColor="text1"/>
-        </w:rPr>
-      </w:pPr>
-      <w:r>
-        <w:rPr>
-          <w:color w:val="000000" w:themeColor="text1"/>
-        </w:rPr>
-        <w:t xml:space="preserve"> 17      );</w:t>
-      </w:r>
-    </w:p>
-    <w:p>
-      <w:pPr>
-        <w:rPr>
-          <w:color w:val="000000" w:themeColor="text1"/>
-        </w:rPr>
-      </w:pPr>
-      <w:r>
-        <w:rPr>
-          <w:color w:val="000000" w:themeColor="text1"/>
-        </w:rPr>
-        <w:t xml:space="preserve"> 18    END LOOP;</w:t>
-      </w:r>
-    </w:p>
-    <w:p>
-      <w:pPr>
-        <w:rPr>
-          <w:color w:val="000000" w:themeColor="text1"/>
-        </w:rPr>
-      </w:pPr>
-      <w:r>
-        <w:rPr>
-          <w:color w:val="000000" w:themeColor="text1"/>
-        </w:rPr>
-        <w:t xml:space="preserve"> 19  END;</w:t>
-      </w:r>
-    </w:p>
-    <w:p>
-      <w:pPr>
-        <w:rPr>
-          <w:color w:val="000000" w:themeColor="text1"/>
-        </w:rPr>
-      </w:pPr>
-      <w:r>
-        <w:rPr>
-          <w:color w:val="000000" w:themeColor="text1"/>
-        </w:rPr>
-        <w:t xml:space="preserve"> 20  /</w:t>
-      </w:r>
-    </w:p>
-    <w:p>
-      <w:pPr>
-        <w:rPr>
-          <w:color w:val="000000" w:themeColor="text1"/>
-        </w:rPr>
-      </w:pPr>
-    </w:p>
-    <w:p>
-      <w:pPr>
-        <w:rPr>
-          <w:color w:val="000000" w:themeColor="text1"/>
-        </w:rPr>
-      </w:pPr>
-      <w:r>
-        <w:rPr>
-          <w:color w:val="000000" w:themeColor="text1"/>
-        </w:rPr>
-        <w:t>PL/SQL procedure successfully completed.</w:t>
-      </w:r>
-    </w:p>
-    <w:p>
-      <w:pPr>
-        <w:rPr>
-          <w:color w:val="000000" w:themeColor="text1"/>
-        </w:rPr>
-      </w:pPr>
-    </w:p>
-    <w:p>
-      <w:pPr>
-        <w:rPr>
-          <w:color w:val="000000" w:themeColor="text1"/>
-        </w:rPr>
-      </w:pPr>
-      <w:r>
-        <w:rPr>
-          <w:color w:val="000000" w:themeColor="text1"/>
-        </w:rPr>
-        <w:t>SQL&gt;</w:t>
-      </w:r>
-    </w:p>
-    <w:p>
-      <w:pPr>
-        <w:rPr>
-          <w:color w:val="000000" w:themeColor="text1"/>
-        </w:rPr>
-      </w:pPr>
-      <w:r>
-        <w:rPr>
-          <w:color w:val="000000" w:themeColor="text1"/>
-        </w:rPr>
-        <w:t>SQL&gt; INSERT INTO s_customer VALUES (201, 'An Khang Trading', '0900000001', '12 Main St', 'HCM', 'HCM', 'Vietnam', '700000', 'A', 102, 3, NULL);</w:t>
-      </w:r>
-    </w:p>
-    <w:p>
-      <w:pPr>
-        <w:rPr>
-          <w:color w:val="000000" w:themeColor="text1"/>
-        </w:rPr>
-      </w:pPr>
-    </w:p>
-    <w:p>
-      <w:pPr>
-        <w:rPr>
-          <w:color w:val="000000" w:themeColor="text1"/>
-        </w:rPr>
-      </w:pPr>
-      <w:r>
-        <w:rPr>
-          <w:color w:val="000000" w:themeColor="text1"/>
-        </w:rPr>
-        <w:t>1 row created.</w:t>
-      </w:r>
-    </w:p>
-    <w:p>
-      <w:pPr>
-        <w:rPr>
-          <w:color w:val="000000" w:themeColor="text1"/>
-        </w:rPr>
-      </w:pPr>
-    </w:p>
-    <w:p>
-      <w:pPr>
-        <w:rPr>
-          <w:color w:val="000000" w:themeColor="text1"/>
-        </w:rPr>
-      </w:pPr>
-      <w:r>
-        <w:rPr>
-          <w:color w:val="000000" w:themeColor="text1"/>
-        </w:rPr>
-        <w:t>SQL&gt; INSERT INTO s_customer VALUES (202, 'Global Sport', '0900000002', '99 Ocean Ave', 'Da Nang', 'DN', 'Vietnam', '550000', 'B', 103, 3, NULL);</w:t>
-      </w:r>
-    </w:p>
-    <w:p>
-      <w:pPr>
-        <w:rPr>
-          <w:color w:val="000000" w:themeColor="text1"/>
-        </w:rPr>
-      </w:pPr>
-    </w:p>
-    <w:p>
-      <w:pPr>
-        <w:rPr>
-          <w:color w:val="000000" w:themeColor="text1"/>
-        </w:rPr>
-      </w:pPr>
-      <w:r>
-        <w:rPr>
-          <w:color w:val="000000" w:themeColor="text1"/>
-        </w:rPr>
-        <w:t>1 row created.</w:t>
-      </w:r>
-    </w:p>
-    <w:p>
-      <w:pPr>
-        <w:rPr>
-          <w:color w:val="000000" w:themeColor="text1"/>
-        </w:rPr>
-      </w:pPr>
-    </w:p>
-    <w:p>
-      <w:pPr>
-        <w:rPr>
-          <w:color w:val="000000" w:themeColor="text1"/>
-        </w:rPr>
-      </w:pPr>
-      <w:r>
-        <w:rPr>
-          <w:color w:val="000000" w:themeColor="text1"/>
-        </w:rPr>
-        <w:t>SQL&gt; INSERT INTO s_customer VALUES (203, 'Pro Riders Club', '0900000003', '20 Lake Rd', 'Ha Noi', 'HN', 'Vietnam', '100000', 'A', 102, 1, NULL);</w:t>
-      </w:r>
-    </w:p>
-    <w:p>
-      <w:pPr>
-        <w:rPr>
-          <w:color w:val="000000" w:themeColor="text1"/>
-        </w:rPr>
-      </w:pPr>
-    </w:p>
-    <w:p>
-      <w:pPr>
-        <w:rPr>
-          <w:color w:val="000000" w:themeColor="text1"/>
-        </w:rPr>
-      </w:pPr>
-      <w:r>
-        <w:rPr>
-          <w:color w:val="000000" w:themeColor="text1"/>
-        </w:rPr>
-        <w:t>1 row created.</w:t>
-      </w:r>
-    </w:p>
-    <w:p>
-      <w:pPr>
-        <w:rPr>
-          <w:color w:val="000000" w:themeColor="text1"/>
-        </w:rPr>
-      </w:pPr>
-    </w:p>
-    <w:p>
-      <w:pPr>
-        <w:rPr>
-          <w:color w:val="000000" w:themeColor="text1"/>
-        </w:rPr>
-      </w:pPr>
-      <w:r>
-        <w:rPr>
-          <w:color w:val="000000" w:themeColor="text1"/>
-        </w:rPr>
-        <w:t>SQL&gt; INSERT INTO s_customer VALUES (204, 'Winter Shop', '0900000004', '8 Snow St', 'Can Tho', 'CT', 'Vietnam', '900000', 'B', 104, 2, NULL);</w:t>
-      </w:r>
-    </w:p>
-    <w:p>
-      <w:pPr>
-        <w:rPr>
-          <w:color w:val="000000" w:themeColor="text1"/>
-        </w:rPr>
-      </w:pPr>
-    </w:p>
-    <w:p>
-      <w:pPr>
-        <w:rPr>
-          <w:color w:val="000000" w:themeColor="text1"/>
-        </w:rPr>
-      </w:pPr>
-      <w:r>
-        <w:rPr>
-          <w:color w:val="000000" w:themeColor="text1"/>
-        </w:rPr>
-        <w:t>1 row created.</w:t>
-      </w:r>
-    </w:p>
-    <w:p>
-      <w:pPr>
-        <w:rPr>
-          <w:color w:val="000000" w:themeColor="text1"/>
-        </w:rPr>
-      </w:pPr>
-    </w:p>
-    <w:p>
-      <w:pPr>
-        <w:rPr>
-          <w:color w:val="000000" w:themeColor="text1"/>
-        </w:rPr>
-      </w:pPr>
-      <w:r>
-        <w:rPr>
-          <w:color w:val="000000" w:themeColor="text1"/>
-        </w:rPr>
-        <w:t>SQL&gt; INSERT INTO s_customer VALUES (205, 'No Order Customer', '0900000005', '1 Empty Rd', 'Hue', 'HU', 'Vietnam', '530000', 'C', 103, 2, 'Chua dat hang');</w:t>
-      </w:r>
-    </w:p>
-    <w:p>
-      <w:pPr>
-        <w:rPr>
-          <w:color w:val="000000" w:themeColor="text1"/>
-        </w:rPr>
-      </w:pPr>
-    </w:p>
-    <w:p>
-      <w:pPr>
-        <w:rPr>
-          <w:color w:val="000000" w:themeColor="text1"/>
-        </w:rPr>
-      </w:pPr>
-      <w:r>
-        <w:rPr>
-          <w:color w:val="000000" w:themeColor="text1"/>
-        </w:rPr>
-        <w:t>1 row created.</w:t>
-      </w:r>
-    </w:p>
-    <w:p>
-      <w:pPr>
-        <w:rPr>
-          <w:color w:val="000000" w:themeColor="text1"/>
-        </w:rPr>
-      </w:pPr>
-    </w:p>
-    <w:p>
-      <w:pPr>
-        <w:rPr>
-          <w:color w:val="000000" w:themeColor="text1"/>
-        </w:rPr>
-      </w:pPr>
-      <w:r>
-        <w:rPr>
-          <w:color w:val="000000" w:themeColor="text1"/>
-        </w:rPr>
-        <w:t>SQL&gt;</w:t>
-      </w:r>
-    </w:p>
-    <w:p>
-      <w:pPr>
-        <w:rPr>
-          <w:color w:val="000000" w:themeColor="text1"/>
-        </w:rPr>
-      </w:pPr>
-      <w:r>
-        <w:rPr>
-          <w:color w:val="000000" w:themeColor="text1"/>
-        </w:rPr>
-        <w:t>SQL&gt; INSERT INTO s_warehouse VALUES (1, 1, '100 Warehouse Rd', 'New York', 'NY', 'USA', '10001', '111-1111', 100);</w:t>
-      </w:r>
-    </w:p>
-    <w:p>
-      <w:pPr>
-        <w:rPr>
-          <w:color w:val="000000" w:themeColor="text1"/>
-        </w:rPr>
-      </w:pPr>
-    </w:p>
-    <w:p>
-      <w:pPr>
-        <w:rPr>
-          <w:color w:val="000000" w:themeColor="text1"/>
-        </w:rPr>
-      </w:pPr>
-      <w:r>
-        <w:rPr>
-          <w:color w:val="000000" w:themeColor="text1"/>
-        </w:rPr>
-        <w:t>1 row created.</w:t>
-      </w:r>
-    </w:p>
-    <w:p>
-      <w:pPr>
-        <w:rPr>
-          <w:color w:val="000000" w:themeColor="text1"/>
-        </w:rPr>
-      </w:pPr>
-    </w:p>
-    <w:p>
-      <w:pPr>
-        <w:rPr>
-          <w:color w:val="000000" w:themeColor="text1"/>
-        </w:rPr>
-      </w:pPr>
-      <w:r>
-        <w:rPr>
-          <w:color w:val="000000" w:themeColor="text1"/>
-        </w:rPr>
-        <w:t>SQL&gt; INSERT INTO s_warehouse VALUES (2, 2, '200 Depot St', 'Sao Paulo', 'SP', 'Brazil', '01000', '222-2222', 101);</w:t>
-      </w:r>
-    </w:p>
-    <w:p>
-      <w:pPr>
-        <w:rPr>
-          <w:color w:val="000000" w:themeColor="text1"/>
-        </w:rPr>
-      </w:pPr>
-    </w:p>
-    <w:p>
-      <w:pPr>
-        <w:rPr>
-          <w:color w:val="000000" w:themeColor="text1"/>
-        </w:rPr>
-      </w:pPr>
-      <w:r>
-        <w:rPr>
-          <w:color w:val="000000" w:themeColor="text1"/>
-        </w:rPr>
-        <w:t>1 row created.</w:t>
-      </w:r>
-    </w:p>
-    <w:p>
-      <w:pPr>
-        <w:rPr>
-          <w:color w:val="000000" w:themeColor="text1"/>
-        </w:rPr>
-      </w:pPr>
-    </w:p>
-    <w:p>
-      <w:pPr>
-        <w:rPr>
-          <w:color w:val="000000" w:themeColor="text1"/>
-        </w:rPr>
-      </w:pPr>
-      <w:r>
-        <w:rPr>
-          <w:color w:val="000000" w:themeColor="text1"/>
-        </w:rPr>
-        <w:t>SQL&gt; INSERT INTO s_warehouse VALUES (3, 3, '300 Logistic Ave', 'Singapore', 'SG', 'Singapore', '018989', '333-3333', 101);</w:t>
-      </w:r>
-    </w:p>
-    <w:p>
-      <w:pPr>
-        <w:rPr>
-          <w:color w:val="000000" w:themeColor="text1"/>
-        </w:rPr>
-      </w:pPr>
-    </w:p>
-    <w:p>
-      <w:pPr>
-        <w:rPr>
-          <w:color w:val="000000" w:themeColor="text1"/>
-        </w:rPr>
-      </w:pPr>
-      <w:r>
-        <w:rPr>
-          <w:color w:val="000000" w:themeColor="text1"/>
-        </w:rPr>
-        <w:t>1 row created.</w:t>
-      </w:r>
-    </w:p>
-    <w:p>
-      <w:pPr>
-        <w:rPr>
-          <w:color w:val="000000" w:themeColor="text1"/>
-        </w:rPr>
-      </w:pPr>
-    </w:p>
-    <w:p>
-      <w:pPr>
-        <w:rPr>
-          <w:color w:val="000000" w:themeColor="text1"/>
-        </w:rPr>
-      </w:pPr>
-      <w:r>
-        <w:rPr>
-          <w:color w:val="000000" w:themeColor="text1"/>
-        </w:rPr>
-        <w:t>SQL&gt;</w:t>
-      </w:r>
-    </w:p>
-    <w:p>
-      <w:pPr>
-        <w:rPr>
-          <w:color w:val="000000" w:themeColor="text1"/>
-        </w:rPr>
-      </w:pPr>
-      <w:r>
-        <w:rPr>
-          <w:color w:val="000000" w:themeColor="text1"/>
-        </w:rPr>
-        <w:t>SQL&gt; INSERT INTO s_ord VALUES (101, 201, TO_DATE('05/01/2024','DD/MM/YYYY'), TO_DATE('07/01/2024','DD/MM/YYYY'), 102, 150000, 'CASH', 'Y');</w:t>
-      </w:r>
-    </w:p>
-    <w:p>
-      <w:pPr>
-        <w:rPr>
-          <w:color w:val="000000" w:themeColor="text1"/>
-        </w:rPr>
-      </w:pPr>
-    </w:p>
-    <w:p>
-      <w:pPr>
-        <w:rPr>
-          <w:color w:val="000000" w:themeColor="text1"/>
-        </w:rPr>
-      </w:pPr>
-      <w:r>
-        <w:rPr>
-          <w:color w:val="000000" w:themeColor="text1"/>
-        </w:rPr>
-        <w:t>1 row created.</w:t>
-      </w:r>
-    </w:p>
-    <w:p>
-      <w:pPr>
-        <w:rPr>
-          <w:color w:val="000000" w:themeColor="text1"/>
-        </w:rPr>
-      </w:pPr>
-    </w:p>
-    <w:p>
-      <w:pPr>
-        <w:rPr>
-          <w:color w:val="000000" w:themeColor="text1"/>
-        </w:rPr>
-      </w:pPr>
-      <w:r>
-        <w:rPr>
-          <w:color w:val="000000" w:themeColor="text1"/>
-        </w:rPr>
-        <w:t>SQL&gt; INSERT INTO s_ord VALUES (102, 202, TO_DATE('10/01/2024','DD/MM/YYYY'), TO_DATE('15/01/2024','DD/MM/YYYY'), 103, 95000, 'CARD', 'Y');</w:t>
-      </w:r>
-    </w:p>
-    <w:p>
-      <w:pPr>
-        <w:rPr>
-          <w:color w:val="000000" w:themeColor="text1"/>
-        </w:rPr>
-      </w:pPr>
-    </w:p>
-    <w:p>
-      <w:pPr>
-        <w:rPr>
-          <w:color w:val="000000" w:themeColor="text1"/>
-        </w:rPr>
-      </w:pPr>
-      <w:r>
-        <w:rPr>
-          <w:color w:val="000000" w:themeColor="text1"/>
-        </w:rPr>
-        <w:t>1 row created.</w:t>
-      </w:r>
-    </w:p>
-    <w:p>
-      <w:pPr>
-        <w:rPr>
-          <w:color w:val="000000" w:themeColor="text1"/>
-        </w:rPr>
-      </w:pPr>
-    </w:p>
-    <w:p>
-      <w:pPr>
-        <w:rPr>
-          <w:color w:val="000000" w:themeColor="text1"/>
-        </w:rPr>
-      </w:pPr>
-      <w:r>
-        <w:rPr>
-          <w:color w:val="000000" w:themeColor="text1"/>
-        </w:rPr>
-        <w:t>SQL&gt; INSERT INTO s_ord VALUES (103, 201, TO_DATE('12/01/2024','DD/MM/YYYY'), TO_DATE('20/01/2024','DD/MM/YYYY'), 102, 250000, 'TRANSFER', 'Y');</w:t>
-      </w:r>
-    </w:p>
-    <w:p>
-      <w:pPr>
-        <w:rPr>
-          <w:color w:val="000000" w:themeColor="text1"/>
-        </w:rPr>
-      </w:pPr>
-    </w:p>
-    <w:p>
-      <w:pPr>
-        <w:rPr>
-          <w:color w:val="000000" w:themeColor="text1"/>
-        </w:rPr>
-      </w:pPr>
-      <w:r>
-        <w:rPr>
-          <w:color w:val="000000" w:themeColor="text1"/>
-        </w:rPr>
-        <w:t>1 row created.</w:t>
-      </w:r>
-    </w:p>
-    <w:p>
-      <w:pPr>
-        <w:rPr>
-          <w:color w:val="000000" w:themeColor="text1"/>
-        </w:rPr>
-      </w:pPr>
-    </w:p>
-    <w:p>
-      <w:pPr>
-        <w:rPr>
-          <w:color w:val="000000" w:themeColor="text1"/>
-        </w:rPr>
-      </w:pPr>
-      <w:r>
-        <w:rPr>
-          <w:color w:val="000000" w:themeColor="text1"/>
-        </w:rPr>
-        <w:t>SQL&gt; INSERT INTO s_ord VALUES (104, 204, TO_DATE('15/01/2024','DD/MM/YYYY'), NULL, 104, 120000, 'CASH', 'N');</w:t>
-      </w:r>
-    </w:p>
-    <w:p>
-      <w:pPr>
-        <w:rPr>
-          <w:color w:val="000000" w:themeColor="text1"/>
-        </w:rPr>
-      </w:pPr>
-    </w:p>
-    <w:p>
-      <w:pPr>
-        <w:rPr>
-          <w:color w:val="000000" w:themeColor="text1"/>
-        </w:rPr>
-      </w:pPr>
-      <w:r>
-        <w:rPr>
-          <w:color w:val="000000" w:themeColor="text1"/>
-        </w:rPr>
-        <w:t>1 row created.</w:t>
-      </w:r>
-    </w:p>
-    <w:p>
-      <w:pPr>
-        <w:rPr>
-          <w:color w:val="000000" w:themeColor="text1"/>
-        </w:rPr>
-      </w:pPr>
-    </w:p>
-    <w:p>
-      <w:pPr>
-        <w:rPr>
-          <w:color w:val="000000" w:themeColor="text1"/>
-        </w:rPr>
-      </w:pPr>
-      <w:r>
-        <w:rPr>
-          <w:color w:val="000000" w:themeColor="text1"/>
-        </w:rPr>
-        <w:t>SQL&gt;</w:t>
-      </w:r>
-    </w:p>
-    <w:p>
-      <w:pPr>
-        <w:rPr>
-          <w:color w:val="000000" w:themeColor="text1"/>
-        </w:rPr>
-      </w:pPr>
-      <w:r>
-        <w:rPr>
-          <w:color w:val="000000" w:themeColor="text1"/>
-        </w:rPr>
-        <w:t>SQL&gt; INSERT INTO s_item VALUES (101, 1, 1001, 1200, 50, 50);</w:t>
-      </w:r>
-    </w:p>
-    <w:p>
-      <w:pPr>
-        <w:rPr>
-          <w:color w:val="000000" w:themeColor="text1"/>
-        </w:rPr>
-      </w:pPr>
-    </w:p>
-    <w:p>
-      <w:pPr>
-        <w:rPr>
-          <w:color w:val="000000" w:themeColor="text1"/>
-        </w:rPr>
-      </w:pPr>
-      <w:r>
-        <w:rPr>
-          <w:color w:val="000000" w:themeColor="text1"/>
-        </w:rPr>
-        <w:t>1 row created.</w:t>
-      </w:r>
-    </w:p>
-    <w:p>
-      <w:pPr>
-        <w:rPr>
-          <w:color w:val="000000" w:themeColor="text1"/>
-        </w:rPr>
-      </w:pPr>
-    </w:p>
-    <w:p>
-      <w:pPr>
-        <w:rPr>
-          <w:color w:val="000000" w:themeColor="text1"/>
-        </w:rPr>
-      </w:pPr>
-      <w:r>
-        <w:rPr>
-          <w:color w:val="000000" w:themeColor="text1"/>
-        </w:rPr>
-        <w:t>SQL&gt; INSERT INTO s_item VALUES (101, 2, 1003, 80, 60, 60);</w:t>
-      </w:r>
-    </w:p>
-    <w:p>
-      <w:pPr>
-        <w:rPr>
-          <w:color w:val="000000" w:themeColor="text1"/>
-        </w:rPr>
-      </w:pPr>
-    </w:p>
-    <w:p>
-      <w:pPr>
-        <w:rPr>
-          <w:color w:val="000000" w:themeColor="text1"/>
-        </w:rPr>
-      </w:pPr>
-      <w:r>
-        <w:rPr>
-          <w:color w:val="000000" w:themeColor="text1"/>
-        </w:rPr>
-        <w:t>1 row created.</w:t>
-      </w:r>
-    </w:p>
-    <w:p>
-      <w:pPr>
-        <w:rPr>
-          <w:color w:val="000000" w:themeColor="text1"/>
-        </w:rPr>
-      </w:pPr>
-    </w:p>
-    <w:p>
-      <w:pPr>
-        <w:rPr>
-          <w:color w:val="000000" w:themeColor="text1"/>
-        </w:rPr>
-      </w:pPr>
-      <w:r>
-        <w:rPr>
-          <w:color w:val="000000" w:themeColor="text1"/>
-        </w:rPr>
-        <w:t>SQL&gt; INSERT INTO s_item VALUES (102, 1, 1004, 600, 80, 80);</w:t>
-      </w:r>
-    </w:p>
-    <w:p>
-      <w:pPr>
-        <w:rPr>
-          <w:color w:val="000000" w:themeColor="text1"/>
-        </w:rPr>
-      </w:pPr>
-    </w:p>
-    <w:p>
-      <w:pPr>
-        <w:rPr>
-          <w:color w:val="000000" w:themeColor="text1"/>
-        </w:rPr>
-      </w:pPr>
-      <w:r>
-        <w:rPr>
-          <w:color w:val="000000" w:themeColor="text1"/>
-        </w:rPr>
-        <w:t>1 row created.</w:t>
-      </w:r>
-    </w:p>
-    <w:p>
-      <w:pPr>
-        <w:rPr>
-          <w:color w:val="000000" w:themeColor="text1"/>
-        </w:rPr>
-      </w:pPr>
-    </w:p>
-    <w:p>
-      <w:pPr>
-        <w:rPr>
-          <w:color w:val="000000" w:themeColor="text1"/>
-        </w:rPr>
-      </w:pPr>
-      <w:r>
-        <w:rPr>
-          <w:color w:val="000000" w:themeColor="text1"/>
-        </w:rPr>
-        <w:t>SQL&gt; INSERT INTO s_item VALUES (103, 1, 1002, 350, 300, 300);</w:t>
-      </w:r>
-    </w:p>
-    <w:p>
-      <w:pPr>
-        <w:rPr>
-          <w:color w:val="000000" w:themeColor="text1"/>
-        </w:rPr>
-      </w:pPr>
-    </w:p>
-    <w:p>
-      <w:pPr>
-        <w:rPr>
-          <w:color w:val="000000" w:themeColor="text1"/>
-        </w:rPr>
-      </w:pPr>
-      <w:r>
-        <w:rPr>
-          <w:color w:val="000000" w:themeColor="text1"/>
-        </w:rPr>
-        <w:t>1 row created.</w:t>
-      </w:r>
-    </w:p>
-    <w:p>
-      <w:pPr>
-        <w:rPr>
-          <w:color w:val="000000" w:themeColor="text1"/>
-        </w:rPr>
-      </w:pPr>
-    </w:p>
-    <w:p>
-      <w:pPr>
-        <w:rPr>
-          <w:color w:val="000000" w:themeColor="text1"/>
-        </w:rPr>
-      </w:pPr>
-      <w:r>
-        <w:rPr>
-          <w:color w:val="000000" w:themeColor="text1"/>
-        </w:rPr>
-        <w:t>SQL&gt; INSERT INTO s_item VALUES (103, 2, 1003, 80, 100, 100);</w:t>
-      </w:r>
-    </w:p>
-    <w:p>
-      <w:pPr>
-        <w:rPr>
-          <w:color w:val="000000" w:themeColor="text1"/>
-        </w:rPr>
-      </w:pPr>
-    </w:p>
-    <w:p>
-      <w:pPr>
-        <w:rPr>
-          <w:color w:val="000000" w:themeColor="text1"/>
-        </w:rPr>
-      </w:pPr>
-      <w:r>
-        <w:rPr>
-          <w:color w:val="000000" w:themeColor="text1"/>
-        </w:rPr>
-        <w:t>1 row created.</w:t>
-      </w:r>
-    </w:p>
-    <w:p>
-      <w:pPr>
-        <w:rPr>
-          <w:color w:val="000000" w:themeColor="text1"/>
-        </w:rPr>
-      </w:pPr>
-    </w:p>
-    <w:p>
-      <w:pPr>
-        <w:rPr>
-          <w:color w:val="000000" w:themeColor="text1"/>
-        </w:rPr>
-      </w:pPr>
-      <w:r>
-        <w:rPr>
-          <w:color w:val="000000" w:themeColor="text1"/>
-        </w:rPr>
-        <w:t>SQL&gt; INSERT INTO s_item VALUES (104, 1, 1001, 1200, 100, 20);</w:t>
-      </w:r>
-    </w:p>
-    <w:p>
-      <w:pPr>
-        <w:rPr>
-          <w:color w:val="000000" w:themeColor="text1"/>
-        </w:rPr>
-      </w:pPr>
-    </w:p>
-    <w:p>
-      <w:pPr>
-        <w:rPr>
-          <w:color w:val="000000" w:themeColor="text1"/>
-        </w:rPr>
-      </w:pPr>
-      <w:r>
-        <w:rPr>
-          <w:color w:val="000000" w:themeColor="text1"/>
-        </w:rPr>
-        <w:t>1 row created.</w:t>
-      </w:r>
-    </w:p>
-    <w:p>
-      <w:pPr>
-        <w:rPr>
-          <w:color w:val="000000" w:themeColor="text1"/>
-        </w:rPr>
-      </w:pPr>
-    </w:p>
-    <w:p>
-      <w:pPr>
-        <w:rPr>
-          <w:color w:val="000000" w:themeColor="text1"/>
-        </w:rPr>
-      </w:pPr>
-      <w:r>
-        <w:rPr>
-          <w:color w:val="000000" w:themeColor="text1"/>
-        </w:rPr>
-        <w:t>SQL&gt;</w:t>
-      </w:r>
-    </w:p>
-    <w:p>
-      <w:pPr>
-        <w:rPr>
-          <w:color w:val="000000" w:themeColor="text1"/>
-        </w:rPr>
-      </w:pPr>
-      <w:r>
-        <w:rPr>
-          <w:color w:val="000000" w:themeColor="text1"/>
-        </w:rPr>
-        <w:t>SQL&gt; INSERT INTO s_inventory VALUES (1001, 1, 300, 50, 1000, NULL, TO_DATE('01/02/2024','DD/MM/YYYY'));</w:t>
-      </w:r>
-    </w:p>
-    <w:p>
-      <w:pPr>
-        <w:rPr>
-          <w:color w:val="000000" w:themeColor="text1"/>
-        </w:rPr>
-      </w:pPr>
-    </w:p>
-    <w:p>
-      <w:pPr>
-        <w:rPr>
-          <w:color w:val="000000" w:themeColor="text1"/>
-        </w:rPr>
-      </w:pPr>
-      <w:r>
-        <w:rPr>
-          <w:color w:val="000000" w:themeColor="text1"/>
-        </w:rPr>
-        <w:t>1 row created.</w:t>
-      </w:r>
-    </w:p>
-    <w:p>
-      <w:pPr>
-        <w:rPr>
-          <w:color w:val="000000" w:themeColor="text1"/>
-        </w:rPr>
-      </w:pPr>
-    </w:p>
-    <w:p>
-      <w:pPr>
-        <w:rPr>
-          <w:color w:val="000000" w:themeColor="text1"/>
-        </w:rPr>
-      </w:pPr>
-      <w:r>
-        <w:rPr>
-          <w:color w:val="000000" w:themeColor="text1"/>
-        </w:rPr>
         <w:t>SQL&gt; INSERT INTO s_inventory VALUES (1002, 2, 500, 100, 1200, NULL, TO_DATE('05/02/2024','DD/MM/YYYY'));</w:t>
       </w:r>
     </w:p>
@@ -6899,7 +6948,6 @@
         <w:rPr>
           <w:color w:val="000000" w:themeColor="text1"/>
         </w:rPr>
-        <w:lastRenderedPageBreak/>
         <w:t>1 row created.</w:t>
       </w:r>
     </w:p>
@@ -7203,139 +7251,594 @@
         <w:rPr>
           <w:color w:val="000000" w:themeColor="text1"/>
         </w:rPr>
+        <w:t xml:space="preserve">  3  FROM s_customer</w:t>
+      </w:r>
+    </w:p>
+    <w:p>
+      <w:pPr>
+        <w:rPr>
+          <w:color w:val="000000" w:themeColor="text1"/>
+        </w:rPr>
+      </w:pPr>
+      <w:r>
+        <w:rPr>
+          <w:color w:val="000000" w:themeColor="text1"/>
+        </w:rPr>
+        <w:t xml:space="preserve">  4  ORDER BY id DESC;</w:t>
+      </w:r>
+    </w:p>
+    <w:p>
+      <w:pPr>
+        <w:rPr>
+          <w:color w:val="000000" w:themeColor="text1"/>
+        </w:rPr>
+      </w:pPr>
+    </w:p>
+    <w:p>
+      <w:pPr>
+        <w:rPr>
+          <w:color w:val="000000" w:themeColor="text1"/>
+        </w:rPr>
+      </w:pPr>
+      <w:r>
+        <w:rPr>
+          <w:color w:val="000000" w:themeColor="text1"/>
+        </w:rPr>
+        <w:t>Ten khach hang                                     Ma khach hang</w:t>
+      </w:r>
+    </w:p>
+    <w:p>
+      <w:pPr>
+        <w:rPr>
+          <w:color w:val="000000" w:themeColor="text1"/>
+        </w:rPr>
+      </w:pPr>
+      <w:r>
+        <w:rPr>
+          <w:color w:val="000000" w:themeColor="text1"/>
+        </w:rPr>
+        <w:t>-------------------------------------------------- -------------</w:t>
+      </w:r>
+    </w:p>
+    <w:p>
+      <w:pPr>
+        <w:rPr>
+          <w:color w:val="000000" w:themeColor="text1"/>
+        </w:rPr>
+      </w:pPr>
+      <w:r>
+        <w:rPr>
+          <w:color w:val="000000" w:themeColor="text1"/>
+        </w:rPr>
+        <w:t>No Order Customer                                            205</w:t>
+      </w:r>
+    </w:p>
+    <w:p>
+      <w:pPr>
+        <w:rPr>
+          <w:color w:val="000000" w:themeColor="text1"/>
+        </w:rPr>
+      </w:pPr>
+      <w:r>
+        <w:rPr>
+          <w:color w:val="000000" w:themeColor="text1"/>
+        </w:rPr>
+        <w:t>Winter Shop                                                  204</w:t>
+      </w:r>
+    </w:p>
+    <w:p>
+      <w:pPr>
+        <w:rPr>
+          <w:color w:val="000000" w:themeColor="text1"/>
+        </w:rPr>
+      </w:pPr>
+      <w:r>
+        <w:rPr>
+          <w:color w:val="000000" w:themeColor="text1"/>
+        </w:rPr>
+        <w:t>Pro Riders Club                                              203</w:t>
+      </w:r>
+    </w:p>
+    <w:p>
+      <w:pPr>
+        <w:rPr>
+          <w:color w:val="000000" w:themeColor="text1"/>
+        </w:rPr>
+      </w:pPr>
+      <w:r>
+        <w:rPr>
+          <w:color w:val="000000" w:themeColor="text1"/>
+        </w:rPr>
+        <w:t>Global Sport                                                 202</w:t>
+      </w:r>
+    </w:p>
+    <w:p>
+      <w:pPr>
+        <w:rPr>
+          <w:color w:val="000000" w:themeColor="text1"/>
+        </w:rPr>
+      </w:pPr>
+      <w:r>
+        <w:rPr>
+          <w:color w:val="000000" w:themeColor="text1"/>
+        </w:rPr>
+        <w:t>An Khang Trading                                             201</w:t>
+      </w:r>
+    </w:p>
+    <w:p>
+      <w:pPr>
+        <w:rPr>
+          <w:color w:val="000000" w:themeColor="text1"/>
+        </w:rPr>
+      </w:pPr>
+    </w:p>
+    <w:p>
+      <w:pPr>
+        <w:rPr>
+          <w:color w:val="000000" w:themeColor="text1"/>
+        </w:rPr>
+      </w:pPr>
+      <w:r>
+        <w:rPr>
+          <w:color w:val="000000" w:themeColor="text1"/>
+        </w:rPr>
+        <w:t>5 rows selected.</w:t>
+      </w:r>
+    </w:p>
+    <w:p>
+      <w:pPr>
+        <w:rPr>
+          <w:color w:val="000000" w:themeColor="text1"/>
+        </w:rPr>
+      </w:pPr>
+    </w:p>
+    <w:p>
+      <w:pPr>
+        <w:pStyle w:val="Heading2"/>
+        <w:rPr>
+          <w:color w:val="000000" w:themeColor="text1"/>
+          <w:lang w:val="en-US"/>
+        </w:rPr>
+      </w:pPr>
+      <w:bookmarkStart w:id="3" w:name="_Toc225762194"/>
+      <w:r>
+        <w:rPr>
+          <w:color w:val="000000" w:themeColor="text1"/>
+          <w:lang w:val="en-US"/>
+        </w:rPr>
+        <w:t>CÂU 2</w:t>
+      </w:r>
+      <w:bookmarkEnd w:id="3"/>
+    </w:p>
+    <w:p>
+      <w:pPr>
+        <w:rPr>
+          <w:color w:val="000000" w:themeColor="text1"/>
+        </w:rPr>
+      </w:pPr>
+      <w:r>
+        <w:rPr>
+          <w:color w:val="000000" w:themeColor="text1"/>
+        </w:rPr>
+        <w:t>SQL&gt; SELECT first_name || ' ' || last_name AS "Employees",</w:t>
+      </w:r>
+    </w:p>
+    <w:p>
+      <w:pPr>
+        <w:rPr>
+          <w:color w:val="000000" w:themeColor="text1"/>
+        </w:rPr>
+      </w:pPr>
+      <w:r>
+        <w:rPr>
+          <w:color w:val="000000" w:themeColor="text1"/>
+        </w:rPr>
+        <w:t xml:space="preserve">  2         dept_id</w:t>
+      </w:r>
+    </w:p>
+    <w:p>
+      <w:pPr>
+        <w:rPr>
+          <w:color w:val="000000" w:themeColor="text1"/>
+        </w:rPr>
+      </w:pPr>
+      <w:r>
+        <w:rPr>
+          <w:color w:val="000000" w:themeColor="text1"/>
+        </w:rPr>
+        <w:t xml:space="preserve">  3  FROM s_emp</w:t>
+      </w:r>
+    </w:p>
+    <w:p>
+      <w:pPr>
+        <w:rPr>
+          <w:color w:val="000000" w:themeColor="text1"/>
+        </w:rPr>
+      </w:pPr>
+      <w:r>
+        <w:rPr>
+          <w:color w:val="000000" w:themeColor="text1"/>
+        </w:rPr>
+        <w:t xml:space="preserve">  4  WHERE dept_id IN (10, 50)</w:t>
+      </w:r>
+    </w:p>
+    <w:p>
+      <w:pPr>
+        <w:rPr>
+          <w:color w:val="000000" w:themeColor="text1"/>
+        </w:rPr>
+      </w:pPr>
+      <w:r>
+        <w:rPr>
+          <w:color w:val="000000" w:themeColor="text1"/>
+        </w:rPr>
+        <w:t xml:space="preserve">  5  ORDER BY first_name;</w:t>
+      </w:r>
+    </w:p>
+    <w:p>
+      <w:pPr>
+        <w:rPr>
+          <w:color w:val="000000" w:themeColor="text1"/>
+        </w:rPr>
+      </w:pPr>
+    </w:p>
+    <w:p>
+      <w:pPr>
+        <w:rPr>
+          <w:color w:val="000000" w:themeColor="text1"/>
+        </w:rPr>
+      </w:pPr>
+      <w:r>
+        <w:rPr>
+          <w:color w:val="000000" w:themeColor="text1"/>
+        </w:rPr>
+        <w:t>Employees                                              DEPT_ID</w:t>
+      </w:r>
+    </w:p>
+    <w:p>
+      <w:pPr>
+        <w:rPr>
+          <w:color w:val="000000" w:themeColor="text1"/>
+        </w:rPr>
+      </w:pPr>
+      <w:r>
+        <w:rPr>
+          <w:color w:val="000000" w:themeColor="text1"/>
+        </w:rPr>
         <w:lastRenderedPageBreak/>
-        <w:t xml:space="preserve">  3  FROM s_customer</w:t>
-      </w:r>
-    </w:p>
-    <w:p>
-      <w:pPr>
-        <w:rPr>
-          <w:color w:val="000000" w:themeColor="text1"/>
-        </w:rPr>
-      </w:pPr>
-      <w:r>
-        <w:rPr>
-          <w:color w:val="000000" w:themeColor="text1"/>
-        </w:rPr>
-        <w:t xml:space="preserve">  4  ORDER BY id DESC;</w:t>
-      </w:r>
-    </w:p>
-    <w:p>
-      <w:pPr>
-        <w:rPr>
-          <w:color w:val="000000" w:themeColor="text1"/>
-        </w:rPr>
-      </w:pPr>
-    </w:p>
-    <w:p>
-      <w:pPr>
-        <w:rPr>
-          <w:color w:val="000000" w:themeColor="text1"/>
-        </w:rPr>
-      </w:pPr>
-      <w:r>
-        <w:rPr>
-          <w:color w:val="000000" w:themeColor="text1"/>
-        </w:rPr>
-        <w:t>Ten khach hang                                     Ma khach hang</w:t>
-      </w:r>
-    </w:p>
-    <w:p>
-      <w:pPr>
-        <w:rPr>
-          <w:color w:val="000000" w:themeColor="text1"/>
-        </w:rPr>
-      </w:pPr>
-      <w:r>
-        <w:rPr>
-          <w:color w:val="000000" w:themeColor="text1"/>
-        </w:rPr>
-        <w:t>-------------------------------------------------- -------------</w:t>
-      </w:r>
-    </w:p>
-    <w:p>
-      <w:pPr>
-        <w:rPr>
-          <w:color w:val="000000" w:themeColor="text1"/>
-        </w:rPr>
-      </w:pPr>
-      <w:r>
-        <w:rPr>
-          <w:color w:val="000000" w:themeColor="text1"/>
-        </w:rPr>
-        <w:t>No Order Customer                                            205</w:t>
-      </w:r>
-    </w:p>
-    <w:p>
-      <w:pPr>
-        <w:rPr>
-          <w:color w:val="000000" w:themeColor="text1"/>
-        </w:rPr>
-      </w:pPr>
-      <w:r>
-        <w:rPr>
-          <w:color w:val="000000" w:themeColor="text1"/>
-        </w:rPr>
-        <w:t>Winter Shop                                                  204</w:t>
-      </w:r>
-    </w:p>
-    <w:p>
-      <w:pPr>
-        <w:rPr>
-          <w:color w:val="000000" w:themeColor="text1"/>
-        </w:rPr>
-      </w:pPr>
-      <w:r>
-        <w:rPr>
-          <w:color w:val="000000" w:themeColor="text1"/>
-        </w:rPr>
-        <w:t>Pro Riders Club                                              203</w:t>
-      </w:r>
-    </w:p>
-    <w:p>
-      <w:pPr>
-        <w:rPr>
-          <w:color w:val="000000" w:themeColor="text1"/>
-        </w:rPr>
-      </w:pPr>
-      <w:r>
-        <w:rPr>
-          <w:color w:val="000000" w:themeColor="text1"/>
-        </w:rPr>
-        <w:t>Global Sport                                                 202</w:t>
-      </w:r>
-    </w:p>
-    <w:p>
-      <w:pPr>
-        <w:rPr>
-          <w:color w:val="000000" w:themeColor="text1"/>
-        </w:rPr>
-      </w:pPr>
-      <w:r>
-        <w:rPr>
-          <w:color w:val="000000" w:themeColor="text1"/>
-        </w:rPr>
-        <w:t>An Khang Trading                                             201</w:t>
-      </w:r>
-    </w:p>
-    <w:p>
-      <w:pPr>
-        <w:rPr>
-          <w:color w:val="000000" w:themeColor="text1"/>
-        </w:rPr>
-      </w:pPr>
-    </w:p>
-    <w:p>
-      <w:pPr>
-        <w:rPr>
-          <w:color w:val="000000" w:themeColor="text1"/>
-        </w:rPr>
-      </w:pPr>
-      <w:r>
-        <w:rPr>
-          <w:color w:val="000000" w:themeColor="text1"/>
-        </w:rPr>
-        <w:t>5 rows selected.</w:t>
+        <w:t>--------------------------------------------------- ----------</w:t>
+      </w:r>
+    </w:p>
+    <w:p>
+      <w:pPr>
+        <w:rPr>
+          <w:color w:val="000000" w:themeColor="text1"/>
+        </w:rPr>
+      </w:pPr>
+      <w:r>
+        <w:rPr>
+          <w:color w:val="000000" w:themeColor="text1"/>
+        </w:rPr>
+        <w:t>Lan Nguyen                                                  10</w:t>
+      </w:r>
+    </w:p>
+    <w:p>
+      <w:pPr>
+        <w:rPr>
+          <w:color w:val="000000" w:themeColor="text1"/>
+        </w:rPr>
+      </w:pPr>
+      <w:r>
+        <w:rPr>
+          <w:color w:val="000000" w:themeColor="text1"/>
+        </w:rPr>
+        <w:t>Sale1 Staff1                                                50</w:t>
+      </w:r>
+    </w:p>
+    <w:p>
+      <w:pPr>
+        <w:rPr>
+          <w:color w:val="000000" w:themeColor="text1"/>
+        </w:rPr>
+      </w:pPr>
+      <w:r>
+        <w:rPr>
+          <w:color w:val="000000" w:themeColor="text1"/>
+        </w:rPr>
+        <w:t>Sale10 Staff10                                              50</w:t>
+      </w:r>
+    </w:p>
+    <w:p>
+      <w:pPr>
+        <w:rPr>
+          <w:color w:val="000000" w:themeColor="text1"/>
+        </w:rPr>
+      </w:pPr>
+      <w:r>
+        <w:rPr>
+          <w:color w:val="000000" w:themeColor="text1"/>
+        </w:rPr>
+        <w:t>Sale11 Staff11                                              50</w:t>
+      </w:r>
+    </w:p>
+    <w:p>
+      <w:pPr>
+        <w:rPr>
+          <w:color w:val="000000" w:themeColor="text1"/>
+        </w:rPr>
+      </w:pPr>
+      <w:r>
+        <w:rPr>
+          <w:color w:val="000000" w:themeColor="text1"/>
+        </w:rPr>
+        <w:t>Sale12 Staff12                                              50</w:t>
+      </w:r>
+    </w:p>
+    <w:p>
+      <w:pPr>
+        <w:rPr>
+          <w:color w:val="000000" w:themeColor="text1"/>
+        </w:rPr>
+      </w:pPr>
+      <w:r>
+        <w:rPr>
+          <w:color w:val="000000" w:themeColor="text1"/>
+        </w:rPr>
+        <w:t>Sale13 Staff13                                              50</w:t>
+      </w:r>
+    </w:p>
+    <w:p>
+      <w:pPr>
+        <w:rPr>
+          <w:color w:val="000000" w:themeColor="text1"/>
+        </w:rPr>
+      </w:pPr>
+      <w:r>
+        <w:rPr>
+          <w:color w:val="000000" w:themeColor="text1"/>
+        </w:rPr>
+        <w:t>Sale14 Staff14                                              50</w:t>
+      </w:r>
+    </w:p>
+    <w:p>
+      <w:pPr>
+        <w:rPr>
+          <w:color w:val="000000" w:themeColor="text1"/>
+        </w:rPr>
+      </w:pPr>
+      <w:r>
+        <w:rPr>
+          <w:color w:val="000000" w:themeColor="text1"/>
+        </w:rPr>
+        <w:t>Sale15 Staff15                                              50</w:t>
+      </w:r>
+    </w:p>
+    <w:p>
+      <w:pPr>
+        <w:rPr>
+          <w:color w:val="000000" w:themeColor="text1"/>
+        </w:rPr>
+      </w:pPr>
+      <w:r>
+        <w:rPr>
+          <w:color w:val="000000" w:themeColor="text1"/>
+        </w:rPr>
+        <w:t>Sale16 Staff16                                              50</w:t>
+      </w:r>
+    </w:p>
+    <w:p>
+      <w:pPr>
+        <w:rPr>
+          <w:color w:val="000000" w:themeColor="text1"/>
+        </w:rPr>
+      </w:pPr>
+      <w:r>
+        <w:rPr>
+          <w:color w:val="000000" w:themeColor="text1"/>
+        </w:rPr>
+        <w:t>Sale17 Staff17                                              50</w:t>
+      </w:r>
+    </w:p>
+    <w:p>
+      <w:pPr>
+        <w:rPr>
+          <w:color w:val="000000" w:themeColor="text1"/>
+        </w:rPr>
+      </w:pPr>
+      <w:r>
+        <w:rPr>
+          <w:color w:val="000000" w:themeColor="text1"/>
+        </w:rPr>
+        <w:t>Sale18 Staff18                                              50</w:t>
+      </w:r>
+    </w:p>
+    <w:p>
+      <w:pPr>
+        <w:rPr>
+          <w:color w:val="000000" w:themeColor="text1"/>
+        </w:rPr>
+      </w:pPr>
+      <w:r>
+        <w:rPr>
+          <w:color w:val="000000" w:themeColor="text1"/>
+        </w:rPr>
+        <w:t>Sale19 Staff19                                              50</w:t>
+      </w:r>
+    </w:p>
+    <w:p>
+      <w:pPr>
+        <w:rPr>
+          <w:color w:val="000000" w:themeColor="text1"/>
+        </w:rPr>
+      </w:pPr>
+      <w:r>
+        <w:rPr>
+          <w:color w:val="000000" w:themeColor="text1"/>
+        </w:rPr>
+        <w:t>Sale2 Staff2                                                50</w:t>
+      </w:r>
+    </w:p>
+    <w:p>
+      <w:pPr>
+        <w:rPr>
+          <w:color w:val="000000" w:themeColor="text1"/>
+        </w:rPr>
+      </w:pPr>
+      <w:r>
+        <w:rPr>
+          <w:color w:val="000000" w:themeColor="text1"/>
+        </w:rPr>
+        <w:t>Sale20 Staff20                                              50</w:t>
+      </w:r>
+    </w:p>
+    <w:p>
+      <w:pPr>
+        <w:rPr>
+          <w:color w:val="000000" w:themeColor="text1"/>
+        </w:rPr>
+      </w:pPr>
+      <w:r>
+        <w:rPr>
+          <w:color w:val="000000" w:themeColor="text1"/>
+        </w:rPr>
+        <w:t>Sale21 Staff21                                              50</w:t>
+      </w:r>
+    </w:p>
+    <w:p>
+      <w:pPr>
+        <w:rPr>
+          <w:color w:val="000000" w:themeColor="text1"/>
+        </w:rPr>
+      </w:pPr>
+      <w:r>
+        <w:rPr>
+          <w:color w:val="000000" w:themeColor="text1"/>
+        </w:rPr>
+        <w:t>Sale3 Staff3                                                50</w:t>
+      </w:r>
+    </w:p>
+    <w:p>
+      <w:pPr>
+        <w:rPr>
+          <w:color w:val="000000" w:themeColor="text1"/>
+        </w:rPr>
+      </w:pPr>
+      <w:r>
+        <w:rPr>
+          <w:color w:val="000000" w:themeColor="text1"/>
+        </w:rPr>
+        <w:t>Sale4 Staff4                                                50</w:t>
+      </w:r>
+    </w:p>
+    <w:p>
+      <w:pPr>
+        <w:rPr>
+          <w:color w:val="000000" w:themeColor="text1"/>
+        </w:rPr>
+      </w:pPr>
+      <w:r>
+        <w:rPr>
+          <w:color w:val="000000" w:themeColor="text1"/>
+        </w:rPr>
+        <w:t>Sale5 Staff5                                                50</w:t>
+      </w:r>
+    </w:p>
+    <w:p>
+      <w:pPr>
+        <w:rPr>
+          <w:color w:val="000000" w:themeColor="text1"/>
+        </w:rPr>
+      </w:pPr>
+      <w:r>
+        <w:rPr>
+          <w:color w:val="000000" w:themeColor="text1"/>
+        </w:rPr>
+        <w:t>Sale6 Staff6                                                50</w:t>
+      </w:r>
+    </w:p>
+    <w:p>
+      <w:pPr>
+        <w:rPr>
+          <w:color w:val="000000" w:themeColor="text1"/>
+        </w:rPr>
+      </w:pPr>
+      <w:r>
+        <w:rPr>
+          <w:color w:val="000000" w:themeColor="text1"/>
+        </w:rPr>
+        <w:t>Sale7 Staff7                                                50</w:t>
+      </w:r>
+    </w:p>
+    <w:p>
+      <w:pPr>
+        <w:rPr>
+          <w:color w:val="000000" w:themeColor="text1"/>
+        </w:rPr>
+      </w:pPr>
+      <w:r>
+        <w:rPr>
+          <w:color w:val="000000" w:themeColor="text1"/>
+        </w:rPr>
+        <w:t>Sale8 Staff8                                                50</w:t>
+      </w:r>
+    </w:p>
+    <w:p>
+      <w:pPr>
+        <w:rPr>
+          <w:color w:val="000000" w:themeColor="text1"/>
+        </w:rPr>
+      </w:pPr>
+      <w:r>
+        <w:rPr>
+          <w:color w:val="000000" w:themeColor="text1"/>
+        </w:rPr>
+        <w:t>Sale9 Staff9                                                50</w:t>
+      </w:r>
+    </w:p>
+    <w:p>
+      <w:pPr>
+        <w:rPr>
+          <w:color w:val="000000" w:themeColor="text1"/>
+        </w:rPr>
+      </w:pPr>
+      <w:r>
+        <w:rPr>
+          <w:color w:val="000000" w:themeColor="text1"/>
+        </w:rPr>
+        <w:t>Son Tran                                                    10</w:t>
+      </w:r>
+    </w:p>
+    <w:p>
+      <w:pPr>
+        <w:rPr>
+          <w:color w:val="000000" w:themeColor="text1"/>
+        </w:rPr>
+      </w:pPr>
+      <w:r>
+        <w:rPr>
+          <w:color w:val="000000" w:themeColor="text1"/>
+        </w:rPr>
+        <w:t>Susan Le                                                    50</w:t>
+      </w:r>
+    </w:p>
+    <w:p>
+      <w:pPr>
+        <w:rPr>
+          <w:color w:val="000000" w:themeColor="text1"/>
+        </w:rPr>
+      </w:pPr>
+    </w:p>
+    <w:p>
+      <w:pPr>
+        <w:rPr>
+          <w:color w:val="000000" w:themeColor="text1"/>
+        </w:rPr>
+      </w:pPr>
+      <w:r>
+        <w:rPr>
+          <w:color w:val="000000" w:themeColor="text1"/>
+        </w:rPr>
+        <w:t>24 rows selected.</w:t>
       </w:r>
     </w:p>
     <w:p>
@@ -7353,52 +7856,1109 @@
           <w:lang w:val="en-US"/>
         </w:rPr>
       </w:pPr>
-      <w:bookmarkStart w:id="3" w:name="_Toc225762194"/>
+      <w:bookmarkStart w:id="4" w:name="_Toc225762195"/>
       <w:r>
         <w:rPr>
           <w:color w:val="000000" w:themeColor="text1"/>
           <w:lang w:val="en-US"/>
         </w:rPr>
-        <w:t>CÂU 2</w:t>
-      </w:r>
-      <w:bookmarkEnd w:id="3"/>
-    </w:p>
-    <w:p>
-      <w:pPr>
-        <w:rPr>
-          <w:color w:val="000000" w:themeColor="text1"/>
-        </w:rPr>
-      </w:pPr>
-      <w:r>
-        <w:rPr>
-          <w:color w:val="000000" w:themeColor="text1"/>
-        </w:rPr>
-        <w:t>SQL&gt; SELECT first_name || ' ' || last_name AS "Employees",</w:t>
-      </w:r>
-    </w:p>
-    <w:p>
-      <w:pPr>
-        <w:rPr>
-          <w:color w:val="000000" w:themeColor="text1"/>
-        </w:rPr>
-      </w:pPr>
-      <w:r>
-        <w:rPr>
-          <w:color w:val="000000" w:themeColor="text1"/>
-        </w:rPr>
-        <w:t xml:space="preserve">  2         dept_id</w:t>
-      </w:r>
-    </w:p>
-    <w:p>
-      <w:pPr>
-        <w:rPr>
-          <w:color w:val="000000" w:themeColor="text1"/>
-        </w:rPr>
-      </w:pPr>
-      <w:r>
-        <w:rPr>
-          <w:color w:val="000000" w:themeColor="text1"/>
-        </w:rPr>
+        <w:lastRenderedPageBreak/>
+        <w:t>CÂU 3</w:t>
+      </w:r>
+      <w:bookmarkEnd w:id="4"/>
+    </w:p>
+    <w:p>
+      <w:pPr>
+        <w:rPr>
+          <w:color w:val="000000" w:themeColor="text1"/>
+        </w:rPr>
+      </w:pPr>
+      <w:r>
+        <w:rPr>
+          <w:color w:val="000000" w:themeColor="text1"/>
+        </w:rPr>
+        <w:t>SQL&gt; SELECT last_name, first_name</w:t>
+      </w:r>
+    </w:p>
+    <w:p>
+      <w:pPr>
+        <w:rPr>
+          <w:color w:val="000000" w:themeColor="text1"/>
+        </w:rPr>
+      </w:pPr>
+      <w:r>
+        <w:rPr>
+          <w:color w:val="000000" w:themeColor="text1"/>
+        </w:rPr>
+        <w:t xml:space="preserve">  2  FROM s_emp</w:t>
+      </w:r>
+    </w:p>
+    <w:p>
+      <w:pPr>
+        <w:rPr>
+          <w:color w:val="000000" w:themeColor="text1"/>
+        </w:rPr>
+      </w:pPr>
+      <w:r>
+        <w:rPr>
+          <w:color w:val="000000" w:themeColor="text1"/>
+        </w:rPr>
+        <w:t xml:space="preserve">  3  WHERE first_name LIKE '%S%'</w:t>
+      </w:r>
+    </w:p>
+    <w:p>
+      <w:pPr>
+        <w:rPr>
+          <w:color w:val="000000" w:themeColor="text1"/>
+        </w:rPr>
+      </w:pPr>
+      <w:r>
+        <w:rPr>
+          <w:color w:val="000000" w:themeColor="text1"/>
+        </w:rPr>
+        <w:t xml:space="preserve">  4     OR last_name LIKE '%S%';</w:t>
+      </w:r>
+    </w:p>
+    <w:p>
+      <w:pPr>
+        <w:rPr>
+          <w:color w:val="000000" w:themeColor="text1"/>
+        </w:rPr>
+      </w:pPr>
+    </w:p>
+    <w:p>
+      <w:pPr>
+        <w:rPr>
+          <w:color w:val="000000" w:themeColor="text1"/>
+        </w:rPr>
+      </w:pPr>
+      <w:r>
+        <w:rPr>
+          <w:color w:val="000000" w:themeColor="text1"/>
+        </w:rPr>
+        <w:t>LAST_NAME                 FIRST_NAME</w:t>
+      </w:r>
+    </w:p>
+    <w:p>
+      <w:pPr>
+        <w:rPr>
+          <w:color w:val="000000" w:themeColor="text1"/>
+        </w:rPr>
+      </w:pPr>
+      <w:r>
+        <w:rPr>
+          <w:color w:val="000000" w:themeColor="text1"/>
+        </w:rPr>
+        <w:t>------------------------- -------------------------</w:t>
+      </w:r>
+    </w:p>
+    <w:p>
+      <w:pPr>
+        <w:rPr>
+          <w:color w:val="000000" w:themeColor="text1"/>
+        </w:rPr>
+      </w:pPr>
+      <w:r>
+        <w:rPr>
+          <w:color w:val="000000" w:themeColor="text1"/>
+        </w:rPr>
+        <w:t>Tran                      Son</w:t>
+      </w:r>
+    </w:p>
+    <w:p>
+      <w:pPr>
+        <w:rPr>
+          <w:color w:val="000000" w:themeColor="text1"/>
+        </w:rPr>
+      </w:pPr>
+      <w:r>
+        <w:rPr>
+          <w:color w:val="000000" w:themeColor="text1"/>
+        </w:rPr>
+        <w:t>Le                        Susan</w:t>
+      </w:r>
+    </w:p>
+    <w:p>
+      <w:pPr>
+        <w:rPr>
+          <w:color w:val="000000" w:themeColor="text1"/>
+        </w:rPr>
+      </w:pPr>
+      <w:r>
+        <w:rPr>
+          <w:color w:val="000000" w:themeColor="text1"/>
+        </w:rPr>
+        <w:t>Do                        Smith</w:t>
+      </w:r>
+    </w:p>
+    <w:p>
+      <w:pPr>
+        <w:rPr>
+          <w:color w:val="000000" w:themeColor="text1"/>
+        </w:rPr>
+      </w:pPr>
+      <w:r>
+        <w:rPr>
+          <w:color w:val="000000" w:themeColor="text1"/>
+        </w:rPr>
+        <w:t>Staff1                    Sale1</w:t>
+      </w:r>
+    </w:p>
+    <w:p>
+      <w:pPr>
+        <w:rPr>
+          <w:color w:val="000000" w:themeColor="text1"/>
+        </w:rPr>
+      </w:pPr>
+      <w:r>
+        <w:rPr>
+          <w:color w:val="000000" w:themeColor="text1"/>
+        </w:rPr>
+        <w:t>Staff2                    Sale2</w:t>
+      </w:r>
+    </w:p>
+    <w:p>
+      <w:pPr>
+        <w:rPr>
+          <w:color w:val="000000" w:themeColor="text1"/>
+        </w:rPr>
+      </w:pPr>
+      <w:r>
+        <w:rPr>
+          <w:color w:val="000000" w:themeColor="text1"/>
+        </w:rPr>
+        <w:t>Staff3                    Sale3</w:t>
+      </w:r>
+    </w:p>
+    <w:p>
+      <w:pPr>
+        <w:rPr>
+          <w:color w:val="000000" w:themeColor="text1"/>
+        </w:rPr>
+      </w:pPr>
+      <w:r>
+        <w:rPr>
+          <w:color w:val="000000" w:themeColor="text1"/>
+        </w:rPr>
+        <w:t>Staff4                    Sale4</w:t>
+      </w:r>
+    </w:p>
+    <w:p>
+      <w:pPr>
+        <w:rPr>
+          <w:color w:val="000000" w:themeColor="text1"/>
+        </w:rPr>
+      </w:pPr>
+      <w:r>
+        <w:rPr>
+          <w:color w:val="000000" w:themeColor="text1"/>
+        </w:rPr>
+        <w:t>Staff5                    Sale5</w:t>
+      </w:r>
+    </w:p>
+    <w:p>
+      <w:pPr>
+        <w:rPr>
+          <w:color w:val="000000" w:themeColor="text1"/>
+        </w:rPr>
+      </w:pPr>
+      <w:r>
+        <w:rPr>
+          <w:color w:val="000000" w:themeColor="text1"/>
+        </w:rPr>
+        <w:t>Staff6                    Sale6</w:t>
+      </w:r>
+    </w:p>
+    <w:p>
+      <w:pPr>
+        <w:rPr>
+          <w:color w:val="000000" w:themeColor="text1"/>
+        </w:rPr>
+      </w:pPr>
+      <w:r>
+        <w:rPr>
+          <w:color w:val="000000" w:themeColor="text1"/>
+        </w:rPr>
+        <w:t>Staff7                    Sale7</w:t>
+      </w:r>
+    </w:p>
+    <w:p>
+      <w:pPr>
+        <w:rPr>
+          <w:color w:val="000000" w:themeColor="text1"/>
+        </w:rPr>
+      </w:pPr>
+      <w:r>
+        <w:rPr>
+          <w:color w:val="000000" w:themeColor="text1"/>
+        </w:rPr>
+        <w:t>Staff8                    Sale8</w:t>
+      </w:r>
+    </w:p>
+    <w:p>
+      <w:pPr>
+        <w:rPr>
+          <w:color w:val="000000" w:themeColor="text1"/>
+        </w:rPr>
+      </w:pPr>
+      <w:r>
+        <w:rPr>
+          <w:color w:val="000000" w:themeColor="text1"/>
+        </w:rPr>
+        <w:t>Staff9                    Sale9</w:t>
+      </w:r>
+    </w:p>
+    <w:p>
+      <w:pPr>
+        <w:rPr>
+          <w:color w:val="000000" w:themeColor="text1"/>
+        </w:rPr>
+      </w:pPr>
+      <w:r>
+        <w:rPr>
+          <w:color w:val="000000" w:themeColor="text1"/>
+        </w:rPr>
+        <w:t>Staff10                   Sale10</w:t>
+      </w:r>
+    </w:p>
+    <w:p>
+      <w:pPr>
+        <w:rPr>
+          <w:color w:val="000000" w:themeColor="text1"/>
+        </w:rPr>
+      </w:pPr>
+      <w:r>
+        <w:rPr>
+          <w:color w:val="000000" w:themeColor="text1"/>
+        </w:rPr>
+        <w:t>Staff11                   Sale11</w:t>
+      </w:r>
+    </w:p>
+    <w:p>
+      <w:pPr>
+        <w:rPr>
+          <w:color w:val="000000" w:themeColor="text1"/>
+        </w:rPr>
+      </w:pPr>
+      <w:r>
+        <w:rPr>
+          <w:color w:val="000000" w:themeColor="text1"/>
+        </w:rPr>
+        <w:t>Staff12                   Sale12</w:t>
+      </w:r>
+    </w:p>
+    <w:p>
+      <w:pPr>
+        <w:rPr>
+          <w:color w:val="000000" w:themeColor="text1"/>
+        </w:rPr>
+      </w:pPr>
+      <w:r>
+        <w:rPr>
+          <w:color w:val="000000" w:themeColor="text1"/>
+        </w:rPr>
+        <w:t>Staff13                   Sale13</w:t>
+      </w:r>
+    </w:p>
+    <w:p>
+      <w:pPr>
+        <w:rPr>
+          <w:color w:val="000000" w:themeColor="text1"/>
+        </w:rPr>
+      </w:pPr>
+      <w:r>
+        <w:rPr>
+          <w:color w:val="000000" w:themeColor="text1"/>
+        </w:rPr>
+        <w:t>Staff14                   Sale14</w:t>
+      </w:r>
+    </w:p>
+    <w:p>
+      <w:pPr>
+        <w:rPr>
+          <w:color w:val="000000" w:themeColor="text1"/>
+        </w:rPr>
+      </w:pPr>
+      <w:r>
+        <w:rPr>
+          <w:color w:val="000000" w:themeColor="text1"/>
+        </w:rPr>
+        <w:t>Staff15                   Sale15</w:t>
+      </w:r>
+    </w:p>
+    <w:p>
+      <w:pPr>
+        <w:rPr>
+          <w:color w:val="000000" w:themeColor="text1"/>
+        </w:rPr>
+      </w:pPr>
+      <w:r>
+        <w:rPr>
+          <w:color w:val="000000" w:themeColor="text1"/>
+        </w:rPr>
+        <w:t>Staff16                   Sale16</w:t>
+      </w:r>
+    </w:p>
+    <w:p>
+      <w:pPr>
+        <w:rPr>
+          <w:color w:val="000000" w:themeColor="text1"/>
+        </w:rPr>
+      </w:pPr>
+      <w:r>
+        <w:rPr>
+          <w:color w:val="000000" w:themeColor="text1"/>
+        </w:rPr>
+        <w:t>Staff17                   Sale17</w:t>
+      </w:r>
+    </w:p>
+    <w:p>
+      <w:pPr>
+        <w:rPr>
+          <w:color w:val="000000" w:themeColor="text1"/>
+        </w:rPr>
+      </w:pPr>
+      <w:r>
+        <w:rPr>
+          <w:color w:val="000000" w:themeColor="text1"/>
+        </w:rPr>
+        <w:t>Staff18                   Sale18</w:t>
+      </w:r>
+    </w:p>
+    <w:p>
+      <w:pPr>
+        <w:rPr>
+          <w:color w:val="000000" w:themeColor="text1"/>
+        </w:rPr>
+      </w:pPr>
+      <w:r>
+        <w:rPr>
+          <w:color w:val="000000" w:themeColor="text1"/>
+        </w:rPr>
+        <w:lastRenderedPageBreak/>
+        <w:t>Staff19                   Sale19</w:t>
+      </w:r>
+    </w:p>
+    <w:p>
+      <w:pPr>
+        <w:rPr>
+          <w:color w:val="000000" w:themeColor="text1"/>
+        </w:rPr>
+      </w:pPr>
+      <w:r>
+        <w:rPr>
+          <w:color w:val="000000" w:themeColor="text1"/>
+        </w:rPr>
+        <w:t>Staff20                   Sale20</w:t>
+      </w:r>
+    </w:p>
+    <w:p>
+      <w:pPr>
+        <w:rPr>
+          <w:color w:val="000000" w:themeColor="text1"/>
+        </w:rPr>
+      </w:pPr>
+      <w:r>
+        <w:rPr>
+          <w:color w:val="000000" w:themeColor="text1"/>
+        </w:rPr>
+        <w:t>Staff21                   Sale21</w:t>
+      </w:r>
+    </w:p>
+    <w:p>
+      <w:pPr>
+        <w:rPr>
+          <w:color w:val="000000" w:themeColor="text1"/>
+        </w:rPr>
+      </w:pPr>
+    </w:p>
+    <w:p>
+      <w:pPr>
+        <w:rPr>
+          <w:color w:val="000000" w:themeColor="text1"/>
+        </w:rPr>
+      </w:pPr>
+      <w:r>
+        <w:rPr>
+          <w:color w:val="000000" w:themeColor="text1"/>
+        </w:rPr>
+        <w:t>24 rows selected.</w:t>
+      </w:r>
+    </w:p>
+    <w:p>
+      <w:pPr>
+        <w:rPr>
+          <w:color w:val="000000" w:themeColor="text1"/>
+        </w:rPr>
+      </w:pPr>
+    </w:p>
+    <w:p>
+      <w:pPr>
+        <w:pStyle w:val="Heading2"/>
+        <w:rPr>
+          <w:color w:val="000000" w:themeColor="text1"/>
+          <w:lang w:val="en-US"/>
+        </w:rPr>
+      </w:pPr>
+      <w:bookmarkStart w:id="5" w:name="_Toc225762196"/>
+      <w:r>
+        <w:rPr>
+          <w:color w:val="000000" w:themeColor="text1"/>
+          <w:lang w:val="en-US"/>
+        </w:rPr>
+        <w:t>CÂU 4</w:t>
+      </w:r>
+      <w:bookmarkEnd w:id="5"/>
+    </w:p>
+    <w:p>
+      <w:pPr>
+        <w:rPr>
+          <w:color w:val="000000" w:themeColor="text1"/>
+        </w:rPr>
+      </w:pPr>
+      <w:r>
+        <w:rPr>
+          <w:color w:val="000000" w:themeColor="text1"/>
+        </w:rPr>
+        <w:t>SQL&gt; SELECT userid, start_date</w:t>
+      </w:r>
+    </w:p>
+    <w:p>
+      <w:pPr>
+        <w:rPr>
+          <w:color w:val="000000" w:themeColor="text1"/>
+        </w:rPr>
+      </w:pPr>
+      <w:r>
+        <w:rPr>
+          <w:color w:val="000000" w:themeColor="text1"/>
+        </w:rPr>
+        <w:t xml:space="preserve">  2  FROM s_emp</w:t>
+      </w:r>
+    </w:p>
+    <w:p>
+      <w:pPr>
+        <w:rPr>
+          <w:color w:val="000000" w:themeColor="text1"/>
+        </w:rPr>
+      </w:pPr>
+      <w:r>
+        <w:rPr>
+          <w:color w:val="000000" w:themeColor="text1"/>
+        </w:rPr>
+        <w:t xml:space="preserve">  3  WHERE start_date BETWEEN TO_DATE('14/05/1990','DD/MM/YYYY')</w:t>
+      </w:r>
+    </w:p>
+    <w:p>
+      <w:pPr>
+        <w:rPr>
+          <w:color w:val="000000" w:themeColor="text1"/>
+        </w:rPr>
+      </w:pPr>
+      <w:r>
+        <w:rPr>
+          <w:color w:val="000000" w:themeColor="text1"/>
+        </w:rPr>
+        <w:t xml:space="preserve">  4                       AND TO_DATE('26/05/1991','DD/MM/YYYY');</w:t>
+      </w:r>
+    </w:p>
+    <w:p>
+      <w:pPr>
+        <w:rPr>
+          <w:color w:val="000000" w:themeColor="text1"/>
+        </w:rPr>
+      </w:pPr>
+    </w:p>
+    <w:p>
+      <w:pPr>
+        <w:rPr>
+          <w:color w:val="000000" w:themeColor="text1"/>
+        </w:rPr>
+      </w:pPr>
+      <w:r>
+        <w:rPr>
+          <w:color w:val="000000" w:themeColor="text1"/>
+        </w:rPr>
+        <w:t>USERID   START_DAT</w:t>
+      </w:r>
+    </w:p>
+    <w:p>
+      <w:pPr>
+        <w:rPr>
+          <w:color w:val="000000" w:themeColor="text1"/>
+        </w:rPr>
+      </w:pPr>
+      <w:r>
+        <w:rPr>
+          <w:color w:val="000000" w:themeColor="text1"/>
+        </w:rPr>
+        <w:t>-------- ---------</w:t>
+      </w:r>
+    </w:p>
+    <w:p>
+      <w:pPr>
+        <w:rPr>
+          <w:color w:val="000000" w:themeColor="text1"/>
+        </w:rPr>
+      </w:pPr>
+      <w:r>
+        <w:rPr>
+          <w:color w:val="000000" w:themeColor="text1"/>
+        </w:rPr>
+        <w:t>lan      15-MAY-90</w:t>
+      </w:r>
+    </w:p>
+    <w:p>
+      <w:pPr>
+        <w:rPr>
+          <w:color w:val="000000" w:themeColor="text1"/>
+        </w:rPr>
+      </w:pPr>
+      <w:r>
+        <w:rPr>
+          <w:color w:val="000000" w:themeColor="text1"/>
+        </w:rPr>
+        <w:t>son      20-MAY-91</w:t>
+      </w:r>
+    </w:p>
+    <w:p>
+      <w:pPr>
+        <w:rPr>
+          <w:color w:val="000000" w:themeColor="text1"/>
+        </w:rPr>
+      </w:pPr>
+      <w:r>
+        <w:rPr>
+          <w:color w:val="000000" w:themeColor="text1"/>
+        </w:rPr>
+        <w:t>susan    10-JAN-91</w:t>
+      </w:r>
+    </w:p>
+    <w:p>
+      <w:pPr>
+        <w:rPr>
+          <w:color w:val="000000" w:themeColor="text1"/>
+        </w:rPr>
+      </w:pPr>
+      <w:r>
+        <w:rPr>
+          <w:color w:val="000000" w:themeColor="text1"/>
+        </w:rPr>
+        <w:t>smith    03-MAR-91</w:t>
+      </w:r>
+    </w:p>
+    <w:p>
+      <w:pPr>
+        <w:rPr>
+          <w:color w:val="000000" w:themeColor="text1"/>
+        </w:rPr>
+      </w:pPr>
+    </w:p>
+    <w:p>
+      <w:pPr>
+        <w:rPr>
+          <w:color w:val="000000" w:themeColor="text1"/>
+        </w:rPr>
+      </w:pPr>
+      <w:r>
+        <w:rPr>
+          <w:color w:val="000000" w:themeColor="text1"/>
+        </w:rPr>
+        <w:t>4 rows selected.</w:t>
+      </w:r>
+    </w:p>
+    <w:p>
+      <w:pPr>
+        <w:rPr>
+          <w:color w:val="000000" w:themeColor="text1"/>
+        </w:rPr>
+      </w:pPr>
+    </w:p>
+    <w:p>
+      <w:pPr>
+        <w:pStyle w:val="Heading2"/>
+        <w:rPr>
+          <w:color w:val="000000" w:themeColor="text1"/>
+          <w:lang w:val="en-US"/>
+        </w:rPr>
+      </w:pPr>
+      <w:bookmarkStart w:id="6" w:name="_Toc225762197"/>
+      <w:r>
+        <w:rPr>
+          <w:color w:val="000000" w:themeColor="text1"/>
+          <w:lang w:val="en-US"/>
+        </w:rPr>
+        <w:t>CÂU 5</w:t>
+      </w:r>
+      <w:bookmarkEnd w:id="6"/>
+    </w:p>
+    <w:p>
+      <w:pPr>
+        <w:rPr>
+          <w:color w:val="000000" w:themeColor="text1"/>
+        </w:rPr>
+      </w:pPr>
+      <w:r>
+        <w:rPr>
+          <w:color w:val="000000" w:themeColor="text1"/>
+        </w:rPr>
+        <w:t>SQL&gt; SELECT last_name, salary</w:t>
+      </w:r>
+    </w:p>
+    <w:p>
+      <w:pPr>
+        <w:rPr>
+          <w:color w:val="000000" w:themeColor="text1"/>
+        </w:rPr>
+      </w:pPr>
+      <w:r>
+        <w:rPr>
+          <w:color w:val="000000" w:themeColor="text1"/>
+        </w:rPr>
+        <w:t xml:space="preserve">  2  FROM s_emp</w:t>
+      </w:r>
+    </w:p>
+    <w:p>
+      <w:pPr>
+        <w:rPr>
+          <w:color w:val="000000" w:themeColor="text1"/>
+        </w:rPr>
+      </w:pPr>
+      <w:r>
+        <w:rPr>
+          <w:color w:val="000000" w:themeColor="text1"/>
+        </w:rPr>
+        <w:t xml:space="preserve">  3  WHERE salary BETWEEN 1000 AND 2000;</w:t>
+      </w:r>
+    </w:p>
+    <w:p>
+      <w:pPr>
+        <w:rPr>
+          <w:color w:val="000000" w:themeColor="text1"/>
+        </w:rPr>
+      </w:pPr>
+    </w:p>
+    <w:p>
+      <w:pPr>
+        <w:rPr>
+          <w:color w:val="000000" w:themeColor="text1"/>
+        </w:rPr>
+      </w:pPr>
+      <w:r>
+        <w:rPr>
+          <w:color w:val="000000" w:themeColor="text1"/>
+        </w:rPr>
+        <w:t>LAST_NAME                     SALARY</w:t>
+      </w:r>
+    </w:p>
+    <w:p>
+      <w:pPr>
+        <w:rPr>
+          <w:color w:val="000000" w:themeColor="text1"/>
+        </w:rPr>
+      </w:pPr>
+      <w:r>
+        <w:rPr>
+          <w:color w:val="000000" w:themeColor="text1"/>
+        </w:rPr>
+        <w:t>------------------------- ----------</w:t>
+      </w:r>
+    </w:p>
+    <w:p>
+      <w:pPr>
+        <w:rPr>
+          <w:color w:val="000000" w:themeColor="text1"/>
+        </w:rPr>
+      </w:pPr>
+      <w:r>
+        <w:rPr>
+          <w:color w:val="000000" w:themeColor="text1"/>
+        </w:rPr>
+        <w:t>Le                              1800</w:t>
+      </w:r>
+    </w:p>
+    <w:p>
+      <w:pPr>
+        <w:rPr>
+          <w:color w:val="000000" w:themeColor="text1"/>
+        </w:rPr>
+      </w:pPr>
+      <w:r>
+        <w:rPr>
+          <w:color w:val="000000" w:themeColor="text1"/>
+        </w:rPr>
+        <w:lastRenderedPageBreak/>
+        <w:t>Pham                            1600</w:t>
+      </w:r>
+    </w:p>
+    <w:p>
+      <w:pPr>
+        <w:rPr>
+          <w:color w:val="000000" w:themeColor="text1"/>
+        </w:rPr>
+      </w:pPr>
+      <w:r>
+        <w:rPr>
+          <w:color w:val="000000" w:themeColor="text1"/>
+        </w:rPr>
+        <w:t>Do                              1700</w:t>
+      </w:r>
+    </w:p>
+    <w:p>
+      <w:pPr>
+        <w:rPr>
+          <w:color w:val="000000" w:themeColor="text1"/>
+        </w:rPr>
+      </w:pPr>
+      <w:r>
+        <w:rPr>
+          <w:color w:val="000000" w:themeColor="text1"/>
+        </w:rPr>
+        <w:t>Staff1                          1235</w:t>
+      </w:r>
+    </w:p>
+    <w:p>
+      <w:pPr>
+        <w:rPr>
+          <w:color w:val="000000" w:themeColor="text1"/>
+        </w:rPr>
+      </w:pPr>
+      <w:r>
+        <w:rPr>
+          <w:color w:val="000000" w:themeColor="text1"/>
+        </w:rPr>
+        <w:t>Staff2                          1270</w:t>
+      </w:r>
+    </w:p>
+    <w:p>
+      <w:pPr>
+        <w:rPr>
+          <w:color w:val="000000" w:themeColor="text1"/>
+        </w:rPr>
+      </w:pPr>
+      <w:r>
+        <w:rPr>
+          <w:color w:val="000000" w:themeColor="text1"/>
+        </w:rPr>
+        <w:t>Staff3                          1305</w:t>
+      </w:r>
+    </w:p>
+    <w:p>
+      <w:pPr>
+        <w:rPr>
+          <w:color w:val="000000" w:themeColor="text1"/>
+        </w:rPr>
+      </w:pPr>
+      <w:r>
+        <w:rPr>
+          <w:color w:val="000000" w:themeColor="text1"/>
+        </w:rPr>
+        <w:t>Staff4                          1340</w:t>
+      </w:r>
+    </w:p>
+    <w:p>
+      <w:pPr>
+        <w:rPr>
+          <w:color w:val="000000" w:themeColor="text1"/>
+        </w:rPr>
+      </w:pPr>
+      <w:r>
+        <w:rPr>
+          <w:color w:val="000000" w:themeColor="text1"/>
+        </w:rPr>
+        <w:t>Staff5                          1375</w:t>
+      </w:r>
+    </w:p>
+    <w:p>
+      <w:pPr>
+        <w:rPr>
+          <w:color w:val="000000" w:themeColor="text1"/>
+        </w:rPr>
+      </w:pPr>
+      <w:r>
+        <w:rPr>
+          <w:color w:val="000000" w:themeColor="text1"/>
+        </w:rPr>
+        <w:t>Staff6                          1410</w:t>
+      </w:r>
+    </w:p>
+    <w:p>
+      <w:pPr>
+        <w:rPr>
+          <w:color w:val="000000" w:themeColor="text1"/>
+        </w:rPr>
+      </w:pPr>
+      <w:r>
+        <w:rPr>
+          <w:color w:val="000000" w:themeColor="text1"/>
+        </w:rPr>
+        <w:t>Staff7                          1445</w:t>
+      </w:r>
+    </w:p>
+    <w:p>
+      <w:pPr>
+        <w:rPr>
+          <w:color w:val="000000" w:themeColor="text1"/>
+        </w:rPr>
+      </w:pPr>
+      <w:r>
+        <w:rPr>
+          <w:color w:val="000000" w:themeColor="text1"/>
+        </w:rPr>
+        <w:t>Staff8                          1480</w:t>
+      </w:r>
+    </w:p>
+    <w:p>
+      <w:pPr>
+        <w:rPr>
+          <w:color w:val="000000" w:themeColor="text1"/>
+        </w:rPr>
+      </w:pPr>
+      <w:r>
+        <w:rPr>
+          <w:color w:val="000000" w:themeColor="text1"/>
+        </w:rPr>
+        <w:t>Staff9                          1515</w:t>
+      </w:r>
+    </w:p>
+    <w:p>
+      <w:pPr>
+        <w:rPr>
+          <w:color w:val="000000" w:themeColor="text1"/>
+        </w:rPr>
+      </w:pPr>
+      <w:r>
+        <w:rPr>
+          <w:color w:val="000000" w:themeColor="text1"/>
+        </w:rPr>
+        <w:t>Staff10                         1550</w:t>
+      </w:r>
+    </w:p>
+    <w:p>
+      <w:pPr>
+        <w:rPr>
+          <w:color w:val="000000" w:themeColor="text1"/>
+        </w:rPr>
+      </w:pPr>
+      <w:r>
+        <w:rPr>
+          <w:color w:val="000000" w:themeColor="text1"/>
+        </w:rPr>
+        <w:t>Staff11                         1585</w:t>
+      </w:r>
+    </w:p>
+    <w:p>
+      <w:pPr>
+        <w:rPr>
+          <w:color w:val="000000" w:themeColor="text1"/>
+        </w:rPr>
+      </w:pPr>
+      <w:r>
+        <w:rPr>
+          <w:color w:val="000000" w:themeColor="text1"/>
+        </w:rPr>
+        <w:t>Staff12                         1620</w:t>
+      </w:r>
+    </w:p>
+    <w:p>
+      <w:pPr>
+        <w:rPr>
+          <w:color w:val="000000" w:themeColor="text1"/>
+        </w:rPr>
+      </w:pPr>
+      <w:r>
+        <w:rPr>
+          <w:color w:val="000000" w:themeColor="text1"/>
+        </w:rPr>
+        <w:t>Staff13                         1655</w:t>
+      </w:r>
+    </w:p>
+    <w:p>
+      <w:pPr>
+        <w:rPr>
+          <w:color w:val="000000" w:themeColor="text1"/>
+        </w:rPr>
+      </w:pPr>
+      <w:r>
+        <w:rPr>
+          <w:color w:val="000000" w:themeColor="text1"/>
+        </w:rPr>
+        <w:t>Staff14                         1690</w:t>
+      </w:r>
+    </w:p>
+    <w:p>
+      <w:pPr>
+        <w:rPr>
+          <w:color w:val="000000" w:themeColor="text1"/>
+        </w:rPr>
+      </w:pPr>
+      <w:r>
+        <w:rPr>
+          <w:color w:val="000000" w:themeColor="text1"/>
+        </w:rPr>
+        <w:t>Staff15                         1725</w:t>
+      </w:r>
+    </w:p>
+    <w:p>
+      <w:pPr>
+        <w:rPr>
+          <w:color w:val="000000" w:themeColor="text1"/>
+        </w:rPr>
+      </w:pPr>
+      <w:r>
+        <w:rPr>
+          <w:color w:val="000000" w:themeColor="text1"/>
+        </w:rPr>
+        <w:t>Staff16                         1760</w:t>
+      </w:r>
+    </w:p>
+    <w:p>
+      <w:pPr>
+        <w:rPr>
+          <w:color w:val="000000" w:themeColor="text1"/>
+        </w:rPr>
+      </w:pPr>
+      <w:r>
+        <w:rPr>
+          <w:color w:val="000000" w:themeColor="text1"/>
+        </w:rPr>
+        <w:t>Staff17                         1795</w:t>
+      </w:r>
+    </w:p>
+    <w:p>
+      <w:pPr>
+        <w:rPr>
+          <w:color w:val="000000" w:themeColor="text1"/>
+        </w:rPr>
+      </w:pPr>
+      <w:r>
+        <w:rPr>
+          <w:color w:val="000000" w:themeColor="text1"/>
+        </w:rPr>
+        <w:t>Staff18                         1830</w:t>
+      </w:r>
+    </w:p>
+    <w:p>
+      <w:pPr>
+        <w:rPr>
+          <w:color w:val="000000" w:themeColor="text1"/>
+        </w:rPr>
+      </w:pPr>
+      <w:r>
+        <w:rPr>
+          <w:color w:val="000000" w:themeColor="text1"/>
+        </w:rPr>
+        <w:t>Staff19                         1865</w:t>
+      </w:r>
+    </w:p>
+    <w:p>
+      <w:pPr>
+        <w:rPr>
+          <w:color w:val="000000" w:themeColor="text1"/>
+        </w:rPr>
+      </w:pPr>
+      <w:r>
+        <w:rPr>
+          <w:color w:val="000000" w:themeColor="text1"/>
+        </w:rPr>
+        <w:t>Staff20                         1900</w:t>
+      </w:r>
+    </w:p>
+    <w:p>
+      <w:pPr>
+        <w:rPr>
+          <w:color w:val="000000" w:themeColor="text1"/>
+        </w:rPr>
+      </w:pPr>
+      <w:r>
+        <w:rPr>
+          <w:color w:val="000000" w:themeColor="text1"/>
+        </w:rPr>
+        <w:t>Staff21                         1935</w:t>
+      </w:r>
+    </w:p>
+    <w:p>
+      <w:pPr>
+        <w:rPr>
+          <w:color w:val="000000" w:themeColor="text1"/>
+        </w:rPr>
+      </w:pPr>
+    </w:p>
+    <w:p>
+      <w:pPr>
+        <w:rPr>
+          <w:color w:val="000000" w:themeColor="text1"/>
+        </w:rPr>
+      </w:pPr>
+      <w:r>
+        <w:rPr>
+          <w:color w:val="000000" w:themeColor="text1"/>
+        </w:rPr>
+        <w:t>24 rows selected.</w:t>
+      </w:r>
+    </w:p>
+    <w:p>
+      <w:pPr>
+        <w:rPr>
+          <w:color w:val="000000" w:themeColor="text1"/>
+        </w:rPr>
+      </w:pPr>
+    </w:p>
+    <w:p>
+      <w:pPr>
+        <w:pStyle w:val="Heading2"/>
+        <w:rPr>
+          <w:color w:val="000000" w:themeColor="text1"/>
+          <w:lang w:val="en-US"/>
+        </w:rPr>
+      </w:pPr>
+      <w:bookmarkStart w:id="7" w:name="_Toc225762198"/>
+      <w:r>
+        <w:rPr>
+          <w:color w:val="000000" w:themeColor="text1"/>
+          <w:lang w:val="en-US"/>
+        </w:rPr>
+        <w:t>CÂU6</w:t>
+      </w:r>
+      <w:bookmarkEnd w:id="7"/>
+    </w:p>
+    <w:p>
+      <w:pPr>
+        <w:rPr>
+          <w:color w:val="000000" w:themeColor="text1"/>
+        </w:rPr>
+      </w:pPr>
+      <w:r>
+        <w:rPr>
+          <w:color w:val="000000" w:themeColor="text1"/>
+        </w:rPr>
+        <w:t>SQL&gt; SELECT last_name || ' ' || first_name AS "Employee Name",</w:t>
+      </w:r>
+    </w:p>
+    <w:p>
+      <w:pPr>
+        <w:rPr>
+          <w:color w:val="000000" w:themeColor="text1"/>
+        </w:rPr>
+      </w:pPr>
+      <w:r>
+        <w:rPr>
+          <w:color w:val="000000" w:themeColor="text1"/>
+        </w:rPr>
+        <w:t xml:space="preserve">  2         salary AS "Monthly Salary"</w:t>
+      </w:r>
+    </w:p>
+    <w:p>
+      <w:pPr>
+        <w:rPr>
+          <w:color w:val="000000" w:themeColor="text1"/>
+        </w:rPr>
+      </w:pPr>
+      <w:r>
+        <w:rPr>
+          <w:color w:val="000000" w:themeColor="text1"/>
+        </w:rPr>
+        <w:lastRenderedPageBreak/>
         <w:t xml:space="preserve">  3  FROM s_emp</w:t>
       </w:r>
     </w:p>
@@ -7412,1518 +8972,6 @@
         <w:rPr>
           <w:color w:val="000000" w:themeColor="text1"/>
         </w:rPr>
-        <w:t xml:space="preserve">  4  WHERE dept_id IN (10, 50)</w:t>
-      </w:r>
-    </w:p>
-    <w:p>
-      <w:pPr>
-        <w:rPr>
-          <w:color w:val="000000" w:themeColor="text1"/>
-        </w:rPr>
-      </w:pPr>
-      <w:r>
-        <w:rPr>
-          <w:color w:val="000000" w:themeColor="text1"/>
-        </w:rPr>
-        <w:t xml:space="preserve">  5  ORDER BY first_name;</w:t>
-      </w:r>
-    </w:p>
-    <w:p>
-      <w:pPr>
-        <w:rPr>
-          <w:color w:val="000000" w:themeColor="text1"/>
-        </w:rPr>
-      </w:pPr>
-    </w:p>
-    <w:p>
-      <w:pPr>
-        <w:rPr>
-          <w:color w:val="000000" w:themeColor="text1"/>
-        </w:rPr>
-      </w:pPr>
-      <w:r>
-        <w:rPr>
-          <w:color w:val="000000" w:themeColor="text1"/>
-        </w:rPr>
-        <w:t>Employees                                              DEPT_ID</w:t>
-      </w:r>
-    </w:p>
-    <w:p>
-      <w:pPr>
-        <w:rPr>
-          <w:color w:val="000000" w:themeColor="text1"/>
-        </w:rPr>
-      </w:pPr>
-      <w:r>
-        <w:rPr>
-          <w:color w:val="000000" w:themeColor="text1"/>
-        </w:rPr>
-        <w:t>--------------------------------------------------- ----------</w:t>
-      </w:r>
-    </w:p>
-    <w:p>
-      <w:pPr>
-        <w:rPr>
-          <w:color w:val="000000" w:themeColor="text1"/>
-        </w:rPr>
-      </w:pPr>
-      <w:r>
-        <w:rPr>
-          <w:color w:val="000000" w:themeColor="text1"/>
-        </w:rPr>
-        <w:t>Lan Nguyen                                                  10</w:t>
-      </w:r>
-    </w:p>
-    <w:p>
-      <w:pPr>
-        <w:rPr>
-          <w:color w:val="000000" w:themeColor="text1"/>
-        </w:rPr>
-      </w:pPr>
-      <w:r>
-        <w:rPr>
-          <w:color w:val="000000" w:themeColor="text1"/>
-        </w:rPr>
-        <w:t>Sale1 Staff1                                                50</w:t>
-      </w:r>
-    </w:p>
-    <w:p>
-      <w:pPr>
-        <w:rPr>
-          <w:color w:val="000000" w:themeColor="text1"/>
-        </w:rPr>
-      </w:pPr>
-      <w:r>
-        <w:rPr>
-          <w:color w:val="000000" w:themeColor="text1"/>
-        </w:rPr>
-        <w:t>Sale10 Staff10                                              50</w:t>
-      </w:r>
-    </w:p>
-    <w:p>
-      <w:pPr>
-        <w:rPr>
-          <w:color w:val="000000" w:themeColor="text1"/>
-        </w:rPr>
-      </w:pPr>
-      <w:r>
-        <w:rPr>
-          <w:color w:val="000000" w:themeColor="text1"/>
-        </w:rPr>
-        <w:t>Sale11 Staff11                                              50</w:t>
-      </w:r>
-    </w:p>
-    <w:p>
-      <w:pPr>
-        <w:rPr>
-          <w:color w:val="000000" w:themeColor="text1"/>
-        </w:rPr>
-      </w:pPr>
-      <w:r>
-        <w:rPr>
-          <w:color w:val="000000" w:themeColor="text1"/>
-        </w:rPr>
-        <w:t>Sale12 Staff12                                              50</w:t>
-      </w:r>
-    </w:p>
-    <w:p>
-      <w:pPr>
-        <w:rPr>
-          <w:color w:val="000000" w:themeColor="text1"/>
-        </w:rPr>
-      </w:pPr>
-      <w:r>
-        <w:rPr>
-          <w:color w:val="000000" w:themeColor="text1"/>
-        </w:rPr>
-        <w:t>Sale13 Staff13                                              50</w:t>
-      </w:r>
-    </w:p>
-    <w:p>
-      <w:pPr>
-        <w:rPr>
-          <w:color w:val="000000" w:themeColor="text1"/>
-        </w:rPr>
-      </w:pPr>
-      <w:r>
-        <w:rPr>
-          <w:color w:val="000000" w:themeColor="text1"/>
-        </w:rPr>
-        <w:t>Sale14 Staff14                                              50</w:t>
-      </w:r>
-    </w:p>
-    <w:p>
-      <w:pPr>
-        <w:rPr>
-          <w:color w:val="000000" w:themeColor="text1"/>
-        </w:rPr>
-      </w:pPr>
-      <w:r>
-        <w:rPr>
-          <w:color w:val="000000" w:themeColor="text1"/>
-        </w:rPr>
-        <w:lastRenderedPageBreak/>
-        <w:t>Sale15 Staff15                                              50</w:t>
-      </w:r>
-    </w:p>
-    <w:p>
-      <w:pPr>
-        <w:rPr>
-          <w:color w:val="000000" w:themeColor="text1"/>
-        </w:rPr>
-      </w:pPr>
-      <w:r>
-        <w:rPr>
-          <w:color w:val="000000" w:themeColor="text1"/>
-        </w:rPr>
-        <w:t>Sale16 Staff16                                              50</w:t>
-      </w:r>
-    </w:p>
-    <w:p>
-      <w:pPr>
-        <w:rPr>
-          <w:color w:val="000000" w:themeColor="text1"/>
-        </w:rPr>
-      </w:pPr>
-      <w:r>
-        <w:rPr>
-          <w:color w:val="000000" w:themeColor="text1"/>
-        </w:rPr>
-        <w:t>Sale17 Staff17                                              50</w:t>
-      </w:r>
-    </w:p>
-    <w:p>
-      <w:pPr>
-        <w:rPr>
-          <w:color w:val="000000" w:themeColor="text1"/>
-        </w:rPr>
-      </w:pPr>
-      <w:r>
-        <w:rPr>
-          <w:color w:val="000000" w:themeColor="text1"/>
-        </w:rPr>
-        <w:t>Sale18 Staff18                                              50</w:t>
-      </w:r>
-    </w:p>
-    <w:p>
-      <w:pPr>
-        <w:rPr>
-          <w:color w:val="000000" w:themeColor="text1"/>
-        </w:rPr>
-      </w:pPr>
-      <w:r>
-        <w:rPr>
-          <w:color w:val="000000" w:themeColor="text1"/>
-        </w:rPr>
-        <w:t>Sale19 Staff19                                              50</w:t>
-      </w:r>
-    </w:p>
-    <w:p>
-      <w:pPr>
-        <w:rPr>
-          <w:color w:val="000000" w:themeColor="text1"/>
-        </w:rPr>
-      </w:pPr>
-      <w:r>
-        <w:rPr>
-          <w:color w:val="000000" w:themeColor="text1"/>
-        </w:rPr>
-        <w:t>Sale2 Staff2                                                50</w:t>
-      </w:r>
-    </w:p>
-    <w:p>
-      <w:pPr>
-        <w:rPr>
-          <w:color w:val="000000" w:themeColor="text1"/>
-        </w:rPr>
-      </w:pPr>
-      <w:r>
-        <w:rPr>
-          <w:color w:val="000000" w:themeColor="text1"/>
-        </w:rPr>
-        <w:t>Sale20 Staff20                                              50</w:t>
-      </w:r>
-    </w:p>
-    <w:p>
-      <w:pPr>
-        <w:rPr>
-          <w:color w:val="000000" w:themeColor="text1"/>
-        </w:rPr>
-      </w:pPr>
-      <w:r>
-        <w:rPr>
-          <w:color w:val="000000" w:themeColor="text1"/>
-        </w:rPr>
-        <w:t>Sale21 Staff21                                              50</w:t>
-      </w:r>
-    </w:p>
-    <w:p>
-      <w:pPr>
-        <w:rPr>
-          <w:color w:val="000000" w:themeColor="text1"/>
-        </w:rPr>
-      </w:pPr>
-      <w:r>
-        <w:rPr>
-          <w:color w:val="000000" w:themeColor="text1"/>
-        </w:rPr>
-        <w:t>Sale3 Staff3                                                50</w:t>
-      </w:r>
-    </w:p>
-    <w:p>
-      <w:pPr>
-        <w:rPr>
-          <w:color w:val="000000" w:themeColor="text1"/>
-        </w:rPr>
-      </w:pPr>
-      <w:r>
-        <w:rPr>
-          <w:color w:val="000000" w:themeColor="text1"/>
-        </w:rPr>
-        <w:t>Sale4 Staff4                                                50</w:t>
-      </w:r>
-    </w:p>
-    <w:p>
-      <w:pPr>
-        <w:rPr>
-          <w:color w:val="000000" w:themeColor="text1"/>
-        </w:rPr>
-      </w:pPr>
-      <w:r>
-        <w:rPr>
-          <w:color w:val="000000" w:themeColor="text1"/>
-        </w:rPr>
-        <w:t>Sale5 Staff5                                                50</w:t>
-      </w:r>
-    </w:p>
-    <w:p>
-      <w:pPr>
-        <w:rPr>
-          <w:color w:val="000000" w:themeColor="text1"/>
-        </w:rPr>
-      </w:pPr>
-      <w:r>
-        <w:rPr>
-          <w:color w:val="000000" w:themeColor="text1"/>
-        </w:rPr>
-        <w:t>Sale6 Staff6                                                50</w:t>
-      </w:r>
-    </w:p>
-    <w:p>
-      <w:pPr>
-        <w:rPr>
-          <w:color w:val="000000" w:themeColor="text1"/>
-        </w:rPr>
-      </w:pPr>
-      <w:r>
-        <w:rPr>
-          <w:color w:val="000000" w:themeColor="text1"/>
-        </w:rPr>
-        <w:t>Sale7 Staff7                                                50</w:t>
-      </w:r>
-    </w:p>
-    <w:p>
-      <w:pPr>
-        <w:rPr>
-          <w:color w:val="000000" w:themeColor="text1"/>
-        </w:rPr>
-      </w:pPr>
-      <w:r>
-        <w:rPr>
-          <w:color w:val="000000" w:themeColor="text1"/>
-        </w:rPr>
-        <w:t>Sale8 Staff8                                                50</w:t>
-      </w:r>
-    </w:p>
-    <w:p>
-      <w:pPr>
-        <w:rPr>
-          <w:color w:val="000000" w:themeColor="text1"/>
-        </w:rPr>
-      </w:pPr>
-      <w:r>
-        <w:rPr>
-          <w:color w:val="000000" w:themeColor="text1"/>
-        </w:rPr>
-        <w:t>Sale9 Staff9                                                50</w:t>
-      </w:r>
-    </w:p>
-    <w:p>
-      <w:pPr>
-        <w:rPr>
-          <w:color w:val="000000" w:themeColor="text1"/>
-        </w:rPr>
-      </w:pPr>
-      <w:r>
-        <w:rPr>
-          <w:color w:val="000000" w:themeColor="text1"/>
-        </w:rPr>
-        <w:t>Son Tran                                                    10</w:t>
-      </w:r>
-    </w:p>
-    <w:p>
-      <w:pPr>
-        <w:rPr>
-          <w:color w:val="000000" w:themeColor="text1"/>
-        </w:rPr>
-      </w:pPr>
-      <w:r>
-        <w:rPr>
-          <w:color w:val="000000" w:themeColor="text1"/>
-        </w:rPr>
-        <w:t>Susan Le                                                    50</w:t>
-      </w:r>
-    </w:p>
-    <w:p>
-      <w:pPr>
-        <w:rPr>
-          <w:color w:val="000000" w:themeColor="text1"/>
-        </w:rPr>
-      </w:pPr>
-    </w:p>
-    <w:p>
-      <w:pPr>
-        <w:rPr>
-          <w:color w:val="000000" w:themeColor="text1"/>
-        </w:rPr>
-      </w:pPr>
-      <w:r>
-        <w:rPr>
-          <w:color w:val="000000" w:themeColor="text1"/>
-        </w:rPr>
-        <w:t>24 rows selected.</w:t>
-      </w:r>
-    </w:p>
-    <w:p>
-      <w:pPr>
-        <w:rPr>
-          <w:color w:val="000000" w:themeColor="text1"/>
-        </w:rPr>
-      </w:pPr>
-    </w:p>
-    <w:p>
-      <w:pPr>
-        <w:pStyle w:val="Heading2"/>
-        <w:rPr>
-          <w:color w:val="000000" w:themeColor="text1"/>
-          <w:lang w:val="en-US"/>
-        </w:rPr>
-      </w:pPr>
-      <w:bookmarkStart w:id="4" w:name="_Toc225762195"/>
-      <w:r>
-        <w:rPr>
-          <w:color w:val="000000" w:themeColor="text1"/>
-          <w:lang w:val="en-US"/>
-        </w:rPr>
-        <w:t>CÂU 3</w:t>
-      </w:r>
-      <w:bookmarkEnd w:id="4"/>
-    </w:p>
-    <w:p>
-      <w:pPr>
-        <w:rPr>
-          <w:color w:val="000000" w:themeColor="text1"/>
-        </w:rPr>
-      </w:pPr>
-      <w:r>
-        <w:rPr>
-          <w:color w:val="000000" w:themeColor="text1"/>
-        </w:rPr>
-        <w:t>SQL&gt; SELECT last_name, first_name</w:t>
-      </w:r>
-    </w:p>
-    <w:p>
-      <w:pPr>
-        <w:rPr>
-          <w:color w:val="000000" w:themeColor="text1"/>
-        </w:rPr>
-      </w:pPr>
-      <w:r>
-        <w:rPr>
-          <w:color w:val="000000" w:themeColor="text1"/>
-        </w:rPr>
-        <w:t xml:space="preserve">  2  FROM s_emp</w:t>
-      </w:r>
-    </w:p>
-    <w:p>
-      <w:pPr>
-        <w:rPr>
-          <w:color w:val="000000" w:themeColor="text1"/>
-        </w:rPr>
-      </w:pPr>
-      <w:r>
-        <w:rPr>
-          <w:color w:val="000000" w:themeColor="text1"/>
-        </w:rPr>
-        <w:t xml:space="preserve">  3  WHERE first_name LIKE '%S%'</w:t>
-      </w:r>
-    </w:p>
-    <w:p>
-      <w:pPr>
-        <w:rPr>
-          <w:color w:val="000000" w:themeColor="text1"/>
-        </w:rPr>
-      </w:pPr>
-      <w:r>
-        <w:rPr>
-          <w:color w:val="000000" w:themeColor="text1"/>
-        </w:rPr>
-        <w:t xml:space="preserve">  4     OR last_name LIKE '%S%';</w:t>
-      </w:r>
-    </w:p>
-    <w:p>
-      <w:pPr>
-        <w:rPr>
-          <w:color w:val="000000" w:themeColor="text1"/>
-        </w:rPr>
-      </w:pPr>
-    </w:p>
-    <w:p>
-      <w:pPr>
-        <w:rPr>
-          <w:color w:val="000000" w:themeColor="text1"/>
-        </w:rPr>
-      </w:pPr>
-      <w:r>
-        <w:rPr>
-          <w:color w:val="000000" w:themeColor="text1"/>
-        </w:rPr>
-        <w:t>LAST_NAME                 FIRST_NAME</w:t>
-      </w:r>
-    </w:p>
-    <w:p>
-      <w:pPr>
-        <w:rPr>
-          <w:color w:val="000000" w:themeColor="text1"/>
-        </w:rPr>
-      </w:pPr>
-      <w:r>
-        <w:rPr>
-          <w:color w:val="000000" w:themeColor="text1"/>
-        </w:rPr>
-        <w:t>------------------------- -------------------------</w:t>
-      </w:r>
-    </w:p>
-    <w:p>
-      <w:pPr>
-        <w:rPr>
-          <w:color w:val="000000" w:themeColor="text1"/>
-        </w:rPr>
-      </w:pPr>
-      <w:r>
-        <w:rPr>
-          <w:color w:val="000000" w:themeColor="text1"/>
-        </w:rPr>
-        <w:t>Tran                      Son</w:t>
-      </w:r>
-    </w:p>
-    <w:p>
-      <w:pPr>
-        <w:rPr>
-          <w:color w:val="000000" w:themeColor="text1"/>
-        </w:rPr>
-      </w:pPr>
-      <w:r>
-        <w:rPr>
-          <w:color w:val="000000" w:themeColor="text1"/>
-        </w:rPr>
-        <w:lastRenderedPageBreak/>
-        <w:t>Le                        Susan</w:t>
-      </w:r>
-    </w:p>
-    <w:p>
-      <w:pPr>
-        <w:rPr>
-          <w:color w:val="000000" w:themeColor="text1"/>
-        </w:rPr>
-      </w:pPr>
-      <w:r>
-        <w:rPr>
-          <w:color w:val="000000" w:themeColor="text1"/>
-        </w:rPr>
-        <w:t>Do                        Smith</w:t>
-      </w:r>
-    </w:p>
-    <w:p>
-      <w:pPr>
-        <w:rPr>
-          <w:color w:val="000000" w:themeColor="text1"/>
-        </w:rPr>
-      </w:pPr>
-      <w:r>
-        <w:rPr>
-          <w:color w:val="000000" w:themeColor="text1"/>
-        </w:rPr>
-        <w:t>Staff1                    Sale1</w:t>
-      </w:r>
-    </w:p>
-    <w:p>
-      <w:pPr>
-        <w:rPr>
-          <w:color w:val="000000" w:themeColor="text1"/>
-        </w:rPr>
-      </w:pPr>
-      <w:r>
-        <w:rPr>
-          <w:color w:val="000000" w:themeColor="text1"/>
-        </w:rPr>
-        <w:t>Staff2                    Sale2</w:t>
-      </w:r>
-    </w:p>
-    <w:p>
-      <w:pPr>
-        <w:rPr>
-          <w:color w:val="000000" w:themeColor="text1"/>
-        </w:rPr>
-      </w:pPr>
-      <w:r>
-        <w:rPr>
-          <w:color w:val="000000" w:themeColor="text1"/>
-        </w:rPr>
-        <w:t>Staff3                    Sale3</w:t>
-      </w:r>
-    </w:p>
-    <w:p>
-      <w:pPr>
-        <w:rPr>
-          <w:color w:val="000000" w:themeColor="text1"/>
-        </w:rPr>
-      </w:pPr>
-      <w:r>
-        <w:rPr>
-          <w:color w:val="000000" w:themeColor="text1"/>
-        </w:rPr>
-        <w:t>Staff4                    Sale4</w:t>
-      </w:r>
-    </w:p>
-    <w:p>
-      <w:pPr>
-        <w:rPr>
-          <w:color w:val="000000" w:themeColor="text1"/>
-        </w:rPr>
-      </w:pPr>
-      <w:r>
-        <w:rPr>
-          <w:color w:val="000000" w:themeColor="text1"/>
-        </w:rPr>
-        <w:t>Staff5                    Sale5</w:t>
-      </w:r>
-    </w:p>
-    <w:p>
-      <w:pPr>
-        <w:rPr>
-          <w:color w:val="000000" w:themeColor="text1"/>
-        </w:rPr>
-      </w:pPr>
-      <w:r>
-        <w:rPr>
-          <w:color w:val="000000" w:themeColor="text1"/>
-        </w:rPr>
-        <w:t>Staff6                    Sale6</w:t>
-      </w:r>
-    </w:p>
-    <w:p>
-      <w:pPr>
-        <w:rPr>
-          <w:color w:val="000000" w:themeColor="text1"/>
-        </w:rPr>
-      </w:pPr>
-      <w:r>
-        <w:rPr>
-          <w:color w:val="000000" w:themeColor="text1"/>
-        </w:rPr>
-        <w:t>Staff7                    Sale7</w:t>
-      </w:r>
-    </w:p>
-    <w:p>
-      <w:pPr>
-        <w:rPr>
-          <w:color w:val="000000" w:themeColor="text1"/>
-        </w:rPr>
-      </w:pPr>
-      <w:r>
-        <w:rPr>
-          <w:color w:val="000000" w:themeColor="text1"/>
-        </w:rPr>
-        <w:t>Staff8                    Sale8</w:t>
-      </w:r>
-    </w:p>
-    <w:p>
-      <w:pPr>
-        <w:rPr>
-          <w:color w:val="000000" w:themeColor="text1"/>
-        </w:rPr>
-      </w:pPr>
-      <w:r>
-        <w:rPr>
-          <w:color w:val="000000" w:themeColor="text1"/>
-        </w:rPr>
-        <w:t>Staff9                    Sale9</w:t>
-      </w:r>
-    </w:p>
-    <w:p>
-      <w:pPr>
-        <w:rPr>
-          <w:color w:val="000000" w:themeColor="text1"/>
-        </w:rPr>
-      </w:pPr>
-      <w:r>
-        <w:rPr>
-          <w:color w:val="000000" w:themeColor="text1"/>
-        </w:rPr>
-        <w:t>Staff10                   Sale10</w:t>
-      </w:r>
-    </w:p>
-    <w:p>
-      <w:pPr>
-        <w:rPr>
-          <w:color w:val="000000" w:themeColor="text1"/>
-        </w:rPr>
-      </w:pPr>
-      <w:r>
-        <w:rPr>
-          <w:color w:val="000000" w:themeColor="text1"/>
-        </w:rPr>
-        <w:t>Staff11                   Sale11</w:t>
-      </w:r>
-    </w:p>
-    <w:p>
-      <w:pPr>
-        <w:rPr>
-          <w:color w:val="000000" w:themeColor="text1"/>
-        </w:rPr>
-      </w:pPr>
-      <w:r>
-        <w:rPr>
-          <w:color w:val="000000" w:themeColor="text1"/>
-        </w:rPr>
-        <w:t>Staff12                   Sale12</w:t>
-      </w:r>
-    </w:p>
-    <w:p>
-      <w:pPr>
-        <w:rPr>
-          <w:color w:val="000000" w:themeColor="text1"/>
-        </w:rPr>
-      </w:pPr>
-      <w:r>
-        <w:rPr>
-          <w:color w:val="000000" w:themeColor="text1"/>
-        </w:rPr>
-        <w:t>Staff13                   Sale13</w:t>
-      </w:r>
-    </w:p>
-    <w:p>
-      <w:pPr>
-        <w:rPr>
-          <w:color w:val="000000" w:themeColor="text1"/>
-        </w:rPr>
-      </w:pPr>
-      <w:r>
-        <w:rPr>
-          <w:color w:val="000000" w:themeColor="text1"/>
-        </w:rPr>
-        <w:t>Staff14                   Sale14</w:t>
-      </w:r>
-    </w:p>
-    <w:p>
-      <w:pPr>
-        <w:rPr>
-          <w:color w:val="000000" w:themeColor="text1"/>
-        </w:rPr>
-      </w:pPr>
-      <w:r>
-        <w:rPr>
-          <w:color w:val="000000" w:themeColor="text1"/>
-        </w:rPr>
-        <w:t>Staff15                   Sale15</w:t>
-      </w:r>
-    </w:p>
-    <w:p>
-      <w:pPr>
-        <w:rPr>
-          <w:color w:val="000000" w:themeColor="text1"/>
-        </w:rPr>
-      </w:pPr>
-      <w:r>
-        <w:rPr>
-          <w:color w:val="000000" w:themeColor="text1"/>
-        </w:rPr>
-        <w:t>Staff16                   Sale16</w:t>
-      </w:r>
-    </w:p>
-    <w:p>
-      <w:pPr>
-        <w:rPr>
-          <w:color w:val="000000" w:themeColor="text1"/>
-        </w:rPr>
-      </w:pPr>
-      <w:r>
-        <w:rPr>
-          <w:color w:val="000000" w:themeColor="text1"/>
-        </w:rPr>
-        <w:t>Staff17                   Sale17</w:t>
-      </w:r>
-    </w:p>
-    <w:p>
-      <w:pPr>
-        <w:rPr>
-          <w:color w:val="000000" w:themeColor="text1"/>
-        </w:rPr>
-      </w:pPr>
-      <w:r>
-        <w:rPr>
-          <w:color w:val="000000" w:themeColor="text1"/>
-        </w:rPr>
-        <w:t>Staff18                   Sale18</w:t>
-      </w:r>
-    </w:p>
-    <w:p>
-      <w:pPr>
-        <w:rPr>
-          <w:color w:val="000000" w:themeColor="text1"/>
-        </w:rPr>
-      </w:pPr>
-      <w:r>
-        <w:rPr>
-          <w:color w:val="000000" w:themeColor="text1"/>
-        </w:rPr>
-        <w:t>Staff19                   Sale19</w:t>
-      </w:r>
-    </w:p>
-    <w:p>
-      <w:pPr>
-        <w:rPr>
-          <w:color w:val="000000" w:themeColor="text1"/>
-        </w:rPr>
-      </w:pPr>
-      <w:r>
-        <w:rPr>
-          <w:color w:val="000000" w:themeColor="text1"/>
-        </w:rPr>
-        <w:t>Staff20                   Sale20</w:t>
-      </w:r>
-    </w:p>
-    <w:p>
-      <w:pPr>
-        <w:rPr>
-          <w:color w:val="000000" w:themeColor="text1"/>
-        </w:rPr>
-      </w:pPr>
-      <w:r>
-        <w:rPr>
-          <w:color w:val="000000" w:themeColor="text1"/>
-        </w:rPr>
-        <w:t>Staff21                   Sale21</w:t>
-      </w:r>
-    </w:p>
-    <w:p>
-      <w:pPr>
-        <w:rPr>
-          <w:color w:val="000000" w:themeColor="text1"/>
-        </w:rPr>
-      </w:pPr>
-    </w:p>
-    <w:p>
-      <w:pPr>
-        <w:rPr>
-          <w:color w:val="000000" w:themeColor="text1"/>
-        </w:rPr>
-      </w:pPr>
-      <w:r>
-        <w:rPr>
-          <w:color w:val="000000" w:themeColor="text1"/>
-        </w:rPr>
-        <w:t>24 rows selected.</w:t>
-      </w:r>
-    </w:p>
-    <w:p>
-      <w:pPr>
-        <w:rPr>
-          <w:color w:val="000000" w:themeColor="text1"/>
-        </w:rPr>
-      </w:pPr>
-    </w:p>
-    <w:p>
-      <w:pPr>
-        <w:pStyle w:val="Heading2"/>
-        <w:rPr>
-          <w:color w:val="000000" w:themeColor="text1"/>
-          <w:lang w:val="en-US"/>
-        </w:rPr>
-      </w:pPr>
-      <w:bookmarkStart w:id="5" w:name="_Toc225762196"/>
-      <w:r>
-        <w:rPr>
-          <w:color w:val="000000" w:themeColor="text1"/>
-          <w:lang w:val="en-US"/>
-        </w:rPr>
-        <w:t>CÂU 4</w:t>
-      </w:r>
-      <w:bookmarkEnd w:id="5"/>
-    </w:p>
-    <w:p>
-      <w:pPr>
-        <w:rPr>
-          <w:color w:val="000000" w:themeColor="text1"/>
-        </w:rPr>
-      </w:pPr>
-      <w:r>
-        <w:rPr>
-          <w:color w:val="000000" w:themeColor="text1"/>
-        </w:rPr>
-        <w:t>SQL&gt; SELECT userid, start_date</w:t>
-      </w:r>
-    </w:p>
-    <w:p>
-      <w:pPr>
-        <w:rPr>
-          <w:color w:val="000000" w:themeColor="text1"/>
-        </w:rPr>
-      </w:pPr>
-      <w:r>
-        <w:rPr>
-          <w:color w:val="000000" w:themeColor="text1"/>
-        </w:rPr>
-        <w:t xml:space="preserve">  2  FROM s_emp</w:t>
-      </w:r>
-    </w:p>
-    <w:p>
-      <w:pPr>
-        <w:rPr>
-          <w:color w:val="000000" w:themeColor="text1"/>
-        </w:rPr>
-      </w:pPr>
-      <w:r>
-        <w:rPr>
-          <w:color w:val="000000" w:themeColor="text1"/>
-        </w:rPr>
-        <w:lastRenderedPageBreak/>
-        <w:t xml:space="preserve">  3  WHERE start_date BETWEEN TO_DATE('14/05/1990','DD/MM/YYYY')</w:t>
-      </w:r>
-    </w:p>
-    <w:p>
-      <w:pPr>
-        <w:rPr>
-          <w:color w:val="000000" w:themeColor="text1"/>
-        </w:rPr>
-      </w:pPr>
-      <w:r>
-        <w:rPr>
-          <w:color w:val="000000" w:themeColor="text1"/>
-        </w:rPr>
-        <w:t xml:space="preserve">  4                       AND TO_DATE('26/05/1991','DD/MM/YYYY');</w:t>
-      </w:r>
-    </w:p>
-    <w:p>
-      <w:pPr>
-        <w:rPr>
-          <w:color w:val="000000" w:themeColor="text1"/>
-        </w:rPr>
-      </w:pPr>
-    </w:p>
-    <w:p>
-      <w:pPr>
-        <w:rPr>
-          <w:color w:val="000000" w:themeColor="text1"/>
-        </w:rPr>
-      </w:pPr>
-      <w:r>
-        <w:rPr>
-          <w:color w:val="000000" w:themeColor="text1"/>
-        </w:rPr>
-        <w:t>USERID   START_DAT</w:t>
-      </w:r>
-    </w:p>
-    <w:p>
-      <w:pPr>
-        <w:rPr>
-          <w:color w:val="000000" w:themeColor="text1"/>
-        </w:rPr>
-      </w:pPr>
-      <w:r>
-        <w:rPr>
-          <w:color w:val="000000" w:themeColor="text1"/>
-        </w:rPr>
-        <w:t>-------- ---------</w:t>
-      </w:r>
-    </w:p>
-    <w:p>
-      <w:pPr>
-        <w:rPr>
-          <w:color w:val="000000" w:themeColor="text1"/>
-        </w:rPr>
-      </w:pPr>
-      <w:r>
-        <w:rPr>
-          <w:color w:val="000000" w:themeColor="text1"/>
-        </w:rPr>
-        <w:t>lan      15-MAY-90</w:t>
-      </w:r>
-    </w:p>
-    <w:p>
-      <w:pPr>
-        <w:rPr>
-          <w:color w:val="000000" w:themeColor="text1"/>
-        </w:rPr>
-      </w:pPr>
-      <w:r>
-        <w:rPr>
-          <w:color w:val="000000" w:themeColor="text1"/>
-        </w:rPr>
-        <w:t>son      20-MAY-91</w:t>
-      </w:r>
-    </w:p>
-    <w:p>
-      <w:pPr>
-        <w:rPr>
-          <w:color w:val="000000" w:themeColor="text1"/>
-        </w:rPr>
-      </w:pPr>
-      <w:r>
-        <w:rPr>
-          <w:color w:val="000000" w:themeColor="text1"/>
-        </w:rPr>
-        <w:t>susan    10-JAN-91</w:t>
-      </w:r>
-    </w:p>
-    <w:p>
-      <w:pPr>
-        <w:rPr>
-          <w:color w:val="000000" w:themeColor="text1"/>
-        </w:rPr>
-      </w:pPr>
-      <w:r>
-        <w:rPr>
-          <w:color w:val="000000" w:themeColor="text1"/>
-        </w:rPr>
-        <w:t>smith    03-MAR-91</w:t>
-      </w:r>
-    </w:p>
-    <w:p>
-      <w:pPr>
-        <w:rPr>
-          <w:color w:val="000000" w:themeColor="text1"/>
-        </w:rPr>
-      </w:pPr>
-    </w:p>
-    <w:p>
-      <w:pPr>
-        <w:rPr>
-          <w:color w:val="000000" w:themeColor="text1"/>
-        </w:rPr>
-      </w:pPr>
-      <w:r>
-        <w:rPr>
-          <w:color w:val="000000" w:themeColor="text1"/>
-        </w:rPr>
-        <w:t>4 rows selected.</w:t>
-      </w:r>
-    </w:p>
-    <w:p>
-      <w:pPr>
-        <w:rPr>
-          <w:color w:val="000000" w:themeColor="text1"/>
-        </w:rPr>
-      </w:pPr>
-    </w:p>
-    <w:p>
-      <w:pPr>
-        <w:pStyle w:val="Heading2"/>
-        <w:rPr>
-          <w:color w:val="000000" w:themeColor="text1"/>
-          <w:lang w:val="en-US"/>
-        </w:rPr>
-      </w:pPr>
-      <w:bookmarkStart w:id="6" w:name="_Toc225762197"/>
-      <w:r>
-        <w:rPr>
-          <w:color w:val="000000" w:themeColor="text1"/>
-          <w:lang w:val="en-US"/>
-        </w:rPr>
-        <w:t>CÂU 5</w:t>
-      </w:r>
-      <w:bookmarkEnd w:id="6"/>
-    </w:p>
-    <w:p>
-      <w:pPr>
-        <w:rPr>
-          <w:color w:val="000000" w:themeColor="text1"/>
-        </w:rPr>
-      </w:pPr>
-      <w:r>
-        <w:rPr>
-          <w:color w:val="000000" w:themeColor="text1"/>
-        </w:rPr>
-        <w:t>SQL&gt; SELECT last_name, salary</w:t>
-      </w:r>
-    </w:p>
-    <w:p>
-      <w:pPr>
-        <w:rPr>
-          <w:color w:val="000000" w:themeColor="text1"/>
-        </w:rPr>
-      </w:pPr>
-      <w:r>
-        <w:rPr>
-          <w:color w:val="000000" w:themeColor="text1"/>
-        </w:rPr>
-        <w:t xml:space="preserve">  2  FROM s_emp</w:t>
-      </w:r>
-    </w:p>
-    <w:p>
-      <w:pPr>
-        <w:rPr>
-          <w:color w:val="000000" w:themeColor="text1"/>
-        </w:rPr>
-      </w:pPr>
-      <w:r>
-        <w:rPr>
-          <w:color w:val="000000" w:themeColor="text1"/>
-        </w:rPr>
-        <w:t xml:space="preserve">  3  WHERE salary BETWEEN 1000 AND 2000;</w:t>
-      </w:r>
-    </w:p>
-    <w:p>
-      <w:pPr>
-        <w:rPr>
-          <w:color w:val="000000" w:themeColor="text1"/>
-        </w:rPr>
-      </w:pPr>
-    </w:p>
-    <w:p>
-      <w:pPr>
-        <w:rPr>
-          <w:color w:val="000000" w:themeColor="text1"/>
-        </w:rPr>
-      </w:pPr>
-      <w:r>
-        <w:rPr>
-          <w:color w:val="000000" w:themeColor="text1"/>
-        </w:rPr>
-        <w:t>LAST_NAME                     SALARY</w:t>
-      </w:r>
-    </w:p>
-    <w:p>
-      <w:pPr>
-        <w:rPr>
-          <w:color w:val="000000" w:themeColor="text1"/>
-        </w:rPr>
-      </w:pPr>
-      <w:r>
-        <w:rPr>
-          <w:color w:val="000000" w:themeColor="text1"/>
-        </w:rPr>
-        <w:t>------------------------- ----------</w:t>
-      </w:r>
-    </w:p>
-    <w:p>
-      <w:pPr>
-        <w:rPr>
-          <w:color w:val="000000" w:themeColor="text1"/>
-        </w:rPr>
-      </w:pPr>
-      <w:r>
-        <w:rPr>
-          <w:color w:val="000000" w:themeColor="text1"/>
-        </w:rPr>
-        <w:t>Le                              1800</w:t>
-      </w:r>
-    </w:p>
-    <w:p>
-      <w:pPr>
-        <w:rPr>
-          <w:color w:val="000000" w:themeColor="text1"/>
-        </w:rPr>
-      </w:pPr>
-      <w:r>
-        <w:rPr>
-          <w:color w:val="000000" w:themeColor="text1"/>
-        </w:rPr>
-        <w:t>Pham                            1600</w:t>
-      </w:r>
-    </w:p>
-    <w:p>
-      <w:pPr>
-        <w:rPr>
-          <w:color w:val="000000" w:themeColor="text1"/>
-        </w:rPr>
-      </w:pPr>
-      <w:r>
-        <w:rPr>
-          <w:color w:val="000000" w:themeColor="text1"/>
-        </w:rPr>
-        <w:t>Do                              1700</w:t>
-      </w:r>
-    </w:p>
-    <w:p>
-      <w:pPr>
-        <w:rPr>
-          <w:color w:val="000000" w:themeColor="text1"/>
-        </w:rPr>
-      </w:pPr>
-      <w:r>
-        <w:rPr>
-          <w:color w:val="000000" w:themeColor="text1"/>
-        </w:rPr>
-        <w:t>Staff1                          1235</w:t>
-      </w:r>
-    </w:p>
-    <w:p>
-      <w:pPr>
-        <w:rPr>
-          <w:color w:val="000000" w:themeColor="text1"/>
-        </w:rPr>
-      </w:pPr>
-      <w:r>
-        <w:rPr>
-          <w:color w:val="000000" w:themeColor="text1"/>
-        </w:rPr>
-        <w:t>Staff2                          1270</w:t>
-      </w:r>
-    </w:p>
-    <w:p>
-      <w:pPr>
-        <w:rPr>
-          <w:color w:val="000000" w:themeColor="text1"/>
-        </w:rPr>
-      </w:pPr>
-      <w:r>
-        <w:rPr>
-          <w:color w:val="000000" w:themeColor="text1"/>
-        </w:rPr>
-        <w:t>Staff3                          1305</w:t>
-      </w:r>
-    </w:p>
-    <w:p>
-      <w:pPr>
-        <w:rPr>
-          <w:color w:val="000000" w:themeColor="text1"/>
-        </w:rPr>
-      </w:pPr>
-      <w:r>
-        <w:rPr>
-          <w:color w:val="000000" w:themeColor="text1"/>
-        </w:rPr>
-        <w:t>Staff4                          1340</w:t>
-      </w:r>
-    </w:p>
-    <w:p>
-      <w:pPr>
-        <w:rPr>
-          <w:color w:val="000000" w:themeColor="text1"/>
-        </w:rPr>
-      </w:pPr>
-      <w:r>
-        <w:rPr>
-          <w:color w:val="000000" w:themeColor="text1"/>
-        </w:rPr>
-        <w:t>Staff5                          1375</w:t>
-      </w:r>
-    </w:p>
-    <w:p>
-      <w:pPr>
-        <w:rPr>
-          <w:color w:val="000000" w:themeColor="text1"/>
-        </w:rPr>
-      </w:pPr>
-      <w:r>
-        <w:rPr>
-          <w:color w:val="000000" w:themeColor="text1"/>
-        </w:rPr>
-        <w:t>Staff6                          1410</w:t>
-      </w:r>
-    </w:p>
-    <w:p>
-      <w:pPr>
-        <w:rPr>
-          <w:color w:val="000000" w:themeColor="text1"/>
-        </w:rPr>
-      </w:pPr>
-      <w:r>
-        <w:rPr>
-          <w:color w:val="000000" w:themeColor="text1"/>
-        </w:rPr>
-        <w:t>Staff7                          1445</w:t>
-      </w:r>
-    </w:p>
-    <w:p>
-      <w:pPr>
-        <w:rPr>
-          <w:color w:val="000000" w:themeColor="text1"/>
-        </w:rPr>
-      </w:pPr>
-      <w:r>
-        <w:rPr>
-          <w:color w:val="000000" w:themeColor="text1"/>
-        </w:rPr>
-        <w:lastRenderedPageBreak/>
-        <w:t>Staff8                          1480</w:t>
-      </w:r>
-    </w:p>
-    <w:p>
-      <w:pPr>
-        <w:rPr>
-          <w:color w:val="000000" w:themeColor="text1"/>
-        </w:rPr>
-      </w:pPr>
-      <w:r>
-        <w:rPr>
-          <w:color w:val="000000" w:themeColor="text1"/>
-        </w:rPr>
-        <w:t>Staff9                          1515</w:t>
-      </w:r>
-    </w:p>
-    <w:p>
-      <w:pPr>
-        <w:rPr>
-          <w:color w:val="000000" w:themeColor="text1"/>
-        </w:rPr>
-      </w:pPr>
-      <w:r>
-        <w:rPr>
-          <w:color w:val="000000" w:themeColor="text1"/>
-        </w:rPr>
-        <w:t>Staff10                         1550</w:t>
-      </w:r>
-    </w:p>
-    <w:p>
-      <w:pPr>
-        <w:rPr>
-          <w:color w:val="000000" w:themeColor="text1"/>
-        </w:rPr>
-      </w:pPr>
-      <w:r>
-        <w:rPr>
-          <w:color w:val="000000" w:themeColor="text1"/>
-        </w:rPr>
-        <w:t>Staff11                         1585</w:t>
-      </w:r>
-    </w:p>
-    <w:p>
-      <w:pPr>
-        <w:rPr>
-          <w:color w:val="000000" w:themeColor="text1"/>
-        </w:rPr>
-      </w:pPr>
-      <w:r>
-        <w:rPr>
-          <w:color w:val="000000" w:themeColor="text1"/>
-        </w:rPr>
-        <w:t>Staff12                         1620</w:t>
-      </w:r>
-    </w:p>
-    <w:p>
-      <w:pPr>
-        <w:rPr>
-          <w:color w:val="000000" w:themeColor="text1"/>
-        </w:rPr>
-      </w:pPr>
-      <w:r>
-        <w:rPr>
-          <w:color w:val="000000" w:themeColor="text1"/>
-        </w:rPr>
-        <w:t>Staff13                         1655</w:t>
-      </w:r>
-    </w:p>
-    <w:p>
-      <w:pPr>
-        <w:rPr>
-          <w:color w:val="000000" w:themeColor="text1"/>
-        </w:rPr>
-      </w:pPr>
-      <w:r>
-        <w:rPr>
-          <w:color w:val="000000" w:themeColor="text1"/>
-        </w:rPr>
-        <w:t>Staff14                         1690</w:t>
-      </w:r>
-    </w:p>
-    <w:p>
-      <w:pPr>
-        <w:rPr>
-          <w:color w:val="000000" w:themeColor="text1"/>
-        </w:rPr>
-      </w:pPr>
-      <w:r>
-        <w:rPr>
-          <w:color w:val="000000" w:themeColor="text1"/>
-        </w:rPr>
-        <w:t>Staff15                         1725</w:t>
-      </w:r>
-    </w:p>
-    <w:p>
-      <w:pPr>
-        <w:rPr>
-          <w:color w:val="000000" w:themeColor="text1"/>
-        </w:rPr>
-      </w:pPr>
-      <w:r>
-        <w:rPr>
-          <w:color w:val="000000" w:themeColor="text1"/>
-        </w:rPr>
-        <w:t>Staff16                         1760</w:t>
-      </w:r>
-    </w:p>
-    <w:p>
-      <w:pPr>
-        <w:rPr>
-          <w:color w:val="000000" w:themeColor="text1"/>
-        </w:rPr>
-      </w:pPr>
-      <w:r>
-        <w:rPr>
-          <w:color w:val="000000" w:themeColor="text1"/>
-        </w:rPr>
-        <w:t>Staff17                         1795</w:t>
-      </w:r>
-    </w:p>
-    <w:p>
-      <w:pPr>
-        <w:rPr>
-          <w:color w:val="000000" w:themeColor="text1"/>
-        </w:rPr>
-      </w:pPr>
-      <w:r>
-        <w:rPr>
-          <w:color w:val="000000" w:themeColor="text1"/>
-        </w:rPr>
-        <w:t>Staff18                         1830</w:t>
-      </w:r>
-    </w:p>
-    <w:p>
-      <w:pPr>
-        <w:rPr>
-          <w:color w:val="000000" w:themeColor="text1"/>
-        </w:rPr>
-      </w:pPr>
-      <w:r>
-        <w:rPr>
-          <w:color w:val="000000" w:themeColor="text1"/>
-        </w:rPr>
-        <w:t>Staff19                         1865</w:t>
-      </w:r>
-    </w:p>
-    <w:p>
-      <w:pPr>
-        <w:rPr>
-          <w:color w:val="000000" w:themeColor="text1"/>
-        </w:rPr>
-      </w:pPr>
-      <w:r>
-        <w:rPr>
-          <w:color w:val="000000" w:themeColor="text1"/>
-        </w:rPr>
-        <w:t>Staff20                         1900</w:t>
-      </w:r>
-    </w:p>
-    <w:p>
-      <w:pPr>
-        <w:rPr>
-          <w:color w:val="000000" w:themeColor="text1"/>
-        </w:rPr>
-      </w:pPr>
-      <w:r>
-        <w:rPr>
-          <w:color w:val="000000" w:themeColor="text1"/>
-        </w:rPr>
-        <w:t>Staff21                         1935</w:t>
-      </w:r>
-    </w:p>
-    <w:p>
-      <w:pPr>
-        <w:rPr>
-          <w:color w:val="000000" w:themeColor="text1"/>
-        </w:rPr>
-      </w:pPr>
-    </w:p>
-    <w:p>
-      <w:pPr>
-        <w:rPr>
-          <w:color w:val="000000" w:themeColor="text1"/>
-        </w:rPr>
-      </w:pPr>
-      <w:r>
-        <w:rPr>
-          <w:color w:val="000000" w:themeColor="text1"/>
-        </w:rPr>
-        <w:t>24 rows selected.</w:t>
-      </w:r>
-    </w:p>
-    <w:p>
-      <w:pPr>
-        <w:rPr>
-          <w:color w:val="000000" w:themeColor="text1"/>
-        </w:rPr>
-      </w:pPr>
-    </w:p>
-    <w:p>
-      <w:pPr>
-        <w:pStyle w:val="Heading2"/>
-        <w:rPr>
-          <w:color w:val="000000" w:themeColor="text1"/>
-          <w:lang w:val="en-US"/>
-        </w:rPr>
-      </w:pPr>
-      <w:bookmarkStart w:id="7" w:name="_Toc225762198"/>
-      <w:r>
-        <w:rPr>
-          <w:color w:val="000000" w:themeColor="text1"/>
-          <w:lang w:val="en-US"/>
-        </w:rPr>
-        <w:t>CÂU6</w:t>
-      </w:r>
-      <w:bookmarkEnd w:id="7"/>
-    </w:p>
-    <w:p>
-      <w:pPr>
-        <w:rPr>
-          <w:color w:val="000000" w:themeColor="text1"/>
-        </w:rPr>
-      </w:pPr>
-      <w:r>
-        <w:rPr>
-          <w:color w:val="000000" w:themeColor="text1"/>
-        </w:rPr>
-        <w:t>SQL&gt; SELECT last_name || ' ' || first_name AS "Employee Name",</w:t>
-      </w:r>
-    </w:p>
-    <w:p>
-      <w:pPr>
-        <w:rPr>
-          <w:color w:val="000000" w:themeColor="text1"/>
-        </w:rPr>
-      </w:pPr>
-      <w:r>
-        <w:rPr>
-          <w:color w:val="000000" w:themeColor="text1"/>
-        </w:rPr>
-        <w:t xml:space="preserve">  2         salary AS "Monthly Salary"</w:t>
-      </w:r>
-    </w:p>
-    <w:p>
-      <w:pPr>
-        <w:rPr>
-          <w:color w:val="000000" w:themeColor="text1"/>
-        </w:rPr>
-      </w:pPr>
-      <w:r>
-        <w:rPr>
-          <w:color w:val="000000" w:themeColor="text1"/>
-        </w:rPr>
-        <w:t xml:space="preserve">  3  FROM s_emp</w:t>
-      </w:r>
-    </w:p>
-    <w:p>
-      <w:pPr>
-        <w:rPr>
-          <w:color w:val="000000" w:themeColor="text1"/>
-        </w:rPr>
-      </w:pPr>
-      <w:r>
-        <w:rPr>
-          <w:color w:val="000000" w:themeColor="text1"/>
-        </w:rPr>
         <w:t xml:space="preserve">  4  WHERE dept_id IN (31, 42, 50)</w:t>
       </w:r>
     </w:p>
@@ -9022,7 +9070,6 @@
         <w:rPr>
           <w:color w:val="000000" w:themeColor="text1"/>
         </w:rPr>
-        <w:lastRenderedPageBreak/>
         <w:t>Staff5 Sale5                                                  1375</w:t>
       </w:r>
     </w:p>
@@ -15512,8 +15559,8 @@
       </w:r>
     </w:p>
     <w:sectPr>
-      <w:headerReference w:type="default" r:id="rId10"/>
-      <w:footerReference w:type="default" r:id="rId11"/>
+      <w:headerReference w:type="default" r:id="rId11"/>
+      <w:footerReference w:type="default" r:id="rId12"/>
       <w:pgSz w:w="11906" w:h="16838"/>
       <w:pgMar w:top="1440" w:right="1440" w:bottom="1440" w:left="1440" w:header="708" w:footer="708" w:gutter="0"/>
       <w:cols w:space="708"/>
@@ -16976,21 +17023,6 @@
 </file>
 
 <file path=customXml/item1.xml><?xml version="1.0" encoding="utf-8"?>
-<p:properties xmlns:p="http://schemas.microsoft.com/office/2006/metadata/properties" xmlns:xsi="http://www.w3.org/2001/XMLSchema-instance" xmlns:pc="http://schemas.microsoft.com/office/infopath/2007/PartnerControls">
-  <documentManagement/>
-</p:properties>
-</file>
-
-<file path=customXml/item2.xml><?xml version="1.0" encoding="utf-8"?>
-<?mso-contentType ?>
-<FormTemplates xmlns="http://schemas.microsoft.com/sharepoint/v3/contenttype/forms">
-  <Display>DocumentLibraryForm</Display>
-  <Edit>DocumentLibraryForm</Edit>
-  <New>DocumentLibraryForm</New>
-</FormTemplates>
-</file>
-
-<file path=customXml/item3.xml><?xml version="1.0" encoding="utf-8"?>
 <ct:contentTypeSchema xmlns:ct="http://schemas.microsoft.com/office/2006/metadata/contentType" xmlns:ma="http://schemas.microsoft.com/office/2006/metadata/properties/metaAttributes" ct:_="" ma:_="" ma:contentTypeName="Document" ma:contentTypeID="0x01010015D0C4A977AD9346A8BAACE2CECA349C" ma:contentTypeVersion="5" ma:contentTypeDescription="Create a new document." ma:contentTypeScope="" ma:versionID="7b84d638ab5371f2fc952c06a7ae7910">
   <xsd:schema xmlns:xsd="http://www.w3.org/2001/XMLSchema" xmlns:xs="http://www.w3.org/2001/XMLSchema" xmlns:p="http://schemas.microsoft.com/office/2006/metadata/properties" xmlns:ns3="469df6e8-af56-4414-a8f0-84652741f738" targetNamespace="http://schemas.microsoft.com/office/2006/metadata/properties" ma:root="true" ma:fieldsID="4e340d61b583d3432972ad32c8ecb96d" ns3:_="">
     <xsd:import namespace="469df6e8-af56-4414-a8f0-84652741f738"/>
@@ -17140,28 +17172,26 @@
 </ct:contentTypeSchema>
 </file>
 
+<file path=customXml/item2.xml><?xml version="1.0" encoding="utf-8"?>
+<?mso-contentType ?>
+<FormTemplates xmlns="http://schemas.microsoft.com/sharepoint/v3/contenttype/forms">
+  <Display>DocumentLibraryForm</Display>
+  <Edit>DocumentLibraryForm</Edit>
+  <New>DocumentLibraryForm</New>
+</FormTemplates>
+</file>
+
+<file path=customXml/item3.xml><?xml version="1.0" encoding="utf-8"?>
+<p:properties xmlns:p="http://schemas.microsoft.com/office/2006/metadata/properties" xmlns:xsi="http://www.w3.org/2001/XMLSchema-instance" xmlns:pc="http://schemas.microsoft.com/office/infopath/2007/PartnerControls">
+  <documentManagement/>
+</p:properties>
+</file>
+
 <file path=customXml/item4.xml><?xml version="1.0" encoding="utf-8"?>
 <b:Sources xmlns:b="http://schemas.openxmlformats.org/officeDocument/2006/bibliography" xmlns="http://schemas.openxmlformats.org/officeDocument/2006/bibliography" SelectedStyle="\APASixthEditionOfficeOnline.xsl" StyleName="APA" Version="6"/>
 </file>
 
 <file path=customXml/itemProps1.xml><?xml version="1.0" encoding="utf-8"?>
-<ds:datastoreItem xmlns:ds="http://schemas.openxmlformats.org/officeDocument/2006/customXml" ds:itemID="{2AF109F2-2E8D-4412-A491-AD292791D4AB}">
-  <ds:schemaRefs>
-    <ds:schemaRef ds:uri="http://schemas.microsoft.com/office/2006/metadata/properties"/>
-    <ds:schemaRef ds:uri="http://schemas.microsoft.com/office/infopath/2007/PartnerControls"/>
-  </ds:schemaRefs>
-</ds:datastoreItem>
-</file>
-
-<file path=customXml/itemProps2.xml><?xml version="1.0" encoding="utf-8"?>
-<ds:datastoreItem xmlns:ds="http://schemas.openxmlformats.org/officeDocument/2006/customXml" ds:itemID="{BA4AC511-C7E8-4EB6-8F01-D6C1495B907F}">
-  <ds:schemaRefs>
-    <ds:schemaRef ds:uri="http://schemas.microsoft.com/sharepoint/v3/contenttype/forms"/>
-  </ds:schemaRefs>
-</ds:datastoreItem>
-</file>
-
-<file path=customXml/itemProps3.xml><?xml version="1.0" encoding="utf-8"?>
 <ds:datastoreItem xmlns:ds="http://schemas.openxmlformats.org/officeDocument/2006/customXml" ds:itemID="{48E9FA06-9CB2-4E68-B311-33FCC7DBD810}">
   <ds:schemaRefs>
     <ds:schemaRef ds:uri="http://schemas.microsoft.com/office/2006/metadata/contentType"/>
@@ -17179,6 +17209,23 @@
 </ds:datastoreItem>
 </file>
 
+<file path=customXml/itemProps2.xml><?xml version="1.0" encoding="utf-8"?>
+<ds:datastoreItem xmlns:ds="http://schemas.openxmlformats.org/officeDocument/2006/customXml" ds:itemID="{BA4AC511-C7E8-4EB6-8F01-D6C1495B907F}">
+  <ds:schemaRefs>
+    <ds:schemaRef ds:uri="http://schemas.microsoft.com/sharepoint/v3/contenttype/forms"/>
+  </ds:schemaRefs>
+</ds:datastoreItem>
+</file>
+
+<file path=customXml/itemProps3.xml><?xml version="1.0" encoding="utf-8"?>
+<ds:datastoreItem xmlns:ds="http://schemas.openxmlformats.org/officeDocument/2006/customXml" ds:itemID="{2AF109F2-2E8D-4412-A491-AD292791D4AB}">
+  <ds:schemaRefs>
+    <ds:schemaRef ds:uri="http://schemas.microsoft.com/office/2006/metadata/properties"/>
+    <ds:schemaRef ds:uri="http://schemas.microsoft.com/office/infopath/2007/PartnerControls"/>
+  </ds:schemaRefs>
+</ds:datastoreItem>
+</file>
+
 <file path=customXml/itemProps4.xml><?xml version="1.0" encoding="utf-8"?>
 <ds:datastoreItem xmlns:ds="http://schemas.openxmlformats.org/officeDocument/2006/customXml" ds:itemID="{919B64F2-9F80-490D-A320-7EDFF76B617D}">
   <ds:schemaRefs>
